--- a/docs/Pivoine-Lilas-Specifications.docx
+++ b/docs/Pivoine-Lilas-Specifications.docx
@@ -8,7 +8,7 @@
       </w:pPr>
       <w:r>
         <w:rPr>
-          <w:rFonts w:ascii="Calibri" w:hAnsi="Calibri" w:eastAsia="Calibri"/>
+          <w:rFonts w:ascii="Arial" w:hAnsi="Arial" w:cs="Arial"/>
           <w:b/>
           <w:i w:val="0"/>
           <w:color w:val="BC6288"/>
@@ -23,7 +23,7 @@
       </w:pPr>
       <w:r>
         <w:rPr>
-          <w:rFonts w:ascii="Calibri" w:hAnsi="Calibri" w:eastAsia="Calibri"/>
+          <w:rFonts w:ascii="Arial" w:hAnsi="Arial" w:cs="Arial"/>
           <w:b w:val="0"/>
           <w:i w:val="0"/>
           <w:color w:val="7F3F5A"/>
@@ -38,7 +38,7 @@
       </w:pPr>
       <w:r>
         <w:rPr>
-          <w:rFonts w:ascii="Calibri" w:hAnsi="Calibri" w:eastAsia="Calibri"/>
+          <w:rFonts w:ascii="Arial" w:hAnsi="Arial" w:cs="Arial"/>
           <w:b w:val="0"/>
           <w:i/>
           <w:color w:val="3A2A30"/>
@@ -53,13 +53,13 @@
       </w:pPr>
       <w:r>
         <w:rPr>
-          <w:rFonts w:ascii="Calibri" w:hAnsi="Calibri" w:eastAsia="Calibri"/>
+          <w:rFonts w:ascii="Arial" w:hAnsi="Arial" w:cs="Arial"/>
           <w:b w:val="0"/>
           <w:i w:val="0"/>
           <w:color w:val="3A2A30"/>
           <w:sz w:val="22"/>
         </w:rPr>
-        <w:t>Aligned with the shipped application on github.com/Issercio/Demo-day (branch main).</w:t>
+        <w:t>Aligned with the shipped application on github.com/Issercio/Demo-day.</w:t>
       </w:r>
     </w:p>
     <w:p>
@@ -68,7 +68,22 @@
       </w:pPr>
       <w:r>
         <w:rPr>
-          <w:rFonts w:ascii="Calibri" w:hAnsi="Calibri" w:eastAsia="Calibri"/>
+          <w:rFonts w:ascii="Arial" w:hAnsi="Arial" w:cs="Arial"/>
+          <w:b w:val="0"/>
+          <w:i/>
+          <w:color w:val="3A2A30"/>
+          <w:sz w:val="22"/>
+        </w:rPr>
+        <w:t>Open in Google Docs: upload this .docx to Google Drive, then File → Open with → Google Docs (or Drive settings: convert uploaded files to Google Docs editor format). The file uses Arial, JPEG pictures, and standard Word tables so the conversion keeps editable text instead of flattening the page into an image.</w:t>
+      </w:r>
+    </w:p>
+    <w:p>
+      <w:pPr>
+        <w:spacing w:after="160"/>
+      </w:pPr>
+      <w:r>
+        <w:rPr>
+          <w:rFonts w:ascii="Arial" w:hAnsi="Arial" w:cs="Arial"/>
           <w:b w:val="0"/>
           <w:i/>
           <w:color w:val="3A2A30"/>
@@ -83,7 +98,7 @@
       </w:pPr>
       <w:r>
         <w:rPr>
-          <w:rFonts w:ascii="Calibri" w:hAnsi="Calibri"/>
+          <w:rFonts w:ascii="Arial" w:hAnsi="Arial"/>
           <w:color w:val="7F3F5A"/>
         </w:rPr>
         <w:t>0. Project identity and team organization</w:t>
@@ -95,7 +110,7 @@
       </w:pPr>
       <w:r>
         <w:rPr>
-          <w:rFonts w:ascii="Calibri" w:hAnsi="Calibri" w:eastAsia="Calibri"/>
+          <w:rFonts w:ascii="Arial" w:hAnsi="Arial" w:cs="Arial"/>
           <w:b/>
           <w:i w:val="0"/>
           <w:color w:val="3A2A30"/>
@@ -110,7 +125,7 @@
       </w:pPr>
       <w:r>
         <w:rPr>
-          <w:rFonts w:ascii="Calibri" w:hAnsi="Calibri" w:eastAsia="Calibri"/>
+          <w:rFonts w:ascii="Arial" w:hAnsi="Arial" w:cs="Arial"/>
           <w:b w:val="0"/>
           <w:i w:val="0"/>
           <w:color w:val="3A2A30"/>
@@ -124,6 +139,7 @@
         <w:tblStyle w:val="TableGrid"/>
         <w:tblW w:type="auto" w:w="0"/>
         <w:jc w:val="center"/>
+        <w:tblLayout w:type="autofit"/>
         <w:tblLook w:firstColumn="1" w:firstRow="1" w:lastColumn="0" w:lastRow="0" w:noHBand="0" w:noVBand="1" w:val="04A0"/>
       </w:tblPr>
       <w:tblGrid>
@@ -141,7 +157,7 @@
             <w:r/>
             <w:r>
               <w:rPr>
-                <w:rFonts w:ascii="Calibri" w:hAnsi="Calibri" w:eastAsia="Calibri"/>
+                <w:rFonts w:ascii="Arial" w:hAnsi="Arial" w:cs="Arial"/>
                 <w:b/>
                 <w:i w:val="0"/>
                 <w:color w:val="FFFFFF"/>
@@ -160,7 +176,7 @@
             <w:r/>
             <w:r>
               <w:rPr>
-                <w:rFonts w:ascii="Calibri" w:hAnsi="Calibri" w:eastAsia="Calibri"/>
+                <w:rFonts w:ascii="Arial" w:hAnsi="Arial" w:cs="Arial"/>
                 <w:b/>
                 <w:i w:val="0"/>
                 <w:color w:val="FFFFFF"/>
@@ -179,7 +195,7 @@
             <w:r/>
             <w:r>
               <w:rPr>
-                <w:rFonts w:ascii="Calibri" w:hAnsi="Calibri" w:eastAsia="Calibri"/>
+                <w:rFonts w:ascii="Arial" w:hAnsi="Arial" w:cs="Arial"/>
                 <w:b/>
                 <w:i w:val="0"/>
                 <w:color w:val="FFFFFF"/>
@@ -199,7 +215,7 @@
             <w:r/>
             <w:r>
               <w:rPr>
-                <w:rFonts w:ascii="Calibri" w:hAnsi="Calibri" w:eastAsia="Calibri"/>
+                <w:rFonts w:ascii="Arial" w:hAnsi="Arial" w:cs="Arial"/>
                 <w:b w:val="0"/>
                 <w:i w:val="0"/>
                 <w:color w:val="3A2A30"/>
@@ -217,7 +233,7 @@
             <w:r/>
             <w:r>
               <w:rPr>
-                <w:rFonts w:ascii="Calibri" w:hAnsi="Calibri" w:eastAsia="Calibri"/>
+                <w:rFonts w:ascii="Arial" w:hAnsi="Arial" w:cs="Arial"/>
                 <w:b w:val="0"/>
                 <w:i w:val="0"/>
                 <w:color w:val="3A2A30"/>
@@ -235,13 +251,13 @@
             <w:r/>
             <w:r>
               <w:rPr>
-                <w:rFonts w:ascii="Calibri" w:hAnsi="Calibri" w:eastAsia="Calibri"/>
+                <w:rFonts w:ascii="Arial" w:hAnsi="Arial" w:cs="Arial"/>
                 <w:b w:val="0"/>
                 <w:i w:val="0"/>
                 <w:color w:val="3A2A30"/>
                 <w:sz w:val="20"/>
               </w:rPr>
-              <w:t>Flask API, SQLAlchemy models, JWT auth, checkout (Decimal prices, test cards, optional Stripe), admin guards, tests, security, README and this specification.</w:t>
+              <w:t>Flask API, SQLAlchemy models, JWT auth, checkout (Decimal prices, test cards, optional Stripe), admin guards, tests, HTTPS, CNIL lockout, README and this specification.</w:t>
             </w:r>
           </w:p>
         </w:tc>
@@ -256,7 +272,7 @@
             <w:r/>
             <w:r>
               <w:rPr>
-                <w:rFonts w:ascii="Calibri" w:hAnsi="Calibri" w:eastAsia="Calibri"/>
+                <w:rFonts w:ascii="Arial" w:hAnsi="Arial" w:cs="Arial"/>
                 <w:b w:val="0"/>
                 <w:i w:val="0"/>
                 <w:color w:val="3A2A30"/>
@@ -275,7 +291,7 @@
             <w:r/>
             <w:r>
               <w:rPr>
-                <w:rFonts w:ascii="Calibri" w:hAnsi="Calibri" w:eastAsia="Calibri"/>
+                <w:rFonts w:ascii="Arial" w:hAnsi="Arial" w:cs="Arial"/>
                 <w:b w:val="0"/>
                 <w:i w:val="0"/>
                 <w:color w:val="3A2A30"/>
@@ -294,7 +310,7 @@
             <w:r/>
             <w:r>
               <w:rPr>
-                <w:rFonts w:ascii="Calibri" w:hAnsi="Calibri" w:eastAsia="Calibri"/>
+                <w:rFonts w:ascii="Arial" w:hAnsi="Arial" w:cs="Arial"/>
                 <w:b w:val="0"/>
                 <w:i w:val="0"/>
                 <w:color w:val="3A2A30"/>
@@ -313,7 +329,7 @@
       </w:pPr>
       <w:r>
         <w:rPr>
-          <w:rFonts w:ascii="Calibri" w:hAnsi="Calibri" w:eastAsia="Calibri"/>
+          <w:rFonts w:ascii="Arial" w:hAnsi="Arial" w:cs="Arial"/>
           <w:b/>
           <w:i w:val="0"/>
           <w:color w:val="3A2A30"/>
@@ -329,7 +345,7 @@
       </w:pPr>
       <w:r>
         <w:rPr>
-          <w:rFonts w:ascii="Calibri" w:hAnsi="Calibri" w:eastAsia="Calibri"/>
+          <w:rFonts w:ascii="Arial" w:hAnsi="Arial" w:cs="Arial"/>
           <w:b w:val="0"/>
           <w:i w:val="0"/>
           <w:color w:val="3A2A30"/>
@@ -345,7 +361,7 @@
       </w:pPr>
       <w:r>
         <w:rPr>
-          <w:rFonts w:ascii="Calibri" w:hAnsi="Calibri" w:eastAsia="Calibri"/>
+          <w:rFonts w:ascii="Arial" w:hAnsi="Arial" w:cs="Arial"/>
           <w:b w:val="0"/>
           <w:i w:val="0"/>
           <w:color w:val="3A2A30"/>
@@ -361,13 +377,13 @@
       </w:pPr>
       <w:r>
         <w:rPr>
-          <w:rFonts w:ascii="Calibri" w:hAnsi="Calibri" w:eastAsia="Calibri"/>
+          <w:rFonts w:ascii="Arial" w:hAnsi="Arial" w:cs="Arial"/>
           <w:b w:val="0"/>
           <w:i w:val="0"/>
           <w:color w:val="3A2A30"/>
           <w:sz w:val="22"/>
         </w:rPr>
-        <w:t>Async: comments on PRs and this specification. No undocumented architecture change.</w:t>
+        <w:t>Async: comments on PRs, this specification, and docs/board.md. No undocumented architecture change.</w:t>
       </w:r>
     </w:p>
     <w:p>
@@ -377,7 +393,7 @@
       </w:pPr>
       <w:r>
         <w:rPr>
-          <w:rFonts w:ascii="Calibri" w:hAnsi="Calibri" w:eastAsia="Calibri"/>
+          <w:rFonts w:ascii="Arial" w:hAnsi="Arial" w:cs="Arial"/>
           <w:b w:val="0"/>
           <w:i w:val="0"/>
           <w:color w:val="3A2A30"/>
@@ -392,7 +408,7 @@
       </w:pPr>
       <w:r>
         <w:rPr>
-          <w:rFonts w:ascii="Calibri" w:hAnsi="Calibri" w:eastAsia="Calibri"/>
+          <w:rFonts w:ascii="Arial" w:hAnsi="Arial" w:cs="Arial"/>
           <w:b/>
           <w:i w:val="0"/>
           <w:color w:val="3A2A30"/>
@@ -408,7 +424,7 @@
       </w:pPr>
       <w:r>
         <w:rPr>
-          <w:rFonts w:ascii="Calibri" w:hAnsi="Calibri" w:eastAsia="Calibri"/>
+          <w:rFonts w:ascii="Arial" w:hAnsi="Arial" w:cs="Arial"/>
           <w:b w:val="0"/>
           <w:i w:val="0"/>
           <w:color w:val="3A2A30"/>
@@ -424,7 +440,7 @@
       </w:pPr>
       <w:r>
         <w:rPr>
-          <w:rFonts w:ascii="Calibri" w:hAnsi="Calibri" w:eastAsia="Calibri"/>
+          <w:rFonts w:ascii="Arial" w:hAnsi="Arial" w:cs="Arial"/>
           <w:b w:val="0"/>
           <w:i w:val="0"/>
           <w:color w:val="3A2A30"/>
@@ -440,7 +456,7 @@
       </w:pPr>
       <w:r>
         <w:rPr>
-          <w:rFonts w:ascii="Calibri" w:hAnsi="Calibri" w:eastAsia="Calibri"/>
+          <w:rFonts w:ascii="Arial" w:hAnsi="Arial" w:cs="Arial"/>
           <w:b w:val="0"/>
           <w:i w:val="0"/>
           <w:color w:val="3A2A30"/>
@@ -456,7 +472,7 @@
       </w:pPr>
       <w:r>
         <w:rPr>
-          <w:rFonts w:ascii="Calibri" w:hAnsi="Calibri" w:eastAsia="Calibri"/>
+          <w:rFonts w:ascii="Arial" w:hAnsi="Arial" w:cs="Arial"/>
           <w:b w:val="0"/>
           <w:i w:val="0"/>
           <w:color w:val="3A2A30"/>
@@ -471,7 +487,7 @@
       </w:pPr>
       <w:r>
         <w:rPr>
-          <w:rFonts w:ascii="Calibri" w:hAnsi="Calibri"/>
+          <w:rFonts w:ascii="Arial" w:hAnsi="Arial"/>
           <w:color w:val="7F3F5A"/>
         </w:rPr>
         <w:t>1. Problem and target users</w:t>
@@ -483,7 +499,7 @@
       </w:pPr>
       <w:r>
         <w:rPr>
-          <w:rFonts w:ascii="Calibri" w:hAnsi="Calibri" w:eastAsia="Calibri"/>
+          <w:rFonts w:ascii="Arial" w:hAnsi="Arial" w:cs="Arial"/>
           <w:b/>
           <w:i w:val="0"/>
           <w:color w:val="3A2A30"/>
@@ -498,7 +514,7 @@
       </w:pPr>
       <w:r>
         <w:rPr>
-          <w:rFonts w:ascii="Calibri" w:hAnsi="Calibri" w:eastAsia="Calibri"/>
+          <w:rFonts w:ascii="Arial" w:hAnsi="Arial" w:cs="Arial"/>
           <w:b w:val="0"/>
           <w:i w:val="0"/>
           <w:color w:val="3A2A30"/>
@@ -513,7 +529,7 @@
       </w:pPr>
       <w:r>
         <w:rPr>
-          <w:rFonts w:ascii="Calibri" w:hAnsi="Calibri" w:eastAsia="Calibri"/>
+          <w:rFonts w:ascii="Arial" w:hAnsi="Arial" w:cs="Arial"/>
           <w:b/>
           <w:i w:val="0"/>
           <w:color w:val="3A2A30"/>
@@ -529,7 +545,7 @@
       </w:pPr>
       <w:r>
         <w:rPr>
-          <w:rFonts w:ascii="Calibri" w:hAnsi="Calibri" w:eastAsia="Calibri"/>
+          <w:rFonts w:ascii="Arial" w:hAnsi="Arial" w:cs="Arial"/>
           <w:b w:val="0"/>
           <w:i w:val="0"/>
           <w:color w:val="3A2A30"/>
@@ -545,7 +561,7 @@
       </w:pPr>
       <w:r>
         <w:rPr>
-          <w:rFonts w:ascii="Calibri" w:hAnsi="Calibri" w:eastAsia="Calibri"/>
+          <w:rFonts w:ascii="Arial" w:hAnsi="Arial" w:cs="Arial"/>
           <w:b w:val="0"/>
           <w:i w:val="0"/>
           <w:color w:val="3A2A30"/>
@@ -561,7 +577,7 @@
       </w:pPr>
       <w:r>
         <w:rPr>
-          <w:rFonts w:ascii="Calibri" w:hAnsi="Calibri" w:eastAsia="Calibri"/>
+          <w:rFonts w:ascii="Arial" w:hAnsi="Arial" w:cs="Arial"/>
           <w:b w:val="0"/>
           <w:i w:val="0"/>
           <w:color w:val="3A2A30"/>
@@ -576,7 +592,7 @@
       </w:pPr>
       <w:r>
         <w:rPr>
-          <w:rFonts w:ascii="Calibri" w:hAnsi="Calibri" w:eastAsia="Calibri"/>
+          <w:rFonts w:ascii="Arial" w:hAnsi="Arial" w:cs="Arial"/>
           <w:b/>
           <w:i w:val="0"/>
           <w:color w:val="3A2A30"/>
@@ -592,7 +608,7 @@
       </w:pPr>
       <w:r>
         <w:rPr>
-          <w:rFonts w:ascii="Calibri" w:hAnsi="Calibri" w:eastAsia="Calibri"/>
+          <w:rFonts w:ascii="Arial" w:hAnsi="Arial" w:cs="Arial"/>
           <w:b w:val="0"/>
           <w:i w:val="0"/>
           <w:color w:val="3A2A30"/>
@@ -608,7 +624,7 @@
       </w:pPr>
       <w:r>
         <w:rPr>
-          <w:rFonts w:ascii="Calibri" w:hAnsi="Calibri" w:eastAsia="Calibri"/>
+          <w:rFonts w:ascii="Arial" w:hAnsi="Arial" w:cs="Arial"/>
           <w:b w:val="0"/>
           <w:i w:val="0"/>
           <w:color w:val="3A2A30"/>
@@ -624,7 +640,7 @@
       </w:pPr>
       <w:r>
         <w:rPr>
-          <w:rFonts w:ascii="Calibri" w:hAnsi="Calibri" w:eastAsia="Calibri"/>
+          <w:rFonts w:ascii="Arial" w:hAnsi="Arial" w:cs="Arial"/>
           <w:b w:val="0"/>
           <w:i w:val="0"/>
           <w:color w:val="3A2A30"/>
@@ -640,7 +656,7 @@
       </w:pPr>
       <w:r>
         <w:rPr>
-          <w:rFonts w:ascii="Calibri" w:hAnsi="Calibri" w:eastAsia="Calibri"/>
+          <w:rFonts w:ascii="Arial" w:hAnsi="Arial" w:cs="Arial"/>
           <w:b w:val="0"/>
           <w:i w:val="0"/>
           <w:color w:val="3A2A30"/>
@@ -656,7 +672,7 @@
       </w:pPr>
       <w:r>
         <w:rPr>
-          <w:rFonts w:ascii="Calibri" w:hAnsi="Calibri" w:eastAsia="Calibri"/>
+          <w:rFonts w:ascii="Arial" w:hAnsi="Arial" w:cs="Arial"/>
           <w:b w:val="0"/>
           <w:i w:val="0"/>
           <w:color w:val="3A2A30"/>
@@ -671,7 +687,7 @@
       </w:pPr>
       <w:r>
         <w:rPr>
-          <w:rFonts w:ascii="Calibri" w:hAnsi="Calibri" w:eastAsia="Calibri"/>
+          <w:rFonts w:ascii="Arial" w:hAnsi="Arial" w:cs="Arial"/>
           <w:b/>
           <w:i w:val="0"/>
           <w:color w:val="3A2A30"/>
@@ -687,7 +703,7 @@
       </w:pPr>
       <w:r>
         <w:rPr>
-          <w:rFonts w:ascii="Calibri" w:hAnsi="Calibri" w:eastAsia="Calibri"/>
+          <w:rFonts w:ascii="Arial" w:hAnsi="Arial" w:cs="Arial"/>
           <w:b w:val="0"/>
           <w:i w:val="0"/>
           <w:color w:val="3A2A30"/>
@@ -703,7 +719,7 @@
       </w:pPr>
       <w:r>
         <w:rPr>
-          <w:rFonts w:ascii="Calibri" w:hAnsi="Calibri" w:eastAsia="Calibri"/>
+          <w:rFonts w:ascii="Arial" w:hAnsi="Arial" w:cs="Arial"/>
           <w:b w:val="0"/>
           <w:i w:val="0"/>
           <w:color w:val="3A2A30"/>
@@ -719,7 +735,7 @@
       </w:pPr>
       <w:r>
         <w:rPr>
-          <w:rFonts w:ascii="Calibri" w:hAnsi="Calibri" w:eastAsia="Calibri"/>
+          <w:rFonts w:ascii="Arial" w:hAnsi="Arial" w:cs="Arial"/>
           <w:b w:val="0"/>
           <w:i w:val="0"/>
           <w:color w:val="3A2A30"/>
@@ -735,7 +751,7 @@
       </w:pPr>
       <w:r>
         <w:rPr>
-          <w:rFonts w:ascii="Calibri" w:hAnsi="Calibri" w:eastAsia="Calibri"/>
+          <w:rFonts w:ascii="Arial" w:hAnsi="Arial" w:cs="Arial"/>
           <w:b w:val="0"/>
           <w:i w:val="0"/>
           <w:color w:val="3A2A30"/>
@@ -751,13 +767,13 @@
       </w:pPr>
       <w:r>
         <w:rPr>
-          <w:rFonts w:ascii="Calibri" w:hAnsi="Calibri" w:eastAsia="Calibri"/>
+          <w:rFonts w:ascii="Arial" w:hAnsi="Arial" w:cs="Arial"/>
           <w:b w:val="0"/>
           <w:i w:val="0"/>
           <w:color w:val="3A2A30"/>
           <w:sz w:val="22"/>
         </w:rPr>
-        <w:t>80 automated tests plus the Demo Day walkthrough (Marie’s birthday at 23:00) confirm the purchase path.</w:t>
+        <w:t>86 automated tests plus the Demo Day walkthrough (Marie’s birthday at 23:00) confirm the purchase path.</w:t>
       </w:r>
     </w:p>
     <w:p>
@@ -766,7 +782,7 @@
       </w:pPr>
       <w:r>
         <w:rPr>
-          <w:rFonts w:ascii="Calibri" w:hAnsi="Calibri"/>
+          <w:rFonts w:ascii="Arial" w:hAnsi="Arial"/>
           <w:color w:val="7F3F5A"/>
         </w:rPr>
         <w:t>2. Proposed solution and value proposition</w:t>
@@ -778,7 +794,7 @@
       </w:pPr>
       <w:r>
         <w:rPr>
-          <w:rFonts w:ascii="Calibri" w:hAnsi="Calibri" w:eastAsia="Calibri"/>
+          <w:rFonts w:ascii="Arial" w:hAnsi="Arial" w:cs="Arial"/>
           <w:b w:val="0"/>
           <w:i w:val="0"/>
           <w:color w:val="3A2A30"/>
@@ -793,7 +809,7 @@
       </w:pPr>
       <w:r>
         <w:rPr>
-          <w:rFonts w:ascii="Calibri" w:hAnsi="Calibri" w:eastAsia="Calibri"/>
+          <w:rFonts w:ascii="Arial" w:hAnsi="Arial" w:cs="Arial"/>
           <w:b w:val="0"/>
           <w:i w:val="0"/>
           <w:color w:val="3A2A30"/>
@@ -808,7 +824,7 @@
       </w:pPr>
       <w:r>
         <w:rPr>
-          <w:rFonts w:ascii="Calibri" w:hAnsi="Calibri" w:eastAsia="Calibri"/>
+          <w:rFonts w:ascii="Arial" w:hAnsi="Arial" w:cs="Arial"/>
           <w:b w:val="0"/>
           <w:i w:val="0"/>
           <w:color w:val="3A2A30"/>
@@ -823,7 +839,7 @@
       </w:pPr>
       <w:r>
         <w:rPr>
-          <w:rFonts w:ascii="Calibri" w:hAnsi="Calibri" w:eastAsia="Calibri"/>
+          <w:rFonts w:ascii="Arial" w:hAnsi="Arial" w:cs="Arial"/>
           <w:b w:val="0"/>
           <w:i w:val="0"/>
           <w:color w:val="3A2A30"/>
@@ -838,13 +854,13 @@
       </w:pPr>
       <w:r>
         <w:rPr>
-          <w:rFonts w:ascii="Calibri" w:hAnsi="Calibri" w:eastAsia="Calibri"/>
+          <w:rFonts w:ascii="Arial" w:hAnsi="Arial" w:cs="Arial"/>
           <w:b w:val="0"/>
           <w:i w:val="0"/>
           <w:color w:val="3A2A30"/>
           <w:sz w:val="22"/>
         </w:rPr>
-        <w:t>Realistic first version (MVP): accounts (JWT), catalog with photos, cart isolation, checkout, 30 % deposit, subscriptions, order tracking, admin CRUD + photo upload + vitrine + invoices. Not in MVP: click-and-collect slots, delivery zones, email, homepage CMS, live Stripe, legal HT/TVA split.</w:t>
+        <w:t>Realistic first version (MVP): accounts (JWT), catalog with photos, cart isolation, checkout, 30 % deposit, subscriptions, order tracking, admin CRUD + photo upload + vitrine + invoices, local HTTPS + FORCE_HTTPS, CNIL login lockout. Not in MVP: click-and-collect slots, delivery zones, email, homepage CMS, live Stripe, legal HT/TVA split, customer password-change form, email/SMS verification.</w:t>
       </w:r>
     </w:p>
     <w:p>
@@ -853,7 +869,7 @@
       </w:pPr>
       <w:r>
         <w:rPr>
-          <w:rFonts w:ascii="Calibri" w:hAnsi="Calibri"/>
+          <w:rFonts w:ascii="Arial" w:hAnsi="Arial"/>
           <w:color w:val="7F3F5A"/>
         </w:rPr>
         <w:t>3. Scope, out-of-scope, and MVP boundaries</w:t>
@@ -865,7 +881,7 @@
       </w:pPr>
       <w:r>
         <w:rPr>
-          <w:rFonts w:ascii="Calibri" w:hAnsi="Calibri" w:eastAsia="Calibri"/>
+          <w:rFonts w:ascii="Arial" w:hAnsi="Arial" w:cs="Arial"/>
           <w:b/>
           <w:i w:val="0"/>
           <w:color w:val="3A2A30"/>
@@ -881,7 +897,7 @@
       </w:pPr>
       <w:r>
         <w:rPr>
-          <w:rFonts w:ascii="Calibri" w:hAnsi="Calibri" w:eastAsia="Calibri"/>
+          <w:rFonts w:ascii="Arial" w:hAnsi="Arial" w:cs="Arial"/>
           <w:b w:val="0"/>
           <w:i w:val="0"/>
           <w:color w:val="3A2A30"/>
@@ -897,7 +913,7 @@
       </w:pPr>
       <w:r>
         <w:rPr>
-          <w:rFonts w:ascii="Calibri" w:hAnsi="Calibri" w:eastAsia="Calibri"/>
+          <w:rFonts w:ascii="Arial" w:hAnsi="Arial" w:cs="Arial"/>
           <w:b w:val="0"/>
           <w:i w:val="0"/>
           <w:color w:val="3A2A30"/>
@@ -913,7 +929,7 @@
       </w:pPr>
       <w:r>
         <w:rPr>
-          <w:rFonts w:ascii="Calibri" w:hAnsi="Calibri" w:eastAsia="Calibri"/>
+          <w:rFonts w:ascii="Arial" w:hAnsi="Arial" w:cs="Arial"/>
           <w:b w:val="0"/>
           <w:i w:val="0"/>
           <w:color w:val="3A2A30"/>
@@ -929,7 +945,7 @@
       </w:pPr>
       <w:r>
         <w:rPr>
-          <w:rFonts w:ascii="Calibri" w:hAnsi="Calibri" w:eastAsia="Calibri"/>
+          <w:rFonts w:ascii="Arial" w:hAnsi="Arial" w:cs="Arial"/>
           <w:b w:val="0"/>
           <w:i w:val="0"/>
           <w:color w:val="3A2A30"/>
@@ -945,7 +961,7 @@
       </w:pPr>
       <w:r>
         <w:rPr>
-          <w:rFonts w:ascii="Calibri" w:hAnsi="Calibri" w:eastAsia="Calibri"/>
+          <w:rFonts w:ascii="Arial" w:hAnsi="Arial" w:cs="Arial"/>
           <w:b w:val="0"/>
           <w:i w:val="0"/>
           <w:color w:val="3A2A30"/>
@@ -961,7 +977,7 @@
       </w:pPr>
       <w:r>
         <w:rPr>
-          <w:rFonts w:ascii="Calibri" w:hAnsi="Calibri" w:eastAsia="Calibri"/>
+          <w:rFonts w:ascii="Arial" w:hAnsi="Arial" w:cs="Arial"/>
           <w:b w:val="0"/>
           <w:i w:val="0"/>
           <w:color w:val="3A2A30"/>
@@ -977,7 +993,7 @@
       </w:pPr>
       <w:r>
         <w:rPr>
-          <w:rFonts w:ascii="Calibri" w:hAnsi="Calibri" w:eastAsia="Calibri"/>
+          <w:rFonts w:ascii="Arial" w:hAnsi="Arial" w:cs="Arial"/>
           <w:b w:val="0"/>
           <w:i w:val="0"/>
           <w:color w:val="3A2A30"/>
@@ -993,7 +1009,7 @@
       </w:pPr>
       <w:r>
         <w:rPr>
-          <w:rFonts w:ascii="Calibri" w:hAnsi="Calibri" w:eastAsia="Calibri"/>
+          <w:rFonts w:ascii="Arial" w:hAnsi="Arial" w:cs="Arial"/>
           <w:b w:val="0"/>
           <w:i w:val="0"/>
           <w:color w:val="3A2A30"/>
@@ -1009,22 +1025,54 @@
       </w:pPr>
       <w:r>
         <w:rPr>
-          <w:rFonts w:ascii="Calibri" w:hAnsi="Calibri" w:eastAsia="Calibri"/>
+          <w:rFonts w:ascii="Arial" w:hAnsi="Arial" w:cs="Arial"/>
           <w:b w:val="0"/>
           <w:i w:val="0"/>
           <w:color w:val="3A2A30"/>
           <w:sz w:val="22"/>
         </w:rPr>
-        <w:t>Swagger at /api/v1, Postman collection, ./run-tests.sh (80 tests).</w:t>
+        <w:t>HTTPS: ./run-https.sh (self-signed) and FORCE_HTTPS=1 behind a reverse proxy.</w:t>
       </w:r>
     </w:p>
     <w:p>
       <w:pPr>
-        <w:spacing w:after="160"/>
+        <w:pStyle w:val="ListBullet"/>
+        <w:spacing w:after="40"/>
       </w:pPr>
       <w:r>
         <w:rPr>
-          <w:rFonts w:ascii="Calibri" w:hAnsi="Calibri" w:eastAsia="Calibri"/>
+          <w:rFonts w:ascii="Arial" w:hAnsi="Arial" w:cs="Arial"/>
+          <w:b w:val="0"/>
+          <w:i w:val="0"/>
+          <w:color w:val="3A2A30"/>
+          <w:sz w:val="22"/>
+        </w:rPr>
+        <w:t>CNIL lockout: 5 failed logins → 429 for 15 minutes.</w:t>
+      </w:r>
+    </w:p>
+    <w:p>
+      <w:pPr>
+        <w:pStyle w:val="ListBullet"/>
+        <w:spacing w:after="40"/>
+      </w:pPr>
+      <w:r>
+        <w:rPr>
+          <w:rFonts w:ascii="Arial" w:hAnsi="Arial" w:cs="Arial"/>
+          <w:b w:val="0"/>
+          <w:i w:val="0"/>
+          <w:color w:val="3A2A30"/>
+          <w:sz w:val="22"/>
+        </w:rPr>
+        <w:t>Swagger at /api/v1, Postman collection, ./run-tests.sh (86 tests).</w:t>
+      </w:r>
+    </w:p>
+    <w:p>
+      <w:pPr>
+        <w:spacing w:after="160"/>
+      </w:pPr>
+      <w:r>
+        <w:rPr>
+          <w:rFonts w:ascii="Arial" w:hAnsi="Arial" w:cs="Arial"/>
           <w:b/>
           <w:i w:val="0"/>
           <w:color w:val="3A2A30"/>
@@ -1040,7 +1088,7 @@
       </w:pPr>
       <w:r>
         <w:rPr>
-          <w:rFonts w:ascii="Calibri" w:hAnsi="Calibri" w:eastAsia="Calibri"/>
+          <w:rFonts w:ascii="Arial" w:hAnsi="Arial" w:cs="Arial"/>
           <w:b w:val="0"/>
           <w:i w:val="0"/>
           <w:color w:val="3A2A30"/>
@@ -1056,7 +1104,7 @@
       </w:pPr>
       <w:r>
         <w:rPr>
-          <w:rFonts w:ascii="Calibri" w:hAnsi="Calibri" w:eastAsia="Calibri"/>
+          <w:rFonts w:ascii="Arial" w:hAnsi="Arial" w:cs="Arial"/>
           <w:b w:val="0"/>
           <w:i w:val="0"/>
           <w:color w:val="3A2A30"/>
@@ -1072,7 +1120,7 @@
       </w:pPr>
       <w:r>
         <w:rPr>
-          <w:rFonts w:ascii="Calibri" w:hAnsi="Calibri" w:eastAsia="Calibri"/>
+          <w:rFonts w:ascii="Arial" w:hAnsi="Arial" w:cs="Arial"/>
           <w:b w:val="0"/>
           <w:i w:val="0"/>
           <w:color w:val="3A2A30"/>
@@ -1088,7 +1136,23 @@
       </w:pPr>
       <w:r>
         <w:rPr>
-          <w:rFonts w:ascii="Calibri" w:hAnsi="Calibri" w:eastAsia="Calibri"/>
+          <w:rFonts w:ascii="Arial" w:hAnsi="Arial" w:cs="Arial"/>
+          <w:b w:val="0"/>
+          <w:i w:val="0"/>
+          <w:color w:val="3A2A30"/>
+          <w:sz w:val="22"/>
+        </w:rPr>
+        <w:t>Customer password-change form (admin PUT /users/&lt;id&gt; can hash a new password).</w:t>
+      </w:r>
+    </w:p>
+    <w:p>
+      <w:pPr>
+        <w:pStyle w:val="ListBullet"/>
+        <w:spacing w:after="40"/>
+      </w:pPr>
+      <w:r>
+        <w:rPr>
+          <w:rFonts w:ascii="Arial" w:hAnsi="Arial" w:cs="Arial"/>
           <w:b w:val="0"/>
           <w:i w:val="0"/>
           <w:color w:val="3A2A30"/>
@@ -1104,7 +1168,7 @@
       </w:pPr>
       <w:r>
         <w:rPr>
-          <w:rFonts w:ascii="Calibri" w:hAnsi="Calibri" w:eastAsia="Calibri"/>
+          <w:rFonts w:ascii="Arial" w:hAnsi="Arial" w:cs="Arial"/>
           <w:b w:val="0"/>
           <w:i w:val="0"/>
           <w:color w:val="3A2A30"/>
@@ -1120,7 +1184,7 @@
       </w:pPr>
       <w:r>
         <w:rPr>
-          <w:rFonts w:ascii="Calibri" w:hAnsi="Calibri" w:eastAsia="Calibri"/>
+          <w:rFonts w:ascii="Arial" w:hAnsi="Arial" w:cs="Arial"/>
           <w:b w:val="0"/>
           <w:i w:val="0"/>
           <w:color w:val="3A2A30"/>
@@ -1131,11 +1195,27 @@
     </w:p>
     <w:p>
       <w:pPr>
-        <w:spacing w:after="160"/>
+        <w:pStyle w:val="ListBullet"/>
+        <w:spacing w:after="40"/>
       </w:pPr>
       <w:r>
         <w:rPr>
-          <w:rFonts w:ascii="Calibri" w:hAnsi="Calibri" w:eastAsia="Calibri"/>
+          <w:rFonts w:ascii="Arial" w:hAnsi="Arial" w:cs="Arial"/>
+          <w:b w:val="0"/>
+          <w:i w:val="0"/>
+          <w:color w:val="3A2A30"/>
+          <w:sz w:val="22"/>
+        </w:rPr>
+        <w:t>A live GitHub Projects board (API 403 on this repository) — docs/board.md + PRs instead.</w:t>
+      </w:r>
+    </w:p>
+    <w:p>
+      <w:pPr>
+        <w:spacing w:after="160"/>
+      </w:pPr>
+      <w:r>
+        <w:rPr>
+          <w:rFonts w:ascii="Arial" w:hAnsi="Arial" w:cs="Arial"/>
           <w:b w:val="0"/>
           <w:i w:val="0"/>
           <w:color w:val="3A2A30"/>
@@ -1150,7 +1230,7 @@
       </w:pPr>
       <w:r>
         <w:rPr>
-          <w:rFonts w:ascii="Calibri" w:hAnsi="Calibri"/>
+          <w:rFonts w:ascii="Arial" w:hAnsi="Arial"/>
           <w:color w:val="7F3F5A"/>
         </w:rPr>
         <w:t>4. Risks, constraints, assumptions</w:t>
@@ -1161,6 +1241,7 @@
         <w:tblStyle w:val="TableGrid"/>
         <w:tblW w:type="auto" w:w="0"/>
         <w:jc w:val="center"/>
+        <w:tblLayout w:type="autofit"/>
         <w:tblLook w:firstColumn="1" w:firstRow="1" w:lastColumn="0" w:lastRow="0" w:noHBand="0" w:noVBand="1" w:val="04A0"/>
       </w:tblPr>
       <w:tblGrid>
@@ -1179,7 +1260,7 @@
             <w:r/>
             <w:r>
               <w:rPr>
-                <w:rFonts w:ascii="Calibri" w:hAnsi="Calibri" w:eastAsia="Calibri"/>
+                <w:rFonts w:ascii="Arial" w:hAnsi="Arial" w:cs="Arial"/>
                 <w:b/>
                 <w:i w:val="0"/>
                 <w:color w:val="FFFFFF"/>
@@ -1198,7 +1279,7 @@
             <w:r/>
             <w:r>
               <w:rPr>
-                <w:rFonts w:ascii="Calibri" w:hAnsi="Calibri" w:eastAsia="Calibri"/>
+                <w:rFonts w:ascii="Arial" w:hAnsi="Arial" w:cs="Arial"/>
                 <w:b/>
                 <w:i w:val="0"/>
                 <w:color w:val="FFFFFF"/>
@@ -1217,7 +1298,7 @@
             <w:r/>
             <w:r>
               <w:rPr>
-                <w:rFonts w:ascii="Calibri" w:hAnsi="Calibri" w:eastAsia="Calibri"/>
+                <w:rFonts w:ascii="Arial" w:hAnsi="Arial" w:cs="Arial"/>
                 <w:b/>
                 <w:i w:val="0"/>
                 <w:color w:val="FFFFFF"/>
@@ -1236,7 +1317,7 @@
             <w:r/>
             <w:r>
               <w:rPr>
-                <w:rFonts w:ascii="Calibri" w:hAnsi="Calibri" w:eastAsia="Calibri"/>
+                <w:rFonts w:ascii="Arial" w:hAnsi="Arial" w:cs="Arial"/>
                 <w:b/>
                 <w:i w:val="0"/>
                 <w:color w:val="FFFFFF"/>
@@ -1256,7 +1337,7 @@
             <w:r/>
             <w:r>
               <w:rPr>
-                <w:rFonts w:ascii="Calibri" w:hAnsi="Calibri" w:eastAsia="Calibri"/>
+                <w:rFonts w:ascii="Arial" w:hAnsi="Arial" w:cs="Arial"/>
                 <w:b w:val="0"/>
                 <w:i w:val="0"/>
                 <w:color w:val="3A2A30"/>
@@ -1274,7 +1355,7 @@
             <w:r/>
             <w:r>
               <w:rPr>
-                <w:rFonts w:ascii="Calibri" w:hAnsi="Calibri" w:eastAsia="Calibri"/>
+                <w:rFonts w:ascii="Arial" w:hAnsi="Arial" w:cs="Arial"/>
                 <w:b w:val="0"/>
                 <w:i w:val="0"/>
                 <w:color w:val="3A2A30"/>
@@ -1292,7 +1373,7 @@
             <w:r/>
             <w:r>
               <w:rPr>
-                <w:rFonts w:ascii="Calibri" w:hAnsi="Calibri" w:eastAsia="Calibri"/>
+                <w:rFonts w:ascii="Arial" w:hAnsi="Arial" w:cs="Arial"/>
                 <w:b w:val="0"/>
                 <w:i w:val="0"/>
                 <w:color w:val="3A2A30"/>
@@ -1310,7 +1391,7 @@
             <w:r/>
             <w:r>
               <w:rPr>
-                <w:rFonts w:ascii="Calibri" w:hAnsi="Calibri" w:eastAsia="Calibri"/>
+                <w:rFonts w:ascii="Arial" w:hAnsi="Arial" w:cs="Arial"/>
                 <w:b w:val="0"/>
                 <w:i w:val="0"/>
                 <w:color w:val="3A2A30"/>
@@ -1331,7 +1412,7 @@
             <w:r/>
             <w:r>
               <w:rPr>
-                <w:rFonts w:ascii="Calibri" w:hAnsi="Calibri" w:eastAsia="Calibri"/>
+                <w:rFonts w:ascii="Arial" w:hAnsi="Arial" w:cs="Arial"/>
                 <w:b w:val="0"/>
                 <w:i w:val="0"/>
                 <w:color w:val="3A2A30"/>
@@ -1350,7 +1431,7 @@
             <w:r/>
             <w:r>
               <w:rPr>
-                <w:rFonts w:ascii="Calibri" w:hAnsi="Calibri" w:eastAsia="Calibri"/>
+                <w:rFonts w:ascii="Arial" w:hAnsi="Arial" w:cs="Arial"/>
                 <w:b w:val="0"/>
                 <w:i w:val="0"/>
                 <w:color w:val="3A2A30"/>
@@ -1369,7 +1450,7 @@
             <w:r/>
             <w:r>
               <w:rPr>
-                <w:rFonts w:ascii="Calibri" w:hAnsi="Calibri" w:eastAsia="Calibri"/>
+                <w:rFonts w:ascii="Arial" w:hAnsi="Arial" w:cs="Arial"/>
                 <w:b w:val="0"/>
                 <w:i w:val="0"/>
                 <w:color w:val="3A2A30"/>
@@ -1388,7 +1469,7 @@
             <w:r/>
             <w:r>
               <w:rPr>
-                <w:rFonts w:ascii="Calibri" w:hAnsi="Calibri" w:eastAsia="Calibri"/>
+                <w:rFonts w:ascii="Arial" w:hAnsi="Arial" w:cs="Arial"/>
                 <w:b w:val="0"/>
                 <w:i w:val="0"/>
                 <w:color w:val="3A2A30"/>
@@ -1408,7 +1489,7 @@
             <w:r/>
             <w:r>
               <w:rPr>
-                <w:rFonts w:ascii="Calibri" w:hAnsi="Calibri" w:eastAsia="Calibri"/>
+                <w:rFonts w:ascii="Arial" w:hAnsi="Arial" w:cs="Arial"/>
                 <w:b w:val="0"/>
                 <w:i w:val="0"/>
                 <w:color w:val="3A2A30"/>
@@ -1426,7 +1507,7 @@
             <w:r/>
             <w:r>
               <w:rPr>
-                <w:rFonts w:ascii="Calibri" w:hAnsi="Calibri" w:eastAsia="Calibri"/>
+                <w:rFonts w:ascii="Arial" w:hAnsi="Arial" w:cs="Arial"/>
                 <w:b w:val="0"/>
                 <w:i w:val="0"/>
                 <w:color w:val="3A2A30"/>
@@ -1444,7 +1525,7 @@
             <w:r/>
             <w:r>
               <w:rPr>
-                <w:rFonts w:ascii="Calibri" w:hAnsi="Calibri" w:eastAsia="Calibri"/>
+                <w:rFonts w:ascii="Arial" w:hAnsi="Arial" w:cs="Arial"/>
                 <w:b w:val="0"/>
                 <w:i w:val="0"/>
                 <w:color w:val="3A2A30"/>
@@ -1462,7 +1543,7 @@
             <w:r/>
             <w:r>
               <w:rPr>
-                <w:rFonts w:ascii="Calibri" w:hAnsi="Calibri" w:eastAsia="Calibri"/>
+                <w:rFonts w:ascii="Arial" w:hAnsi="Arial" w:cs="Arial"/>
                 <w:b w:val="0"/>
                 <w:i w:val="0"/>
                 <w:color w:val="3A2A30"/>
@@ -1483,7 +1564,7 @@
             <w:r/>
             <w:r>
               <w:rPr>
-                <w:rFonts w:ascii="Calibri" w:hAnsi="Calibri" w:eastAsia="Calibri"/>
+                <w:rFonts w:ascii="Arial" w:hAnsi="Arial" w:cs="Arial"/>
                 <w:b w:val="0"/>
                 <w:i w:val="0"/>
                 <w:color w:val="3A2A30"/>
@@ -1502,7 +1583,7 @@
             <w:r/>
             <w:r>
               <w:rPr>
-                <w:rFonts w:ascii="Calibri" w:hAnsi="Calibri" w:eastAsia="Calibri"/>
+                <w:rFonts w:ascii="Arial" w:hAnsi="Arial" w:cs="Arial"/>
                 <w:b w:val="0"/>
                 <w:i w:val="0"/>
                 <w:color w:val="3A2A30"/>
@@ -1521,7 +1602,7 @@
             <w:r/>
             <w:r>
               <w:rPr>
-                <w:rFonts w:ascii="Calibri" w:hAnsi="Calibri" w:eastAsia="Calibri"/>
+                <w:rFonts w:ascii="Arial" w:hAnsi="Arial" w:cs="Arial"/>
                 <w:b w:val="0"/>
                 <w:i w:val="0"/>
                 <w:color w:val="3A2A30"/>
@@ -1540,7 +1621,7 @@
             <w:r/>
             <w:r>
               <w:rPr>
-                <w:rFonts w:ascii="Calibri" w:hAnsi="Calibri" w:eastAsia="Calibri"/>
+                <w:rFonts w:ascii="Arial" w:hAnsi="Arial" w:cs="Arial"/>
                 <w:b w:val="0"/>
                 <w:i w:val="0"/>
                 <w:color w:val="3A2A30"/>
@@ -1560,7 +1641,7 @@
             <w:r/>
             <w:r>
               <w:rPr>
-                <w:rFonts w:ascii="Calibri" w:hAnsi="Calibri" w:eastAsia="Calibri"/>
+                <w:rFonts w:ascii="Arial" w:hAnsi="Arial" w:cs="Arial"/>
                 <w:b w:val="0"/>
                 <w:i w:val="0"/>
                 <w:color w:val="3A2A30"/>
@@ -1578,7 +1659,7 @@
             <w:r/>
             <w:r>
               <w:rPr>
-                <w:rFonts w:ascii="Calibri" w:hAnsi="Calibri" w:eastAsia="Calibri"/>
+                <w:rFonts w:ascii="Arial" w:hAnsi="Arial" w:cs="Arial"/>
                 <w:b w:val="0"/>
                 <w:i w:val="0"/>
                 <w:color w:val="3A2A30"/>
@@ -1596,7 +1677,7 @@
             <w:r/>
             <w:r>
               <w:rPr>
-                <w:rFonts w:ascii="Calibri" w:hAnsi="Calibri" w:eastAsia="Calibri"/>
+                <w:rFonts w:ascii="Arial" w:hAnsi="Arial" w:cs="Arial"/>
                 <w:b w:val="0"/>
                 <w:i w:val="0"/>
                 <w:color w:val="3A2A30"/>
@@ -1614,7 +1695,7 @@
             <w:r/>
             <w:r>
               <w:rPr>
-                <w:rFonts w:ascii="Calibri" w:hAnsi="Calibri" w:eastAsia="Calibri"/>
+                <w:rFonts w:ascii="Arial" w:hAnsi="Arial" w:cs="Arial"/>
                 <w:b w:val="0"/>
                 <w:i w:val="0"/>
                 <w:color w:val="3A2A30"/>
@@ -1635,7 +1716,7 @@
             <w:r/>
             <w:r>
               <w:rPr>
-                <w:rFonts w:ascii="Calibri" w:hAnsi="Calibri" w:eastAsia="Calibri"/>
+                <w:rFonts w:ascii="Arial" w:hAnsi="Arial" w:cs="Arial"/>
                 <w:b w:val="0"/>
                 <w:i w:val="0"/>
                 <w:color w:val="3A2A30"/>
@@ -1654,7 +1735,7 @@
             <w:r/>
             <w:r>
               <w:rPr>
-                <w:rFonts w:ascii="Calibri" w:hAnsi="Calibri" w:eastAsia="Calibri"/>
+                <w:rFonts w:ascii="Arial" w:hAnsi="Arial" w:cs="Arial"/>
                 <w:b w:val="0"/>
                 <w:i w:val="0"/>
                 <w:color w:val="3A2A30"/>
@@ -1673,7 +1754,7 @@
             <w:r/>
             <w:r>
               <w:rPr>
-                <w:rFonts w:ascii="Calibri" w:hAnsi="Calibri" w:eastAsia="Calibri"/>
+                <w:rFonts w:ascii="Arial" w:hAnsi="Arial" w:cs="Arial"/>
                 <w:b w:val="0"/>
                 <w:i w:val="0"/>
                 <w:color w:val="3A2A30"/>
@@ -1692,7 +1773,7 @@
             <w:r/>
             <w:r>
               <w:rPr>
-                <w:rFonts w:ascii="Calibri" w:hAnsi="Calibri" w:eastAsia="Calibri"/>
+                <w:rFonts w:ascii="Arial" w:hAnsi="Arial" w:cs="Arial"/>
                 <w:b w:val="0"/>
                 <w:i w:val="0"/>
                 <w:color w:val="3A2A30"/>
@@ -1712,7 +1793,7 @@
             <w:r/>
             <w:r>
               <w:rPr>
-                <w:rFonts w:ascii="Calibri" w:hAnsi="Calibri" w:eastAsia="Calibri"/>
+                <w:rFonts w:ascii="Arial" w:hAnsi="Arial" w:cs="Arial"/>
                 <w:b w:val="0"/>
                 <w:i w:val="0"/>
                 <w:color w:val="3A2A30"/>
@@ -1730,7 +1811,7 @@
             <w:r/>
             <w:r>
               <w:rPr>
-                <w:rFonts w:ascii="Calibri" w:hAnsi="Calibri" w:eastAsia="Calibri"/>
+                <w:rFonts w:ascii="Arial" w:hAnsi="Arial" w:cs="Arial"/>
                 <w:b w:val="0"/>
                 <w:i w:val="0"/>
                 <w:color w:val="3A2A30"/>
@@ -1748,7 +1829,7 @@
             <w:r/>
             <w:r>
               <w:rPr>
-                <w:rFonts w:ascii="Calibri" w:hAnsi="Calibri" w:eastAsia="Calibri"/>
+                <w:rFonts w:ascii="Arial" w:hAnsi="Arial" w:cs="Arial"/>
                 <w:b w:val="0"/>
                 <w:i w:val="0"/>
                 <w:color w:val="3A2A30"/>
@@ -1766,7 +1847,7 @@
             <w:r/>
             <w:r>
               <w:rPr>
-                <w:rFonts w:ascii="Calibri" w:hAnsi="Calibri" w:eastAsia="Calibri"/>
+                <w:rFonts w:ascii="Arial" w:hAnsi="Arial" w:cs="Arial"/>
                 <w:b w:val="0"/>
                 <w:i w:val="0"/>
                 <w:color w:val="3A2A30"/>
@@ -1787,7 +1868,7 @@
             <w:r/>
             <w:r>
               <w:rPr>
-                <w:rFonts w:ascii="Calibri" w:hAnsi="Calibri" w:eastAsia="Calibri"/>
+                <w:rFonts w:ascii="Arial" w:hAnsi="Arial" w:cs="Arial"/>
                 <w:b w:val="0"/>
                 <w:i w:val="0"/>
                 <w:color w:val="3A2A30"/>
@@ -1806,7 +1887,7 @@
             <w:r/>
             <w:r>
               <w:rPr>
-                <w:rFonts w:ascii="Calibri" w:hAnsi="Calibri" w:eastAsia="Calibri"/>
+                <w:rFonts w:ascii="Arial" w:hAnsi="Arial" w:cs="Arial"/>
                 <w:b w:val="0"/>
                 <w:i w:val="0"/>
                 <w:color w:val="3A2A30"/>
@@ -1825,7 +1906,7 @@
             <w:r/>
             <w:r>
               <w:rPr>
-                <w:rFonts w:ascii="Calibri" w:hAnsi="Calibri" w:eastAsia="Calibri"/>
+                <w:rFonts w:ascii="Arial" w:hAnsi="Arial" w:cs="Arial"/>
                 <w:b w:val="0"/>
                 <w:i w:val="0"/>
                 <w:color w:val="3A2A30"/>
@@ -1844,7 +1925,7 @@
             <w:r/>
             <w:r>
               <w:rPr>
-                <w:rFonts w:ascii="Calibri" w:hAnsi="Calibri" w:eastAsia="Calibri"/>
+                <w:rFonts w:ascii="Arial" w:hAnsi="Arial" w:cs="Arial"/>
                 <w:b w:val="0"/>
                 <w:i w:val="0"/>
                 <w:color w:val="3A2A30"/>
@@ -1864,7 +1945,7 @@
             <w:r/>
             <w:r>
               <w:rPr>
-                <w:rFonts w:ascii="Calibri" w:hAnsi="Calibri" w:eastAsia="Calibri"/>
+                <w:rFonts w:ascii="Arial" w:hAnsi="Arial" w:cs="Arial"/>
                 <w:b w:val="0"/>
                 <w:i w:val="0"/>
                 <w:color w:val="3A2A30"/>
@@ -1882,7 +1963,7 @@
             <w:r/>
             <w:r>
               <w:rPr>
-                <w:rFonts w:ascii="Calibri" w:hAnsi="Calibri" w:eastAsia="Calibri"/>
+                <w:rFonts w:ascii="Arial" w:hAnsi="Arial" w:cs="Arial"/>
                 <w:b w:val="0"/>
                 <w:i w:val="0"/>
                 <w:color w:val="3A2A30"/>
@@ -1900,7 +1981,7 @@
             <w:r/>
             <w:r>
               <w:rPr>
-                <w:rFonts w:ascii="Calibri" w:hAnsi="Calibri" w:eastAsia="Calibri"/>
+                <w:rFonts w:ascii="Arial" w:hAnsi="Arial" w:cs="Arial"/>
                 <w:b w:val="0"/>
                 <w:i w:val="0"/>
                 <w:color w:val="3A2A30"/>
@@ -1918,13 +1999,91 @@
             <w:r/>
             <w:r>
               <w:rPr>
-                <w:rFonts w:ascii="Calibri" w:hAnsi="Calibri" w:eastAsia="Calibri"/>
+                <w:rFonts w:ascii="Arial" w:hAnsi="Arial" w:cs="Arial"/>
                 <w:b w:val="0"/>
                 <w:i w:val="0"/>
                 <w:color w:val="3A2A30"/>
                 <w:sz w:val="20"/>
               </w:rPr>
               <w:t>checkout rejects payment_intent_id; confirm-payment checks owner.</w:t>
+            </w:r>
+          </w:p>
+        </w:tc>
+      </w:tr>
+      <w:tr>
+        <w:tc>
+          <w:tcPr>
+            <w:tcW w:type="dxa" w:w="2493"/>
+            <w:shd w:fill="F8F5F2" w:val="clear"/>
+          </w:tcPr>
+          <w:p>
+            <w:r/>
+            <w:r>
+              <w:rPr>
+                <w:rFonts w:ascii="Arial" w:hAnsi="Arial" w:cs="Arial"/>
+                <w:b w:val="0"/>
+                <w:i w:val="0"/>
+                <w:color w:val="3A2A30"/>
+                <w:sz w:val="20"/>
+              </w:rPr>
+              <w:t>Brute-force on demo passwords</w:t>
+            </w:r>
+          </w:p>
+        </w:tc>
+        <w:tc>
+          <w:tcPr>
+            <w:tcW w:type="dxa" w:w="2493"/>
+            <w:shd w:fill="F8F5F2" w:val="clear"/>
+          </w:tcPr>
+          <w:p>
+            <w:r/>
+            <w:r>
+              <w:rPr>
+                <w:rFonts w:ascii="Arial" w:hAnsi="Arial" w:cs="Arial"/>
+                <w:b w:val="0"/>
+                <w:i w:val="0"/>
+                <w:color w:val="3A2A30"/>
+                <w:sz w:val="20"/>
+              </w:rPr>
+              <w:t>High</w:t>
+            </w:r>
+          </w:p>
+        </w:tc>
+        <w:tc>
+          <w:tcPr>
+            <w:tcW w:type="dxa" w:w="2493"/>
+            <w:shd w:fill="F8F5F2" w:val="clear"/>
+          </w:tcPr>
+          <w:p>
+            <w:r/>
+            <w:r>
+              <w:rPr>
+                <w:rFonts w:ascii="Arial" w:hAnsi="Arial" w:cs="Arial"/>
+                <w:b w:val="0"/>
+                <w:i w:val="0"/>
+                <w:color w:val="3A2A30"/>
+                <w:sz w:val="20"/>
+              </w:rPr>
+              <w:t>Medium</w:t>
+            </w:r>
+          </w:p>
+        </w:tc>
+        <w:tc>
+          <w:tcPr>
+            <w:tcW w:type="dxa" w:w="2493"/>
+            <w:shd w:fill="F8F5F2" w:val="clear"/>
+          </w:tcPr>
+          <w:p>
+            <w:r/>
+            <w:r>
+              <w:rPr>
+                <w:rFonts w:ascii="Arial" w:hAnsi="Arial" w:cs="Arial"/>
+                <w:b w:val="0"/>
+                <w:i w:val="0"/>
+                <w:color w:val="3A2A30"/>
+                <w:sz w:val="20"/>
+              </w:rPr>
+              <w:t>CNIL lockout: 5 failures → 15 min 429.</w:t>
             </w:r>
           </w:p>
         </w:tc>
@@ -1937,13 +2096,13 @@
       </w:pPr>
       <w:r>
         <w:rPr>
-          <w:rFonts w:ascii="Calibri" w:hAnsi="Calibri" w:eastAsia="Calibri"/>
+          <w:rFonts w:ascii="Arial" w:hAnsi="Arial" w:cs="Arial"/>
           <w:b w:val="0"/>
           <w:i w:val="0"/>
           <w:color w:val="3A2A30"/>
           <w:sz w:val="22"/>
         </w:rPr>
-        <w:t>Constraints: ~8-week classroom project; two developers; local SQLite demo; 20-minute presentation including live demo; no production TLS host in this repository.</w:t>
+        <w:t>Constraints: ~8-week classroom project; two developers; local SQLite demo; 20-minute presentation including live demo; no public production host in this repository (local HTTP or self-signed HTTPS).</w:t>
       </w:r>
     </w:p>
     <w:p>
@@ -1952,13 +2111,13 @@
       </w:pPr>
       <w:r>
         <w:rPr>
-          <w:rFonts w:ascii="Calibri" w:hAnsi="Calibri" w:eastAsia="Calibri"/>
+          <w:rFonts w:ascii="Arial" w:hAnsi="Arial" w:cs="Arial"/>
           <w:b w:val="0"/>
           <w:i w:val="0"/>
           <w:color w:val="3A2A30"/>
           <w:sz w:val="22"/>
         </w:rPr>
-        <w:t>Assumptions: jury can run ./setup.sh &amp;&amp; ./run.sh; customers have a browser; florist accepts TTC catalog prices; test PANs are enough for Demo Day.</w:t>
+        <w:t>Assumptions: jury can run ./setup.sh &amp;&amp; ./run.sh (or ./run-https.sh); customers have a browser; florist accepts TTC catalog prices; test PANs are enough for Demo Day.</w:t>
       </w:r>
     </w:p>
     <w:p>
@@ -1967,7 +2126,7 @@
       </w:pPr>
       <w:r>
         <w:rPr>
-          <w:rFonts w:ascii="Calibri" w:hAnsi="Calibri"/>
+          <w:rFonts w:ascii="Arial" w:hAnsi="Arial"/>
           <w:color w:val="7F3F5A"/>
         </w:rPr>
         <w:t>5. Success criteria (measurable)</w:t>
@@ -1980,7 +2139,7 @@
       </w:pPr>
       <w:r>
         <w:rPr>
-          <w:rFonts w:ascii="Calibri" w:hAnsi="Calibri" w:eastAsia="Calibri"/>
+          <w:rFonts w:ascii="Arial" w:hAnsi="Arial" w:cs="Arial"/>
           <w:b w:val="0"/>
           <w:i w:val="0"/>
           <w:color w:val="3A2A30"/>
@@ -1996,7 +2155,7 @@
       </w:pPr>
       <w:r>
         <w:rPr>
-          <w:rFonts w:ascii="Calibri" w:hAnsi="Calibri" w:eastAsia="Calibri"/>
+          <w:rFonts w:ascii="Arial" w:hAnsi="Arial" w:cs="Arial"/>
           <w:b w:val="0"/>
           <w:i w:val="0"/>
           <w:color w:val="3A2A30"/>
@@ -2012,7 +2171,7 @@
       </w:pPr>
       <w:r>
         <w:rPr>
-          <w:rFonts w:ascii="Calibri" w:hAnsi="Calibri" w:eastAsia="Calibri"/>
+          <w:rFonts w:ascii="Arial" w:hAnsi="Arial" w:cs="Arial"/>
           <w:b w:val="0"/>
           <w:i w:val="0"/>
           <w:color w:val="3A2A30"/>
@@ -2028,7 +2187,7 @@
       </w:pPr>
       <w:r>
         <w:rPr>
-          <w:rFonts w:ascii="Calibri" w:hAnsi="Calibri" w:eastAsia="Calibri"/>
+          <w:rFonts w:ascii="Arial" w:hAnsi="Arial" w:cs="Arial"/>
           <w:b w:val="0"/>
           <w:i w:val="0"/>
           <w:color w:val="3A2A30"/>
@@ -2044,7 +2203,7 @@
       </w:pPr>
       <w:r>
         <w:rPr>
-          <w:rFonts w:ascii="Calibri" w:hAnsi="Calibri" w:eastAsia="Calibri"/>
+          <w:rFonts w:ascii="Arial" w:hAnsi="Arial" w:cs="Arial"/>
           <w:b w:val="0"/>
           <w:i w:val="0"/>
           <w:color w:val="3A2A30"/>
@@ -2060,13 +2219,13 @@
       </w:pPr>
       <w:r>
         <w:rPr>
-          <w:rFonts w:ascii="Calibri" w:hAnsi="Calibri" w:eastAsia="Calibri"/>
+          <w:rFonts w:ascii="Arial" w:hAnsi="Arial" w:cs="Arial"/>
           <w:b w:val="0"/>
           <w:i w:val="0"/>
           <w:color w:val="3A2A30"/>
           <w:sz w:val="22"/>
         </w:rPr>
-        <w:t>./run-tests.sh reports 80 tests OK (accounts, admin guards, checkout, vitrine, IDOR).</w:t>
+        <w:t>./run-tests.sh reports 86 tests OK (accounts, admin guards, checkout, vitrine, IDOR, HTTPS redirect, CNIL lockout).</w:t>
       </w:r>
     </w:p>
     <w:p>
@@ -2076,7 +2235,7 @@
       </w:pPr>
       <w:r>
         <w:rPr>
-          <w:rFonts w:ascii="Calibri" w:hAnsi="Calibri" w:eastAsia="Calibri"/>
+          <w:rFonts w:ascii="Arial" w:hAnsi="Arial" w:cs="Arial"/>
           <w:b w:val="0"/>
           <w:i w:val="0"/>
           <w:color w:val="3A2A30"/>
@@ -2092,7 +2251,7 @@
       </w:pPr>
       <w:r>
         <w:rPr>
-          <w:rFonts w:ascii="Calibri" w:hAnsi="Calibri" w:eastAsia="Calibri"/>
+          <w:rFonts w:ascii="Arial" w:hAnsi="Arial" w:cs="Arial"/>
           <w:b w:val="0"/>
           <w:i w:val="0"/>
           <w:color w:val="3A2A30"/>
@@ -2108,7 +2267,7 @@
       </w:pPr>
       <w:r>
         <w:rPr>
-          <w:rFonts w:ascii="Calibri" w:hAnsi="Calibri" w:eastAsia="Calibri"/>
+          <w:rFonts w:ascii="Arial" w:hAnsi="Arial" w:cs="Arial"/>
           <w:b w:val="0"/>
           <w:i w:val="0"/>
           <w:color w:val="3A2A30"/>
@@ -2123,7 +2282,7 @@
       </w:pPr>
       <w:r>
         <w:rPr>
-          <w:rFonts w:ascii="Calibri" w:hAnsi="Calibri"/>
+          <w:rFonts w:ascii="Arial" w:hAnsi="Arial"/>
           <w:color w:val="7F3F5A"/>
         </w:rPr>
         <w:t>Tasks 0. Prioritize functionalities (MoSCoW)</w:t>
@@ -2135,7 +2294,7 @@
       </w:pPr>
       <w:r>
         <w:rPr>
-          <w:rFonts w:ascii="Calibri" w:hAnsi="Calibri" w:eastAsia="Calibri"/>
+          <w:rFonts w:ascii="Arial" w:hAnsi="Arial" w:cs="Arial"/>
           <w:b w:val="0"/>
           <w:i w:val="0"/>
           <w:color w:val="3A2A30"/>
@@ -2149,6 +2308,7 @@
         <w:tblStyle w:val="TableGrid"/>
         <w:tblW w:type="auto" w:w="0"/>
         <w:jc w:val="center"/>
+        <w:tblLayout w:type="autofit"/>
         <w:tblLook w:firstColumn="1" w:firstRow="1" w:lastColumn="0" w:lastRow="0" w:noHBand="0" w:noVBand="1" w:val="04A0"/>
       </w:tblPr>
       <w:tblGrid>
@@ -2165,7 +2325,7 @@
             <w:r/>
             <w:r>
               <w:rPr>
-                <w:rFonts w:ascii="Calibri" w:hAnsi="Calibri" w:eastAsia="Calibri"/>
+                <w:rFonts w:ascii="Arial" w:hAnsi="Arial" w:cs="Arial"/>
                 <w:b/>
                 <w:i w:val="0"/>
                 <w:color w:val="FFFFFF"/>
@@ -2184,7 +2344,7 @@
             <w:r/>
             <w:r>
               <w:rPr>
-                <w:rFonts w:ascii="Calibri" w:hAnsi="Calibri" w:eastAsia="Calibri"/>
+                <w:rFonts w:ascii="Arial" w:hAnsi="Arial" w:cs="Arial"/>
                 <w:b/>
                 <w:i w:val="0"/>
                 <w:color w:val="FFFFFF"/>
@@ -2204,7 +2364,7 @@
             <w:r/>
             <w:r>
               <w:rPr>
-                <w:rFonts w:ascii="Calibri" w:hAnsi="Calibri" w:eastAsia="Calibri"/>
+                <w:rFonts w:ascii="Arial" w:hAnsi="Arial" w:cs="Arial"/>
                 <w:b w:val="0"/>
                 <w:i w:val="0"/>
                 <w:color w:val="3A2A30"/>
@@ -2222,7 +2382,7 @@
             <w:r/>
             <w:r>
               <w:rPr>
-                <w:rFonts w:ascii="Calibri" w:hAnsi="Calibri" w:eastAsia="Calibri"/>
+                <w:rFonts w:ascii="Arial" w:hAnsi="Arial" w:cs="Arial"/>
                 <w:b w:val="0"/>
                 <w:i w:val="0"/>
                 <w:color w:val="3A2A30"/>
@@ -2243,7 +2403,7 @@
             <w:r/>
             <w:r>
               <w:rPr>
-                <w:rFonts w:ascii="Calibri" w:hAnsi="Calibri" w:eastAsia="Calibri"/>
+                <w:rFonts w:ascii="Arial" w:hAnsi="Arial" w:cs="Arial"/>
                 <w:b w:val="0"/>
                 <w:i w:val="0"/>
                 <w:color w:val="3A2A30"/>
@@ -2262,7 +2422,7 @@
             <w:r/>
             <w:r>
               <w:rPr>
-                <w:rFonts w:ascii="Calibri" w:hAnsi="Calibri" w:eastAsia="Calibri"/>
+                <w:rFonts w:ascii="Arial" w:hAnsi="Arial" w:cs="Arial"/>
                 <w:b w:val="0"/>
                 <w:i w:val="0"/>
                 <w:color w:val="3A2A30"/>
@@ -2282,7 +2442,7 @@
             <w:r/>
             <w:r>
               <w:rPr>
-                <w:rFonts w:ascii="Calibri" w:hAnsi="Calibri" w:eastAsia="Calibri"/>
+                <w:rFonts w:ascii="Arial" w:hAnsi="Arial" w:cs="Arial"/>
                 <w:b w:val="0"/>
                 <w:i w:val="0"/>
                 <w:color w:val="3A2A30"/>
@@ -2300,7 +2460,7 @@
             <w:r/>
             <w:r>
               <w:rPr>
-                <w:rFonts w:ascii="Calibri" w:hAnsi="Calibri" w:eastAsia="Calibri"/>
+                <w:rFonts w:ascii="Arial" w:hAnsi="Arial" w:cs="Arial"/>
                 <w:b w:val="0"/>
                 <w:i w:val="0"/>
                 <w:color w:val="3A2A30"/>
@@ -2321,7 +2481,7 @@
             <w:r/>
             <w:r>
               <w:rPr>
-                <w:rFonts w:ascii="Calibri" w:hAnsi="Calibri" w:eastAsia="Calibri"/>
+                <w:rFonts w:ascii="Arial" w:hAnsi="Arial" w:cs="Arial"/>
                 <w:b w:val="0"/>
                 <w:i w:val="0"/>
                 <w:color w:val="3A2A30"/>
@@ -2340,7 +2500,7 @@
             <w:r/>
             <w:r>
               <w:rPr>
-                <w:rFonts w:ascii="Calibri" w:hAnsi="Calibri" w:eastAsia="Calibri"/>
+                <w:rFonts w:ascii="Arial" w:hAnsi="Arial" w:cs="Arial"/>
                 <w:b w:val="0"/>
                 <w:i w:val="0"/>
                 <w:color w:val="3A2A30"/>
@@ -2360,7 +2520,7 @@
             <w:r/>
             <w:r>
               <w:rPr>
-                <w:rFonts w:ascii="Calibri" w:hAnsi="Calibri" w:eastAsia="Calibri"/>
+                <w:rFonts w:ascii="Arial" w:hAnsi="Arial" w:cs="Arial"/>
                 <w:b w:val="0"/>
                 <w:i w:val="0"/>
                 <w:color w:val="3A2A30"/>
@@ -2378,7 +2538,7 @@
             <w:r/>
             <w:r>
               <w:rPr>
-                <w:rFonts w:ascii="Calibri" w:hAnsi="Calibri" w:eastAsia="Calibri"/>
+                <w:rFonts w:ascii="Arial" w:hAnsi="Arial" w:cs="Arial"/>
                 <w:b w:val="0"/>
                 <w:i w:val="0"/>
                 <w:color w:val="3A2A30"/>
@@ -2399,7 +2559,7 @@
             <w:r/>
             <w:r>
               <w:rPr>
-                <w:rFonts w:ascii="Calibri" w:hAnsi="Calibri" w:eastAsia="Calibri"/>
+                <w:rFonts w:ascii="Arial" w:hAnsi="Arial" w:cs="Arial"/>
                 <w:b w:val="0"/>
                 <w:i w:val="0"/>
                 <w:color w:val="3A2A30"/>
@@ -2418,7 +2578,7 @@
             <w:r/>
             <w:r>
               <w:rPr>
-                <w:rFonts w:ascii="Calibri" w:hAnsi="Calibri" w:eastAsia="Calibri"/>
+                <w:rFonts w:ascii="Arial" w:hAnsi="Arial" w:cs="Arial"/>
                 <w:b w:val="0"/>
                 <w:i w:val="0"/>
                 <w:color w:val="3A2A30"/>
@@ -2438,13 +2598,13 @@
             <w:r/>
             <w:r>
               <w:rPr>
-                <w:rFonts w:ascii="Calibri" w:hAnsi="Calibri" w:eastAsia="Calibri"/>
+                <w:rFonts w:ascii="Arial" w:hAnsi="Arial" w:cs="Arial"/>
                 <w:b w:val="0"/>
                 <w:i w:val="0"/>
                 <w:color w:val="3A2A30"/>
                 <w:sz w:val="20"/>
               </w:rPr>
-              <w:t>Should Have</w:t>
+              <w:t>Must Have</w:t>
             </w:r>
           </w:p>
         </w:tc>
@@ -2456,13 +2616,13 @@
             <w:r/>
             <w:r>
               <w:rPr>
-                <w:rFonts w:ascii="Calibri" w:hAnsi="Calibri" w:eastAsia="Calibri"/>
+                <w:rFonts w:ascii="Arial" w:hAnsi="Arial" w:cs="Arial"/>
                 <w:b w:val="0"/>
                 <w:i w:val="0"/>
                 <w:color w:val="3A2A30"/>
                 <w:sz w:val="20"/>
               </w:rPr>
-              <w:t>Floral subscriptions as catalog SKUs</w:t>
+              <w:t>HTTPS (local self-signed / FORCE_HTTPS behind proxy)</w:t>
             </w:r>
           </w:p>
         </w:tc>
@@ -2477,13 +2637,13 @@
             <w:r/>
             <w:r>
               <w:rPr>
-                <w:rFonts w:ascii="Calibri" w:hAnsi="Calibri" w:eastAsia="Calibri"/>
+                <w:rFonts w:ascii="Arial" w:hAnsi="Arial" w:cs="Arial"/>
                 <w:b w:val="0"/>
                 <w:i w:val="0"/>
                 <w:color w:val="3A2A30"/>
                 <w:sz w:val="20"/>
               </w:rPr>
-              <w:t>Should Have</w:t>
+              <w:t>Must Have</w:t>
             </w:r>
           </w:p>
         </w:tc>
@@ -2496,13 +2656,13 @@
             <w:r/>
             <w:r>
               <w:rPr>
-                <w:rFonts w:ascii="Calibri" w:hAnsi="Calibri" w:eastAsia="Calibri"/>
+                <w:rFonts w:ascii="Arial" w:hAnsi="Arial" w:cs="Arial"/>
                 <w:b w:val="0"/>
                 <w:i w:val="0"/>
                 <w:color w:val="3A2A30"/>
                 <w:sz w:val="20"/>
               </w:rPr>
-              <w:t>30 % deposit + settle remaining</w:t>
+              <w:t>CNIL login lockout (5 failures / 15 minutes)</w:t>
             </w:r>
           </w:p>
         </w:tc>
@@ -2516,7 +2676,7 @@
             <w:r/>
             <w:r>
               <w:rPr>
-                <w:rFonts w:ascii="Calibri" w:hAnsi="Calibri" w:eastAsia="Calibri"/>
+                <w:rFonts w:ascii="Arial" w:hAnsi="Arial" w:cs="Arial"/>
                 <w:b w:val="0"/>
                 <w:i w:val="0"/>
                 <w:color w:val="3A2A30"/>
@@ -2534,13 +2694,13 @@
             <w:r/>
             <w:r>
               <w:rPr>
-                <w:rFonts w:ascii="Calibri" w:hAnsi="Calibri" w:eastAsia="Calibri"/>
+                <w:rFonts w:ascii="Arial" w:hAnsi="Arial" w:cs="Arial"/>
                 <w:b w:val="0"/>
                 <w:i w:val="0"/>
                 <w:color w:val="3A2A30"/>
                 <w:sz w:val="20"/>
               </w:rPr>
-              <w:t>Customer order tracking</w:t>
+              <w:t>Floral subscriptions as catalog SKUs</w:t>
             </w:r>
           </w:p>
         </w:tc>
@@ -2555,7 +2715,7 @@
             <w:r/>
             <w:r>
               <w:rPr>
-                <w:rFonts w:ascii="Calibri" w:hAnsi="Calibri" w:eastAsia="Calibri"/>
+                <w:rFonts w:ascii="Arial" w:hAnsi="Arial" w:cs="Arial"/>
                 <w:b w:val="0"/>
                 <w:i w:val="0"/>
                 <w:color w:val="3A2A30"/>
@@ -2574,13 +2734,13 @@
             <w:r/>
             <w:r>
               <w:rPr>
-                <w:rFonts w:ascii="Calibri" w:hAnsi="Calibri" w:eastAsia="Calibri"/>
+                <w:rFonts w:ascii="Arial" w:hAnsi="Arial" w:cs="Arial"/>
                 <w:b w:val="0"/>
                 <w:i w:val="0"/>
                 <w:color w:val="3A2A30"/>
                 <w:sz w:val="20"/>
               </w:rPr>
-              <w:t>Min/max price + colour + name filters</w:t>
+              <w:t>30 % deposit + settle remaining</w:t>
             </w:r>
           </w:p>
         </w:tc>
@@ -2594,13 +2754,13 @@
             <w:r/>
             <w:r>
               <w:rPr>
-                <w:rFonts w:ascii="Calibri" w:hAnsi="Calibri" w:eastAsia="Calibri"/>
+                <w:rFonts w:ascii="Arial" w:hAnsi="Arial" w:cs="Arial"/>
                 <w:b w:val="0"/>
                 <w:i w:val="0"/>
                 <w:color w:val="3A2A30"/>
                 <w:sz w:val="20"/>
               </w:rPr>
-              <w:t>Could Have</w:t>
+              <w:t>Should Have</w:t>
             </w:r>
           </w:p>
         </w:tc>
@@ -2612,13 +2772,13 @@
             <w:r/>
             <w:r>
               <w:rPr>
-                <w:rFonts w:ascii="Calibri" w:hAnsi="Calibri" w:eastAsia="Calibri"/>
+                <w:rFonts w:ascii="Arial" w:hAnsi="Arial" w:cs="Arial"/>
                 <w:b w:val="0"/>
                 <w:i w:val="0"/>
                 <w:color w:val="3A2A30"/>
                 <w:sz w:val="20"/>
               </w:rPr>
-              <w:t>Season/event vitrine combos</w:t>
+              <w:t>Customer order tracking</w:t>
             </w:r>
           </w:p>
         </w:tc>
@@ -2633,13 +2793,13 @@
             <w:r/>
             <w:r>
               <w:rPr>
-                <w:rFonts w:ascii="Calibri" w:hAnsi="Calibri" w:eastAsia="Calibri"/>
+                <w:rFonts w:ascii="Arial" w:hAnsi="Arial" w:cs="Arial"/>
                 <w:b w:val="0"/>
                 <w:i w:val="0"/>
                 <w:color w:val="3A2A30"/>
                 <w:sz w:val="20"/>
               </w:rPr>
-              <w:t>Could Have</w:t>
+              <w:t>Should Have</w:t>
             </w:r>
           </w:p>
         </w:tc>
@@ -2652,13 +2812,13 @@
             <w:r/>
             <w:r>
               <w:rPr>
-                <w:rFonts w:ascii="Calibri" w:hAnsi="Calibri" w:eastAsia="Calibri"/>
+                <w:rFonts w:ascii="Arial" w:hAnsi="Arial" w:cs="Arial"/>
                 <w:b w:val="0"/>
                 <w:i w:val="0"/>
                 <w:color w:val="3A2A30"/>
                 <w:sz w:val="20"/>
               </w:rPr>
-              <w:t>Custom event themes create/delete</w:t>
+              <w:t>Min/max price + colour + name filters</w:t>
             </w:r>
           </w:p>
         </w:tc>
@@ -2672,7 +2832,7 @@
             <w:r/>
             <w:r>
               <w:rPr>
-                <w:rFonts w:ascii="Calibri" w:hAnsi="Calibri" w:eastAsia="Calibri"/>
+                <w:rFonts w:ascii="Arial" w:hAnsi="Arial" w:cs="Arial"/>
                 <w:b w:val="0"/>
                 <w:i w:val="0"/>
                 <w:color w:val="3A2A30"/>
@@ -2690,13 +2850,13 @@
             <w:r/>
             <w:r>
               <w:rPr>
-                <w:rFonts w:ascii="Calibri" w:hAnsi="Calibri" w:eastAsia="Calibri"/>
+                <w:rFonts w:ascii="Arial" w:hAnsi="Arial" w:cs="Arial"/>
                 <w:b w:val="0"/>
                 <w:i w:val="0"/>
                 <w:color w:val="3A2A30"/>
                 <w:sz w:val="20"/>
               </w:rPr>
-              <w:t>Optional Stripe PI + webhook</w:t>
+              <w:t>Season/event vitrine combos</w:t>
             </w:r>
           </w:p>
         </w:tc>
@@ -2711,7 +2871,7 @@
             <w:r/>
             <w:r>
               <w:rPr>
-                <w:rFonts w:ascii="Calibri" w:hAnsi="Calibri" w:eastAsia="Calibri"/>
+                <w:rFonts w:ascii="Arial" w:hAnsi="Arial" w:cs="Arial"/>
                 <w:b w:val="0"/>
                 <w:i w:val="0"/>
                 <w:color w:val="3A2A30"/>
@@ -2730,13 +2890,13 @@
             <w:r/>
             <w:r>
               <w:rPr>
-                <w:rFonts w:ascii="Calibri" w:hAnsi="Calibri" w:eastAsia="Calibri"/>
+                <w:rFonts w:ascii="Arial" w:hAnsi="Arial" w:cs="Arial"/>
                 <w:b w:val="0"/>
                 <w:i w:val="0"/>
                 <w:color w:val="3A2A30"/>
                 <w:sz w:val="20"/>
               </w:rPr>
-              <w:t>Print invoice window</w:t>
+              <w:t>Custom event themes create/delete</w:t>
             </w:r>
           </w:p>
         </w:tc>
@@ -2750,12 +2910,90 @@
             <w:r/>
             <w:r>
               <w:rPr>
-                <w:rFonts w:ascii="Calibri" w:hAnsi="Calibri" w:eastAsia="Calibri"/>
+                <w:rFonts w:ascii="Arial" w:hAnsi="Arial" w:cs="Arial"/>
                 <w:b w:val="0"/>
                 <w:i w:val="0"/>
                 <w:color w:val="3A2A30"/>
                 <w:sz w:val="20"/>
               </w:rPr>
+              <w:t>Could Have</w:t>
+            </w:r>
+          </w:p>
+        </w:tc>
+        <w:tc>
+          <w:tcPr>
+            <w:tcW w:type="dxa" w:w="4986"/>
+          </w:tcPr>
+          <w:p>
+            <w:r/>
+            <w:r>
+              <w:rPr>
+                <w:rFonts w:ascii="Arial" w:hAnsi="Arial" w:cs="Arial"/>
+                <w:b w:val="0"/>
+                <w:i w:val="0"/>
+                <w:color w:val="3A2A30"/>
+                <w:sz w:val="20"/>
+              </w:rPr>
+              <w:t>Optional Stripe PI + webhook</w:t>
+            </w:r>
+          </w:p>
+        </w:tc>
+      </w:tr>
+      <w:tr>
+        <w:tc>
+          <w:tcPr>
+            <w:tcW w:type="dxa" w:w="4986"/>
+            <w:shd w:fill="F8F5F2" w:val="clear"/>
+          </w:tcPr>
+          <w:p>
+            <w:r/>
+            <w:r>
+              <w:rPr>
+                <w:rFonts w:ascii="Arial" w:hAnsi="Arial" w:cs="Arial"/>
+                <w:b w:val="0"/>
+                <w:i w:val="0"/>
+                <w:color w:val="3A2A30"/>
+                <w:sz w:val="20"/>
+              </w:rPr>
+              <w:t>Could Have</w:t>
+            </w:r>
+          </w:p>
+        </w:tc>
+        <w:tc>
+          <w:tcPr>
+            <w:tcW w:type="dxa" w:w="4986"/>
+            <w:shd w:fill="F8F5F2" w:val="clear"/>
+          </w:tcPr>
+          <w:p>
+            <w:r/>
+            <w:r>
+              <w:rPr>
+                <w:rFonts w:ascii="Arial" w:hAnsi="Arial" w:cs="Arial"/>
+                <w:b w:val="0"/>
+                <w:i w:val="0"/>
+                <w:color w:val="3A2A30"/>
+                <w:sz w:val="20"/>
+              </w:rPr>
+              <w:t>Print invoice window</w:t>
+            </w:r>
+          </w:p>
+        </w:tc>
+      </w:tr>
+      <w:tr>
+        <w:tc>
+          <w:tcPr>
+            <w:tcW w:type="dxa" w:w="4986"/>
+          </w:tcPr>
+          <w:p>
+            <w:r/>
+            <w:r>
+              <w:rPr>
+                <w:rFonts w:ascii="Arial" w:hAnsi="Arial" w:cs="Arial"/>
+                <w:b w:val="0"/>
+                <w:i w:val="0"/>
+                <w:color w:val="3A2A30"/>
+                <w:sz w:val="20"/>
+              </w:rPr>
               <w:t>Won’t Have now</w:t>
             </w:r>
           </w:p>
@@ -2768,13 +3006,13 @@
             <w:r/>
             <w:r>
               <w:rPr>
-                <w:rFonts w:ascii="Calibri" w:hAnsi="Calibri" w:eastAsia="Calibri"/>
+                <w:rFonts w:ascii="Arial" w:hAnsi="Arial" w:cs="Arial"/>
                 <w:b w:val="0"/>
                 <w:i w:val="0"/>
                 <w:color w:val="3A2A30"/>
                 <w:sz w:val="20"/>
               </w:rPr>
-              <w:t>Email verification / reset mail, click-and-collect, geo zones, HT/TVA, native app, chat, AI, 2FA, reviews UI</w:t>
+              <w:t>Email verification / reset mail, customer password-change form, click-and-collect, geo zones, HT/TVA, native app, chat, AI, 2FA, reviews UI</w:t>
             </w:r>
           </w:p>
         </w:tc>
@@ -2787,7 +3025,7 @@
       </w:pPr>
       <w:r>
         <w:rPr>
-          <w:rFonts w:ascii="Calibri" w:hAnsi="Calibri"/>
+          <w:rFonts w:ascii="Arial" w:hAnsi="Arial"/>
           <w:color w:val="7F3F5A"/>
         </w:rPr>
         <w:t>Tasks 1. User stories and mandatory features</w:t>
@@ -2799,7 +3037,7 @@
       </w:pPr>
       <w:r>
         <w:rPr>
-          <w:rFonts w:ascii="Calibri" w:hAnsi="Calibri" w:eastAsia="Calibri"/>
+          <w:rFonts w:ascii="Arial" w:hAnsi="Arial" w:cs="Arial"/>
           <w:b w:val="0"/>
           <w:i w:val="0"/>
           <w:color w:val="3A2A30"/>
@@ -2813,6 +3051,7 @@
         <w:tblStyle w:val="TableGrid"/>
         <w:tblW w:type="auto" w:w="0"/>
         <w:jc w:val="center"/>
+        <w:tblLayout w:type="autofit"/>
         <w:tblLook w:firstColumn="1" w:firstRow="1" w:lastColumn="0" w:lastRow="0" w:noHBand="0" w:noVBand="1" w:val="04A0"/>
       </w:tblPr>
       <w:tblGrid>
@@ -2831,7 +3070,7 @@
             <w:r/>
             <w:r>
               <w:rPr>
-                <w:rFonts w:ascii="Calibri" w:hAnsi="Calibri" w:eastAsia="Calibri"/>
+                <w:rFonts w:ascii="Arial" w:hAnsi="Arial" w:cs="Arial"/>
                 <w:b/>
                 <w:i w:val="0"/>
                 <w:color w:val="FFFFFF"/>
@@ -2850,7 +3089,7 @@
             <w:r/>
             <w:r>
               <w:rPr>
-                <w:rFonts w:ascii="Calibri" w:hAnsi="Calibri" w:eastAsia="Calibri"/>
+                <w:rFonts w:ascii="Arial" w:hAnsi="Arial" w:cs="Arial"/>
                 <w:b/>
                 <w:i w:val="0"/>
                 <w:color w:val="FFFFFF"/>
@@ -2869,7 +3108,7 @@
             <w:r/>
             <w:r>
               <w:rPr>
-                <w:rFonts w:ascii="Calibri" w:hAnsi="Calibri" w:eastAsia="Calibri"/>
+                <w:rFonts w:ascii="Arial" w:hAnsi="Arial" w:cs="Arial"/>
                 <w:b/>
                 <w:i w:val="0"/>
                 <w:color w:val="FFFFFF"/>
@@ -2888,7 +3127,7 @@
             <w:r/>
             <w:r>
               <w:rPr>
-                <w:rFonts w:ascii="Calibri" w:hAnsi="Calibri" w:eastAsia="Calibri"/>
+                <w:rFonts w:ascii="Arial" w:hAnsi="Arial" w:cs="Arial"/>
                 <w:b/>
                 <w:i w:val="0"/>
                 <w:color w:val="FFFFFF"/>
@@ -2908,7 +3147,7 @@
             <w:r/>
             <w:r>
               <w:rPr>
-                <w:rFonts w:ascii="Calibri" w:hAnsi="Calibri" w:eastAsia="Calibri"/>
+                <w:rFonts w:ascii="Arial" w:hAnsi="Arial" w:cs="Arial"/>
                 <w:b w:val="0"/>
                 <w:i w:val="0"/>
                 <w:color w:val="3A2A30"/>
@@ -2926,7 +3165,7 @@
             <w:r/>
             <w:r>
               <w:rPr>
-                <w:rFonts w:ascii="Calibri" w:hAnsi="Calibri" w:eastAsia="Calibri"/>
+                <w:rFonts w:ascii="Arial" w:hAnsi="Arial" w:cs="Arial"/>
                 <w:b w:val="0"/>
                 <w:i w:val="0"/>
                 <w:color w:val="3A2A30"/>
@@ -2944,7 +3183,7 @@
             <w:r/>
             <w:r>
               <w:rPr>
-                <w:rFonts w:ascii="Calibri" w:hAnsi="Calibri" w:eastAsia="Calibri"/>
+                <w:rFonts w:ascii="Arial" w:hAnsi="Arial" w:cs="Arial"/>
                 <w:b w:val="0"/>
                 <w:i w:val="0"/>
                 <w:color w:val="3A2A30"/>
@@ -2962,7 +3201,7 @@
             <w:r/>
             <w:r>
               <w:rPr>
-                <w:rFonts w:ascii="Calibri" w:hAnsi="Calibri" w:eastAsia="Calibri"/>
+                <w:rFonts w:ascii="Arial" w:hAnsi="Arial" w:cs="Arial"/>
                 <w:b w:val="0"/>
                 <w:i w:val="0"/>
                 <w:color w:val="3A2A30"/>
@@ -2983,7 +3222,7 @@
             <w:r/>
             <w:r>
               <w:rPr>
-                <w:rFonts w:ascii="Calibri" w:hAnsi="Calibri" w:eastAsia="Calibri"/>
+                <w:rFonts w:ascii="Arial" w:hAnsi="Arial" w:cs="Arial"/>
                 <w:b w:val="0"/>
                 <w:i w:val="0"/>
                 <w:color w:val="3A2A30"/>
@@ -3002,7 +3241,7 @@
             <w:r/>
             <w:r>
               <w:rPr>
-                <w:rFonts w:ascii="Calibri" w:hAnsi="Calibri" w:eastAsia="Calibri"/>
+                <w:rFonts w:ascii="Arial" w:hAnsi="Arial" w:cs="Arial"/>
                 <w:b w:val="0"/>
                 <w:i w:val="0"/>
                 <w:color w:val="3A2A30"/>
@@ -3021,7 +3260,7 @@
             <w:r/>
             <w:r>
               <w:rPr>
-                <w:rFonts w:ascii="Calibri" w:hAnsi="Calibri" w:eastAsia="Calibri"/>
+                <w:rFonts w:ascii="Arial" w:hAnsi="Arial" w:cs="Arial"/>
                 <w:b w:val="0"/>
                 <w:i w:val="0"/>
                 <w:color w:val="3A2A30"/>
@@ -3040,13 +3279,13 @@
             <w:r/>
             <w:r>
               <w:rPr>
-                <w:rFonts w:ascii="Calibri" w:hAnsi="Calibri" w:eastAsia="Calibri"/>
+                <w:rFonts w:ascii="Arial" w:hAnsi="Arial" w:cs="Arial"/>
                 <w:b w:val="0"/>
                 <w:i w:val="0"/>
                 <w:color w:val="3A2A30"/>
                 <w:sz w:val="20"/>
               </w:rPr>
-              <w:t>Given marie@test.com / marie123, When I login, Then JWT is stored and Déconnexion clears it. Landing is accueil, not admin.</w:t>
+              <w:t>Given marie@test.com / marie123, When I login, Then JWT is stored and Déconnexion clears it. Landing is accueil, not admin. 5 bad passwords → 429 for 15 minutes.</w:t>
             </w:r>
           </w:p>
         </w:tc>
@@ -3060,7 +3299,7 @@
             <w:r/>
             <w:r>
               <w:rPr>
-                <w:rFonts w:ascii="Calibri" w:hAnsi="Calibri" w:eastAsia="Calibri"/>
+                <w:rFonts w:ascii="Arial" w:hAnsi="Arial" w:cs="Arial"/>
                 <w:b w:val="0"/>
                 <w:i w:val="0"/>
                 <w:color w:val="3A2A30"/>
@@ -3078,7 +3317,7 @@
             <w:r/>
             <w:r>
               <w:rPr>
-                <w:rFonts w:ascii="Calibri" w:hAnsi="Calibri" w:eastAsia="Calibri"/>
+                <w:rFonts w:ascii="Arial" w:hAnsi="Arial" w:cs="Arial"/>
                 <w:b w:val="0"/>
                 <w:i w:val="0"/>
                 <w:color w:val="3A2A30"/>
@@ -3096,7 +3335,7 @@
             <w:r/>
             <w:r>
               <w:rPr>
-                <w:rFonts w:ascii="Calibri" w:hAnsi="Calibri" w:eastAsia="Calibri"/>
+                <w:rFonts w:ascii="Arial" w:hAnsi="Arial" w:cs="Arial"/>
                 <w:b w:val="0"/>
                 <w:i w:val="0"/>
                 <w:color w:val="3A2A30"/>
@@ -3114,7 +3353,7 @@
             <w:r/>
             <w:r>
               <w:rPr>
-                <w:rFonts w:ascii="Calibri" w:hAnsi="Calibri" w:eastAsia="Calibri"/>
+                <w:rFonts w:ascii="Arial" w:hAnsi="Arial" w:cs="Arial"/>
                 <w:b w:val="0"/>
                 <w:i w:val="0"/>
                 <w:color w:val="3A2A30"/>
@@ -3135,7 +3374,7 @@
             <w:r/>
             <w:r>
               <w:rPr>
-                <w:rFonts w:ascii="Calibri" w:hAnsi="Calibri" w:eastAsia="Calibri"/>
+                <w:rFonts w:ascii="Arial" w:hAnsi="Arial" w:cs="Arial"/>
                 <w:b w:val="0"/>
                 <w:i w:val="0"/>
                 <w:color w:val="3A2A30"/>
@@ -3154,7 +3393,7 @@
             <w:r/>
             <w:r>
               <w:rPr>
-                <w:rFonts w:ascii="Calibri" w:hAnsi="Calibri" w:eastAsia="Calibri"/>
+                <w:rFonts w:ascii="Arial" w:hAnsi="Arial" w:cs="Arial"/>
                 <w:b w:val="0"/>
                 <w:i w:val="0"/>
                 <w:color w:val="3A2A30"/>
@@ -3173,7 +3412,7 @@
             <w:r/>
             <w:r>
               <w:rPr>
-                <w:rFonts w:ascii="Calibri" w:hAnsi="Calibri" w:eastAsia="Calibri"/>
+                <w:rFonts w:ascii="Arial" w:hAnsi="Arial" w:cs="Arial"/>
                 <w:b w:val="0"/>
                 <w:i w:val="0"/>
                 <w:color w:val="3A2A30"/>
@@ -3192,7 +3431,7 @@
             <w:r/>
             <w:r>
               <w:rPr>
-                <w:rFonts w:ascii="Calibri" w:hAnsi="Calibri" w:eastAsia="Calibri"/>
+                <w:rFonts w:ascii="Arial" w:hAnsi="Arial" w:cs="Arial"/>
                 <w:b w:val="0"/>
                 <w:i w:val="0"/>
                 <w:color w:val="3A2A30"/>
@@ -3212,7 +3451,7 @@
             <w:r/>
             <w:r>
               <w:rPr>
-                <w:rFonts w:ascii="Calibri" w:hAnsi="Calibri" w:eastAsia="Calibri"/>
+                <w:rFonts w:ascii="Arial" w:hAnsi="Arial" w:cs="Arial"/>
                 <w:b w:val="0"/>
                 <w:i w:val="0"/>
                 <w:color w:val="3A2A30"/>
@@ -3230,7 +3469,7 @@
             <w:r/>
             <w:r>
               <w:rPr>
-                <w:rFonts w:ascii="Calibri" w:hAnsi="Calibri" w:eastAsia="Calibri"/>
+                <w:rFonts w:ascii="Arial" w:hAnsi="Arial" w:cs="Arial"/>
                 <w:b w:val="0"/>
                 <w:i w:val="0"/>
                 <w:color w:val="3A2A30"/>
@@ -3248,7 +3487,7 @@
             <w:r/>
             <w:r>
               <w:rPr>
-                <w:rFonts w:ascii="Calibri" w:hAnsi="Calibri" w:eastAsia="Calibri"/>
+                <w:rFonts w:ascii="Arial" w:hAnsi="Arial" w:cs="Arial"/>
                 <w:b w:val="0"/>
                 <w:i w:val="0"/>
                 <w:color w:val="3A2A30"/>
@@ -3266,7 +3505,7 @@
             <w:r/>
             <w:r>
               <w:rPr>
-                <w:rFonts w:ascii="Calibri" w:hAnsi="Calibri" w:eastAsia="Calibri"/>
+                <w:rFonts w:ascii="Arial" w:hAnsi="Arial" w:cs="Arial"/>
                 <w:b w:val="0"/>
                 <w:i w:val="0"/>
                 <w:color w:val="3A2A30"/>
@@ -3287,7 +3526,7 @@
             <w:r/>
             <w:r>
               <w:rPr>
-                <w:rFonts w:ascii="Calibri" w:hAnsi="Calibri" w:eastAsia="Calibri"/>
+                <w:rFonts w:ascii="Arial" w:hAnsi="Arial" w:cs="Arial"/>
                 <w:b w:val="0"/>
                 <w:i w:val="0"/>
                 <w:color w:val="3A2A30"/>
@@ -3306,7 +3545,7 @@
             <w:r/>
             <w:r>
               <w:rPr>
-                <w:rFonts w:ascii="Calibri" w:hAnsi="Calibri" w:eastAsia="Calibri"/>
+                <w:rFonts w:ascii="Arial" w:hAnsi="Arial" w:cs="Arial"/>
                 <w:b w:val="0"/>
                 <w:i w:val="0"/>
                 <w:color w:val="3A2A30"/>
@@ -3325,7 +3564,7 @@
             <w:r/>
             <w:r>
               <w:rPr>
-                <w:rFonts w:ascii="Calibri" w:hAnsi="Calibri" w:eastAsia="Calibri"/>
+                <w:rFonts w:ascii="Arial" w:hAnsi="Arial" w:cs="Arial"/>
                 <w:b w:val="0"/>
                 <w:i w:val="0"/>
                 <w:color w:val="3A2A30"/>
@@ -3344,7 +3583,7 @@
             <w:r/>
             <w:r>
               <w:rPr>
-                <w:rFonts w:ascii="Calibri" w:hAnsi="Calibri" w:eastAsia="Calibri"/>
+                <w:rFonts w:ascii="Arial" w:hAnsi="Arial" w:cs="Arial"/>
                 <w:b w:val="0"/>
                 <w:i w:val="0"/>
                 <w:color w:val="3A2A30"/>
@@ -3364,7 +3603,7 @@
             <w:r/>
             <w:r>
               <w:rPr>
-                <w:rFonts w:ascii="Calibri" w:hAnsi="Calibri" w:eastAsia="Calibri"/>
+                <w:rFonts w:ascii="Arial" w:hAnsi="Arial" w:cs="Arial"/>
                 <w:b w:val="0"/>
                 <w:i w:val="0"/>
                 <w:color w:val="3A2A30"/>
@@ -3382,7 +3621,7 @@
             <w:r/>
             <w:r>
               <w:rPr>
-                <w:rFonts w:ascii="Calibri" w:hAnsi="Calibri" w:eastAsia="Calibri"/>
+                <w:rFonts w:ascii="Arial" w:hAnsi="Arial" w:cs="Arial"/>
                 <w:b w:val="0"/>
                 <w:i w:val="0"/>
                 <w:color w:val="3A2A30"/>
@@ -3400,7 +3639,7 @@
             <w:r/>
             <w:r>
               <w:rPr>
-                <w:rFonts w:ascii="Calibri" w:hAnsi="Calibri" w:eastAsia="Calibri"/>
+                <w:rFonts w:ascii="Arial" w:hAnsi="Arial" w:cs="Arial"/>
                 <w:b w:val="0"/>
                 <w:i w:val="0"/>
                 <w:color w:val="3A2A30"/>
@@ -3418,7 +3657,7 @@
             <w:r/>
             <w:r>
               <w:rPr>
-                <w:rFonts w:ascii="Calibri" w:hAnsi="Calibri" w:eastAsia="Calibri"/>
+                <w:rFonts w:ascii="Arial" w:hAnsi="Arial" w:cs="Arial"/>
                 <w:b w:val="0"/>
                 <w:i w:val="0"/>
                 <w:color w:val="3A2A30"/>
@@ -3439,7 +3678,7 @@
             <w:r/>
             <w:r>
               <w:rPr>
-                <w:rFonts w:ascii="Calibri" w:hAnsi="Calibri" w:eastAsia="Calibri"/>
+                <w:rFonts w:ascii="Arial" w:hAnsi="Arial" w:cs="Arial"/>
                 <w:b w:val="0"/>
                 <w:i w:val="0"/>
                 <w:color w:val="3A2A30"/>
@@ -3458,7 +3697,7 @@
             <w:r/>
             <w:r>
               <w:rPr>
-                <w:rFonts w:ascii="Calibri" w:hAnsi="Calibri" w:eastAsia="Calibri"/>
+                <w:rFonts w:ascii="Arial" w:hAnsi="Arial" w:cs="Arial"/>
                 <w:b w:val="0"/>
                 <w:i w:val="0"/>
                 <w:color w:val="3A2A30"/>
@@ -3477,7 +3716,7 @@
             <w:r/>
             <w:r>
               <w:rPr>
-                <w:rFonts w:ascii="Calibri" w:hAnsi="Calibri" w:eastAsia="Calibri"/>
+                <w:rFonts w:ascii="Arial" w:hAnsi="Arial" w:cs="Arial"/>
                 <w:b w:val="0"/>
                 <w:i w:val="0"/>
                 <w:color w:val="3A2A30"/>
@@ -3496,7 +3735,7 @@
             <w:r/>
             <w:r>
               <w:rPr>
-                <w:rFonts w:ascii="Calibri" w:hAnsi="Calibri" w:eastAsia="Calibri"/>
+                <w:rFonts w:ascii="Arial" w:hAnsi="Arial" w:cs="Arial"/>
                 <w:b w:val="0"/>
                 <w:i w:val="0"/>
                 <w:color w:val="3A2A30"/>
@@ -3516,7 +3755,7 @@
             <w:r/>
             <w:r>
               <w:rPr>
-                <w:rFonts w:ascii="Calibri" w:hAnsi="Calibri" w:eastAsia="Calibri"/>
+                <w:rFonts w:ascii="Arial" w:hAnsi="Arial" w:cs="Arial"/>
                 <w:b w:val="0"/>
                 <w:i w:val="0"/>
                 <w:color w:val="3A2A30"/>
@@ -3534,7 +3773,7 @@
             <w:r/>
             <w:r>
               <w:rPr>
-                <w:rFonts w:ascii="Calibri" w:hAnsi="Calibri" w:eastAsia="Calibri"/>
+                <w:rFonts w:ascii="Arial" w:hAnsi="Arial" w:cs="Arial"/>
                 <w:b w:val="0"/>
                 <w:i w:val="0"/>
                 <w:color w:val="3A2A30"/>
@@ -3552,7 +3791,7 @@
             <w:r/>
             <w:r>
               <w:rPr>
-                <w:rFonts w:ascii="Calibri" w:hAnsi="Calibri" w:eastAsia="Calibri"/>
+                <w:rFonts w:ascii="Arial" w:hAnsi="Arial" w:cs="Arial"/>
                 <w:b w:val="0"/>
                 <w:i w:val="0"/>
                 <w:color w:val="3A2A30"/>
@@ -3570,7 +3809,7 @@
             <w:r/>
             <w:r>
               <w:rPr>
-                <w:rFonts w:ascii="Calibri" w:hAnsi="Calibri" w:eastAsia="Calibri"/>
+                <w:rFonts w:ascii="Arial" w:hAnsi="Arial" w:cs="Arial"/>
                 <w:b w:val="0"/>
                 <w:i w:val="0"/>
                 <w:color w:val="3A2A30"/>
@@ -3591,7 +3830,7 @@
             <w:r/>
             <w:r>
               <w:rPr>
-                <w:rFonts w:ascii="Calibri" w:hAnsi="Calibri" w:eastAsia="Calibri"/>
+                <w:rFonts w:ascii="Arial" w:hAnsi="Arial" w:cs="Arial"/>
                 <w:b w:val="0"/>
                 <w:i w:val="0"/>
                 <w:color w:val="3A2A30"/>
@@ -3610,7 +3849,7 @@
             <w:r/>
             <w:r>
               <w:rPr>
-                <w:rFonts w:ascii="Calibri" w:hAnsi="Calibri" w:eastAsia="Calibri"/>
+                <w:rFonts w:ascii="Arial" w:hAnsi="Arial" w:cs="Arial"/>
                 <w:b w:val="0"/>
                 <w:i w:val="0"/>
                 <w:color w:val="3A2A30"/>
@@ -3629,7 +3868,7 @@
             <w:r/>
             <w:r>
               <w:rPr>
-                <w:rFonts w:ascii="Calibri" w:hAnsi="Calibri" w:eastAsia="Calibri"/>
+                <w:rFonts w:ascii="Arial" w:hAnsi="Arial" w:cs="Arial"/>
                 <w:b w:val="0"/>
                 <w:i w:val="0"/>
                 <w:color w:val="3A2A30"/>
@@ -3648,7 +3887,7 @@
             <w:r/>
             <w:r>
               <w:rPr>
-                <w:rFonts w:ascii="Calibri" w:hAnsi="Calibri" w:eastAsia="Calibri"/>
+                <w:rFonts w:ascii="Arial" w:hAnsi="Arial" w:cs="Arial"/>
                 <w:b w:val="0"/>
                 <w:i w:val="0"/>
                 <w:color w:val="3A2A30"/>
@@ -3668,7 +3907,7 @@
             <w:r/>
             <w:r>
               <w:rPr>
-                <w:rFonts w:ascii="Calibri" w:hAnsi="Calibri" w:eastAsia="Calibri"/>
+                <w:rFonts w:ascii="Arial" w:hAnsi="Arial" w:cs="Arial"/>
                 <w:b w:val="0"/>
                 <w:i w:val="0"/>
                 <w:color w:val="3A2A30"/>
@@ -3686,7 +3925,7 @@
             <w:r/>
             <w:r>
               <w:rPr>
-                <w:rFonts w:ascii="Calibri" w:hAnsi="Calibri" w:eastAsia="Calibri"/>
+                <w:rFonts w:ascii="Arial" w:hAnsi="Arial" w:cs="Arial"/>
                 <w:b w:val="0"/>
                 <w:i w:val="0"/>
                 <w:color w:val="3A2A30"/>
@@ -3704,7 +3943,7 @@
             <w:r/>
             <w:r>
               <w:rPr>
-                <w:rFonts w:ascii="Calibri" w:hAnsi="Calibri" w:eastAsia="Calibri"/>
+                <w:rFonts w:ascii="Arial" w:hAnsi="Arial" w:cs="Arial"/>
                 <w:b w:val="0"/>
                 <w:i w:val="0"/>
                 <w:color w:val="3A2A30"/>
@@ -3722,7 +3961,7 @@
             <w:r/>
             <w:r>
               <w:rPr>
-                <w:rFonts w:ascii="Calibri" w:hAnsi="Calibri" w:eastAsia="Calibri"/>
+                <w:rFonts w:ascii="Arial" w:hAnsi="Arial" w:cs="Arial"/>
                 <w:b w:val="0"/>
                 <w:i w:val="0"/>
                 <w:color w:val="3A2A30"/>
@@ -3743,7 +3982,7 @@
             <w:r/>
             <w:r>
               <w:rPr>
-                <w:rFonts w:ascii="Calibri" w:hAnsi="Calibri" w:eastAsia="Calibri"/>
+                <w:rFonts w:ascii="Arial" w:hAnsi="Arial" w:cs="Arial"/>
                 <w:b w:val="0"/>
                 <w:i w:val="0"/>
                 <w:color w:val="3A2A30"/>
@@ -3762,7 +4001,7 @@
             <w:r/>
             <w:r>
               <w:rPr>
-                <w:rFonts w:ascii="Calibri" w:hAnsi="Calibri" w:eastAsia="Calibri"/>
+                <w:rFonts w:ascii="Arial" w:hAnsi="Arial" w:cs="Arial"/>
                 <w:b w:val="0"/>
                 <w:i w:val="0"/>
                 <w:color w:val="3A2A30"/>
@@ -3781,7 +4020,7 @@
             <w:r/>
             <w:r>
               <w:rPr>
-                <w:rFonts w:ascii="Calibri" w:hAnsi="Calibri" w:eastAsia="Calibri"/>
+                <w:rFonts w:ascii="Arial" w:hAnsi="Arial" w:cs="Arial"/>
                 <w:b w:val="0"/>
                 <w:i w:val="0"/>
                 <w:color w:val="3A2A30"/>
@@ -3800,7 +4039,7 @@
             <w:r/>
             <w:r>
               <w:rPr>
-                <w:rFonts w:ascii="Calibri" w:hAnsi="Calibri" w:eastAsia="Calibri"/>
+                <w:rFonts w:ascii="Arial" w:hAnsi="Arial" w:cs="Arial"/>
                 <w:b w:val="0"/>
                 <w:i w:val="0"/>
                 <w:color w:val="3A2A30"/>
@@ -3820,7 +4059,7 @@
             <w:r/>
             <w:r>
               <w:rPr>
-                <w:rFonts w:ascii="Calibri" w:hAnsi="Calibri" w:eastAsia="Calibri"/>
+                <w:rFonts w:ascii="Arial" w:hAnsi="Arial" w:cs="Arial"/>
                 <w:b w:val="0"/>
                 <w:i w:val="0"/>
                 <w:color w:val="3A2A30"/>
@@ -3838,7 +4077,7 @@
             <w:r/>
             <w:r>
               <w:rPr>
-                <w:rFonts w:ascii="Calibri" w:hAnsi="Calibri" w:eastAsia="Calibri"/>
+                <w:rFonts w:ascii="Arial" w:hAnsi="Arial" w:cs="Arial"/>
                 <w:b w:val="0"/>
                 <w:i w:val="0"/>
                 <w:color w:val="3A2A30"/>
@@ -3856,7 +4095,7 @@
             <w:r/>
             <w:r>
               <w:rPr>
-                <w:rFonts w:ascii="Calibri" w:hAnsi="Calibri" w:eastAsia="Calibri"/>
+                <w:rFonts w:ascii="Arial" w:hAnsi="Arial" w:cs="Arial"/>
                 <w:b w:val="0"/>
                 <w:i w:val="0"/>
                 <w:color w:val="3A2A30"/>
@@ -3874,7 +4113,7 @@
             <w:r/>
             <w:r>
               <w:rPr>
-                <w:rFonts w:ascii="Calibri" w:hAnsi="Calibri" w:eastAsia="Calibri"/>
+                <w:rFonts w:ascii="Arial" w:hAnsi="Arial" w:cs="Arial"/>
                 <w:b w:val="0"/>
                 <w:i w:val="0"/>
                 <w:color w:val="3A2A30"/>
@@ -3895,7 +4134,7 @@
             <w:r/>
             <w:r>
               <w:rPr>
-                <w:rFonts w:ascii="Calibri" w:hAnsi="Calibri" w:eastAsia="Calibri"/>
+                <w:rFonts w:ascii="Arial" w:hAnsi="Arial" w:cs="Arial"/>
                 <w:b w:val="0"/>
                 <w:i w:val="0"/>
                 <w:color w:val="3A2A30"/>
@@ -3914,7 +4153,7 @@
             <w:r/>
             <w:r>
               <w:rPr>
-                <w:rFonts w:ascii="Calibri" w:hAnsi="Calibri" w:eastAsia="Calibri"/>
+                <w:rFonts w:ascii="Arial" w:hAnsi="Arial" w:cs="Arial"/>
                 <w:b w:val="0"/>
                 <w:i w:val="0"/>
                 <w:color w:val="3A2A30"/>
@@ -3933,7 +4172,7 @@
             <w:r/>
             <w:r>
               <w:rPr>
-                <w:rFonts w:ascii="Calibri" w:hAnsi="Calibri" w:eastAsia="Calibri"/>
+                <w:rFonts w:ascii="Arial" w:hAnsi="Arial" w:cs="Arial"/>
                 <w:b w:val="0"/>
                 <w:i w:val="0"/>
                 <w:color w:val="3A2A30"/>
@@ -3952,7 +4191,7 @@
             <w:r/>
             <w:r>
               <w:rPr>
-                <w:rFonts w:ascii="Calibri" w:hAnsi="Calibri" w:eastAsia="Calibri"/>
+                <w:rFonts w:ascii="Arial" w:hAnsi="Arial" w:cs="Arial"/>
                 <w:b w:val="0"/>
                 <w:i w:val="0"/>
                 <w:color w:val="3A2A30"/>
@@ -3972,7 +4211,7 @@
             <w:r/>
             <w:r>
               <w:rPr>
-                <w:rFonts w:ascii="Calibri" w:hAnsi="Calibri" w:eastAsia="Calibri"/>
+                <w:rFonts w:ascii="Arial" w:hAnsi="Arial" w:cs="Arial"/>
                 <w:b w:val="0"/>
                 <w:i w:val="0"/>
                 <w:color w:val="3A2A30"/>
@@ -3990,7 +4229,7 @@
             <w:r/>
             <w:r>
               <w:rPr>
-                <w:rFonts w:ascii="Calibri" w:hAnsi="Calibri" w:eastAsia="Calibri"/>
+                <w:rFonts w:ascii="Arial" w:hAnsi="Arial" w:cs="Arial"/>
                 <w:b w:val="0"/>
                 <w:i w:val="0"/>
                 <w:color w:val="3A2A30"/>
@@ -4008,7 +4247,7 @@
             <w:r/>
             <w:r>
               <w:rPr>
-                <w:rFonts w:ascii="Calibri" w:hAnsi="Calibri" w:eastAsia="Calibri"/>
+                <w:rFonts w:ascii="Arial" w:hAnsi="Arial" w:cs="Arial"/>
                 <w:b w:val="0"/>
                 <w:i w:val="0"/>
                 <w:color w:val="3A2A30"/>
@@ -4026,7 +4265,7 @@
             <w:r/>
             <w:r>
               <w:rPr>
-                <w:rFonts w:ascii="Calibri" w:hAnsi="Calibri" w:eastAsia="Calibri"/>
+                <w:rFonts w:ascii="Arial" w:hAnsi="Arial" w:cs="Arial"/>
                 <w:b w:val="0"/>
                 <w:i w:val="0"/>
                 <w:color w:val="3A2A30"/>
@@ -4047,7 +4286,7 @@
             <w:r/>
             <w:r>
               <w:rPr>
-                <w:rFonts w:ascii="Calibri" w:hAnsi="Calibri" w:eastAsia="Calibri"/>
+                <w:rFonts w:ascii="Arial" w:hAnsi="Arial" w:cs="Arial"/>
                 <w:b w:val="0"/>
                 <w:i w:val="0"/>
                 <w:color w:val="3A2A30"/>
@@ -4066,7 +4305,7 @@
             <w:r/>
             <w:r>
               <w:rPr>
-                <w:rFonts w:ascii="Calibri" w:hAnsi="Calibri" w:eastAsia="Calibri"/>
+                <w:rFonts w:ascii="Arial" w:hAnsi="Arial" w:cs="Arial"/>
                 <w:b w:val="0"/>
                 <w:i w:val="0"/>
                 <w:color w:val="3A2A30"/>
@@ -4085,7 +4324,7 @@
             <w:r/>
             <w:r>
               <w:rPr>
-                <w:rFonts w:ascii="Calibri" w:hAnsi="Calibri" w:eastAsia="Calibri"/>
+                <w:rFonts w:ascii="Arial" w:hAnsi="Arial" w:cs="Arial"/>
                 <w:b w:val="0"/>
                 <w:i w:val="0"/>
                 <w:color w:val="3A2A30"/>
@@ -4104,7 +4343,7 @@
             <w:r/>
             <w:r>
               <w:rPr>
-                <w:rFonts w:ascii="Calibri" w:hAnsi="Calibri" w:eastAsia="Calibri"/>
+                <w:rFonts w:ascii="Arial" w:hAnsi="Arial" w:cs="Arial"/>
                 <w:b w:val="0"/>
                 <w:i w:val="0"/>
                 <w:color w:val="3A2A30"/>
@@ -4123,7 +4362,7 @@
       </w:pPr>
       <w:r>
         <w:rPr>
-          <w:rFonts w:ascii="Calibri" w:hAnsi="Calibri" w:eastAsia="Calibri"/>
+          <w:rFonts w:ascii="Arial" w:hAnsi="Arial" w:cs="Arial"/>
           <w:b/>
           <w:i w:val="0"/>
           <w:color w:val="3A2A30"/>
@@ -4137,6 +4376,7 @@
         <w:tblStyle w:val="TableGrid"/>
         <w:tblW w:type="auto" w:w="0"/>
         <w:jc w:val="center"/>
+        <w:tblLayout w:type="autofit"/>
         <w:tblLook w:firstColumn="1" w:firstRow="1" w:lastColumn="0" w:lastRow="0" w:noHBand="0" w:noVBand="1" w:val="04A0"/>
       </w:tblPr>
       <w:tblGrid>
@@ -4154,7 +4394,7 @@
             <w:r/>
             <w:r>
               <w:rPr>
-                <w:rFonts w:ascii="Calibri" w:hAnsi="Calibri" w:eastAsia="Calibri"/>
+                <w:rFonts w:ascii="Arial" w:hAnsi="Arial" w:cs="Arial"/>
                 <w:b/>
                 <w:i w:val="0"/>
                 <w:color w:val="FFFFFF"/>
@@ -4173,7 +4413,7 @@
             <w:r/>
             <w:r>
               <w:rPr>
-                <w:rFonts w:ascii="Calibri" w:hAnsi="Calibri" w:eastAsia="Calibri"/>
+                <w:rFonts w:ascii="Arial" w:hAnsi="Arial" w:cs="Arial"/>
                 <w:b/>
                 <w:i w:val="0"/>
                 <w:color w:val="FFFFFF"/>
@@ -4192,7 +4432,7 @@
             <w:r/>
             <w:r>
               <w:rPr>
-                <w:rFonts w:ascii="Calibri" w:hAnsi="Calibri" w:eastAsia="Calibri"/>
+                <w:rFonts w:ascii="Arial" w:hAnsi="Arial" w:cs="Arial"/>
                 <w:b/>
                 <w:i w:val="0"/>
                 <w:color w:val="FFFFFF"/>
@@ -4212,7 +4452,7 @@
             <w:r/>
             <w:r>
               <w:rPr>
-                <w:rFonts w:ascii="Calibri" w:hAnsi="Calibri" w:eastAsia="Calibri"/>
+                <w:rFonts w:ascii="Arial" w:hAnsi="Arial" w:cs="Arial"/>
                 <w:b w:val="0"/>
                 <w:i w:val="0"/>
                 <w:color w:val="3A2A30"/>
@@ -4230,7 +4470,7 @@
             <w:r/>
             <w:r>
               <w:rPr>
-                <w:rFonts w:ascii="Calibri" w:hAnsi="Calibri" w:eastAsia="Calibri"/>
+                <w:rFonts w:ascii="Arial" w:hAnsi="Arial" w:cs="Arial"/>
                 <w:b w:val="0"/>
                 <w:i w:val="0"/>
                 <w:color w:val="3A2A30"/>
@@ -4248,7 +4488,7 @@
             <w:r/>
             <w:r>
               <w:rPr>
-                <w:rFonts w:ascii="Calibri" w:hAnsi="Calibri" w:eastAsia="Calibri"/>
+                <w:rFonts w:ascii="Arial" w:hAnsi="Arial" w:cs="Arial"/>
                 <w:b w:val="0"/>
                 <w:i w:val="0"/>
                 <w:color w:val="3A2A30"/>
@@ -4269,7 +4509,7 @@
             <w:r/>
             <w:r>
               <w:rPr>
-                <w:rFonts w:ascii="Calibri" w:hAnsi="Calibri" w:eastAsia="Calibri"/>
+                <w:rFonts w:ascii="Arial" w:hAnsi="Arial" w:cs="Arial"/>
                 <w:b w:val="0"/>
                 <w:i w:val="0"/>
                 <w:color w:val="3A2A30"/>
@@ -4288,7 +4528,7 @@
             <w:r/>
             <w:r>
               <w:rPr>
-                <w:rFonts w:ascii="Calibri" w:hAnsi="Calibri" w:eastAsia="Calibri"/>
+                <w:rFonts w:ascii="Arial" w:hAnsi="Arial" w:cs="Arial"/>
                 <w:b w:val="0"/>
                 <w:i w:val="0"/>
                 <w:color w:val="3A2A30"/>
@@ -4307,7 +4547,7 @@
             <w:r/>
             <w:r>
               <w:rPr>
-                <w:rFonts w:ascii="Calibri" w:hAnsi="Calibri" w:eastAsia="Calibri"/>
+                <w:rFonts w:ascii="Arial" w:hAnsi="Arial" w:cs="Arial"/>
                 <w:b w:val="0"/>
                 <w:i w:val="0"/>
                 <w:color w:val="3A2A30"/>
@@ -4327,7 +4567,7 @@
             <w:r/>
             <w:r>
               <w:rPr>
-                <w:rFonts w:ascii="Calibri" w:hAnsi="Calibri" w:eastAsia="Calibri"/>
+                <w:rFonts w:ascii="Arial" w:hAnsi="Arial" w:cs="Arial"/>
                 <w:b w:val="0"/>
                 <w:i w:val="0"/>
                 <w:color w:val="3A2A30"/>
@@ -4345,7 +4585,7 @@
             <w:r/>
             <w:r>
               <w:rPr>
-                <w:rFonts w:ascii="Calibri" w:hAnsi="Calibri" w:eastAsia="Calibri"/>
+                <w:rFonts w:ascii="Arial" w:hAnsi="Arial" w:cs="Arial"/>
                 <w:b w:val="0"/>
                 <w:i w:val="0"/>
                 <w:color w:val="3A2A30"/>
@@ -4363,7 +4603,7 @@
             <w:r/>
             <w:r>
               <w:rPr>
-                <w:rFonts w:ascii="Calibri" w:hAnsi="Calibri" w:eastAsia="Calibri"/>
+                <w:rFonts w:ascii="Arial" w:hAnsi="Arial" w:cs="Arial"/>
                 <w:b w:val="0"/>
                 <w:i w:val="0"/>
                 <w:color w:val="3A2A30"/>
@@ -4384,7 +4624,7 @@
             <w:r/>
             <w:r>
               <w:rPr>
-                <w:rFonts w:ascii="Calibri" w:hAnsi="Calibri" w:eastAsia="Calibri"/>
+                <w:rFonts w:ascii="Arial" w:hAnsi="Arial" w:cs="Arial"/>
                 <w:b w:val="0"/>
                 <w:i w:val="0"/>
                 <w:color w:val="3A2A30"/>
@@ -4403,7 +4643,7 @@
             <w:r/>
             <w:r>
               <w:rPr>
-                <w:rFonts w:ascii="Calibri" w:hAnsi="Calibri" w:eastAsia="Calibri"/>
+                <w:rFonts w:ascii="Arial" w:hAnsi="Arial" w:cs="Arial"/>
                 <w:b w:val="0"/>
                 <w:i w:val="0"/>
                 <w:color w:val="3A2A30"/>
@@ -4422,7 +4662,7 @@
             <w:r/>
             <w:r>
               <w:rPr>
-                <w:rFonts w:ascii="Calibri" w:hAnsi="Calibri" w:eastAsia="Calibri"/>
+                <w:rFonts w:ascii="Arial" w:hAnsi="Arial" w:cs="Arial"/>
                 <w:b w:val="0"/>
                 <w:i w:val="0"/>
                 <w:color w:val="3A2A30"/>
@@ -4442,7 +4682,7 @@
             <w:r/>
             <w:r>
               <w:rPr>
-                <w:rFonts w:ascii="Calibri" w:hAnsi="Calibri" w:eastAsia="Calibri"/>
+                <w:rFonts w:ascii="Arial" w:hAnsi="Arial" w:cs="Arial"/>
                 <w:b w:val="0"/>
                 <w:i w:val="0"/>
                 <w:color w:val="3A2A30"/>
@@ -4460,7 +4700,7 @@
             <w:r/>
             <w:r>
               <w:rPr>
-                <w:rFonts w:ascii="Calibri" w:hAnsi="Calibri" w:eastAsia="Calibri"/>
+                <w:rFonts w:ascii="Arial" w:hAnsi="Arial" w:cs="Arial"/>
                 <w:b w:val="0"/>
                 <w:i w:val="0"/>
                 <w:color w:val="3A2A30"/>
@@ -4478,7 +4718,7 @@
             <w:r/>
             <w:r>
               <w:rPr>
-                <w:rFonts w:ascii="Calibri" w:hAnsi="Calibri" w:eastAsia="Calibri"/>
+                <w:rFonts w:ascii="Arial" w:hAnsi="Arial" w:cs="Arial"/>
                 <w:b w:val="0"/>
                 <w:i w:val="0"/>
                 <w:color w:val="3A2A30"/>
@@ -4499,7 +4739,7 @@
             <w:r/>
             <w:r>
               <w:rPr>
-                <w:rFonts w:ascii="Calibri" w:hAnsi="Calibri" w:eastAsia="Calibri"/>
+                <w:rFonts w:ascii="Arial" w:hAnsi="Arial" w:cs="Arial"/>
                 <w:b w:val="0"/>
                 <w:i w:val="0"/>
                 <w:color w:val="3A2A30"/>
@@ -4518,7 +4758,7 @@
             <w:r/>
             <w:r>
               <w:rPr>
-                <w:rFonts w:ascii="Calibri" w:hAnsi="Calibri" w:eastAsia="Calibri"/>
+                <w:rFonts w:ascii="Arial" w:hAnsi="Arial" w:cs="Arial"/>
                 <w:b w:val="0"/>
                 <w:i w:val="0"/>
                 <w:color w:val="3A2A30"/>
@@ -4537,7 +4777,7 @@
             <w:r/>
             <w:r>
               <w:rPr>
-                <w:rFonts w:ascii="Calibri" w:hAnsi="Calibri" w:eastAsia="Calibri"/>
+                <w:rFonts w:ascii="Arial" w:hAnsi="Arial" w:cs="Arial"/>
                 <w:b w:val="0"/>
                 <w:i w:val="0"/>
                 <w:color w:val="3A2A30"/>
@@ -4557,7 +4797,7 @@
             <w:r/>
             <w:r>
               <w:rPr>
-                <w:rFonts w:ascii="Calibri" w:hAnsi="Calibri" w:eastAsia="Calibri"/>
+                <w:rFonts w:ascii="Arial" w:hAnsi="Arial" w:cs="Arial"/>
                 <w:b w:val="0"/>
                 <w:i w:val="0"/>
                 <w:color w:val="3A2A30"/>
@@ -4575,7 +4815,7 @@
             <w:r/>
             <w:r>
               <w:rPr>
-                <w:rFonts w:ascii="Calibri" w:hAnsi="Calibri" w:eastAsia="Calibri"/>
+                <w:rFonts w:ascii="Arial" w:hAnsi="Arial" w:cs="Arial"/>
                 <w:b w:val="0"/>
                 <w:i w:val="0"/>
                 <w:color w:val="3A2A30"/>
@@ -4593,7 +4833,7 @@
             <w:r/>
             <w:r>
               <w:rPr>
-                <w:rFonts w:ascii="Calibri" w:hAnsi="Calibri" w:eastAsia="Calibri"/>
+                <w:rFonts w:ascii="Arial" w:hAnsi="Arial" w:cs="Arial"/>
                 <w:b w:val="0"/>
                 <w:i w:val="0"/>
                 <w:color w:val="3A2A30"/>
@@ -4614,7 +4854,7 @@
             <w:r/>
             <w:r>
               <w:rPr>
-                <w:rFonts w:ascii="Calibri" w:hAnsi="Calibri" w:eastAsia="Calibri"/>
+                <w:rFonts w:ascii="Arial" w:hAnsi="Arial" w:cs="Arial"/>
                 <w:b w:val="0"/>
                 <w:i w:val="0"/>
                 <w:color w:val="3A2A30"/>
@@ -4633,7 +4873,7 @@
             <w:r/>
             <w:r>
               <w:rPr>
-                <w:rFonts w:ascii="Calibri" w:hAnsi="Calibri" w:eastAsia="Calibri"/>
+                <w:rFonts w:ascii="Arial" w:hAnsi="Arial" w:cs="Arial"/>
                 <w:b w:val="0"/>
                 <w:i w:val="0"/>
                 <w:color w:val="3A2A30"/>
@@ -4652,7 +4892,7 @@
             <w:r/>
             <w:r>
               <w:rPr>
-                <w:rFonts w:ascii="Calibri" w:hAnsi="Calibri" w:eastAsia="Calibri"/>
+                <w:rFonts w:ascii="Arial" w:hAnsi="Arial" w:cs="Arial"/>
                 <w:b w:val="0"/>
                 <w:i w:val="0"/>
                 <w:color w:val="3A2A30"/>
@@ -4671,7 +4911,7 @@
       </w:pPr>
       <w:r>
         <w:rPr>
-          <w:rFonts w:ascii="Calibri" w:hAnsi="Calibri" w:eastAsia="Calibri"/>
+          <w:rFonts w:ascii="Arial" w:hAnsi="Arial" w:cs="Arial"/>
           <w:b/>
           <w:i w:val="0"/>
           <w:color w:val="3A2A30"/>
@@ -4685,6 +4925,7 @@
         <w:tblStyle w:val="TableGrid"/>
         <w:tblW w:type="auto" w:w="0"/>
         <w:jc w:val="center"/>
+        <w:tblLayout w:type="autofit"/>
         <w:tblLook w:firstColumn="1" w:firstRow="1" w:lastColumn="0" w:lastRow="0" w:noHBand="0" w:noVBand="1" w:val="04A0"/>
       </w:tblPr>
       <w:tblGrid>
@@ -4701,7 +4942,7 @@
             <w:r/>
             <w:r>
               <w:rPr>
-                <w:rFonts w:ascii="Calibri" w:hAnsi="Calibri" w:eastAsia="Calibri"/>
+                <w:rFonts w:ascii="Arial" w:hAnsi="Arial" w:cs="Arial"/>
                 <w:b/>
                 <w:i w:val="0"/>
                 <w:color w:val="FFFFFF"/>
@@ -4720,7 +4961,7 @@
             <w:r/>
             <w:r>
               <w:rPr>
-                <w:rFonts w:ascii="Calibri" w:hAnsi="Calibri" w:eastAsia="Calibri"/>
+                <w:rFonts w:ascii="Arial" w:hAnsi="Arial" w:cs="Arial"/>
                 <w:b/>
                 <w:i w:val="0"/>
                 <w:color w:val="FFFFFF"/>
@@ -4740,7 +4981,7 @@
             <w:r/>
             <w:r>
               <w:rPr>
-                <w:rFonts w:ascii="Calibri" w:hAnsi="Calibri" w:eastAsia="Calibri"/>
+                <w:rFonts w:ascii="Arial" w:hAnsi="Arial" w:cs="Arial"/>
                 <w:b w:val="0"/>
                 <w:i w:val="0"/>
                 <w:color w:val="3A2A30"/>
@@ -4758,7 +4999,7 @@
             <w:r/>
             <w:r>
               <w:rPr>
-                <w:rFonts w:ascii="Calibri" w:hAnsi="Calibri" w:eastAsia="Calibri"/>
+                <w:rFonts w:ascii="Arial" w:hAnsi="Arial" w:cs="Arial"/>
                 <w:b w:val="0"/>
                 <w:i w:val="0"/>
                 <w:color w:val="3A2A30"/>
@@ -4779,7 +5020,7 @@
             <w:r/>
             <w:r>
               <w:rPr>
-                <w:rFonts w:ascii="Calibri" w:hAnsi="Calibri" w:eastAsia="Calibri"/>
+                <w:rFonts w:ascii="Arial" w:hAnsi="Arial" w:cs="Arial"/>
                 <w:b w:val="0"/>
                 <w:i w:val="0"/>
                 <w:color w:val="3A2A30"/>
@@ -4798,7 +5039,7 @@
             <w:r/>
             <w:r>
               <w:rPr>
-                <w:rFonts w:ascii="Calibri" w:hAnsi="Calibri" w:eastAsia="Calibri"/>
+                <w:rFonts w:ascii="Arial" w:hAnsi="Arial" w:cs="Arial"/>
                 <w:b w:val="0"/>
                 <w:i w:val="0"/>
                 <w:color w:val="3A2A30"/>
@@ -4818,7 +5059,7 @@
             <w:r/>
             <w:r>
               <w:rPr>
-                <w:rFonts w:ascii="Calibri" w:hAnsi="Calibri" w:eastAsia="Calibri"/>
+                <w:rFonts w:ascii="Arial" w:hAnsi="Arial" w:cs="Arial"/>
                 <w:b w:val="0"/>
                 <w:i w:val="0"/>
                 <w:color w:val="3A2A30"/>
@@ -4836,7 +5077,7 @@
             <w:r/>
             <w:r>
               <w:rPr>
-                <w:rFonts w:ascii="Calibri" w:hAnsi="Calibri" w:eastAsia="Calibri"/>
+                <w:rFonts w:ascii="Arial" w:hAnsi="Arial" w:cs="Arial"/>
                 <w:b w:val="0"/>
                 <w:i w:val="0"/>
                 <w:color w:val="3A2A30"/>
@@ -4857,7 +5098,7 @@
             <w:r/>
             <w:r>
               <w:rPr>
-                <w:rFonts w:ascii="Calibri" w:hAnsi="Calibri" w:eastAsia="Calibri"/>
+                <w:rFonts w:ascii="Arial" w:hAnsi="Arial" w:cs="Arial"/>
                 <w:b w:val="0"/>
                 <w:i w:val="0"/>
                 <w:color w:val="3A2A30"/>
@@ -4876,7 +5117,7 @@
             <w:r/>
             <w:r>
               <w:rPr>
-                <w:rFonts w:ascii="Calibri" w:hAnsi="Calibri" w:eastAsia="Calibri"/>
+                <w:rFonts w:ascii="Arial" w:hAnsi="Arial" w:cs="Arial"/>
                 <w:b w:val="0"/>
                 <w:i w:val="0"/>
                 <w:color w:val="3A2A30"/>
@@ -4896,7 +5137,7 @@
             <w:r/>
             <w:r>
               <w:rPr>
-                <w:rFonts w:ascii="Calibri" w:hAnsi="Calibri" w:eastAsia="Calibri"/>
+                <w:rFonts w:ascii="Arial" w:hAnsi="Arial" w:cs="Arial"/>
                 <w:b w:val="0"/>
                 <w:i w:val="0"/>
                 <w:color w:val="3A2A30"/>
@@ -4914,7 +5155,7 @@
             <w:r/>
             <w:r>
               <w:rPr>
-                <w:rFonts w:ascii="Calibri" w:hAnsi="Calibri" w:eastAsia="Calibri"/>
+                <w:rFonts w:ascii="Arial" w:hAnsi="Arial" w:cs="Arial"/>
                 <w:b w:val="0"/>
                 <w:i w:val="0"/>
                 <w:color w:val="3A2A30"/>
@@ -4935,7 +5176,7 @@
             <w:r/>
             <w:r>
               <w:rPr>
-                <w:rFonts w:ascii="Calibri" w:hAnsi="Calibri" w:eastAsia="Calibri"/>
+                <w:rFonts w:ascii="Arial" w:hAnsi="Arial" w:cs="Arial"/>
                 <w:b w:val="0"/>
                 <w:i w:val="0"/>
                 <w:color w:val="3A2A30"/>
@@ -4954,7 +5195,7 @@
             <w:r/>
             <w:r>
               <w:rPr>
-                <w:rFonts w:ascii="Calibri" w:hAnsi="Calibri" w:eastAsia="Calibri"/>
+                <w:rFonts w:ascii="Arial" w:hAnsi="Arial" w:cs="Arial"/>
                 <w:b w:val="0"/>
                 <w:i w:val="0"/>
                 <w:color w:val="3A2A30"/>
@@ -4974,7 +5215,7 @@
             <w:r/>
             <w:r>
               <w:rPr>
-                <w:rFonts w:ascii="Calibri" w:hAnsi="Calibri" w:eastAsia="Calibri"/>
+                <w:rFonts w:ascii="Arial" w:hAnsi="Arial" w:cs="Arial"/>
                 <w:b w:val="0"/>
                 <w:i w:val="0"/>
                 <w:color w:val="3A2A30"/>
@@ -4992,7 +5233,7 @@
             <w:r/>
             <w:r>
               <w:rPr>
-                <w:rFonts w:ascii="Calibri" w:hAnsi="Calibri" w:eastAsia="Calibri"/>
+                <w:rFonts w:ascii="Arial" w:hAnsi="Arial" w:cs="Arial"/>
                 <w:b w:val="0"/>
                 <w:i w:val="0"/>
                 <w:color w:val="3A2A30"/>
@@ -5013,13 +5254,13 @@
             <w:r/>
             <w:r>
               <w:rPr>
-                <w:rFonts w:ascii="Calibri" w:hAnsi="Calibri" w:eastAsia="Calibri"/>
+                <w:rFonts w:ascii="Arial" w:hAnsi="Arial" w:cs="Arial"/>
                 <w:b w:val="0"/>
                 <w:i w:val="0"/>
                 <w:color w:val="3A2A30"/>
                 <w:sz w:val="20"/>
               </w:rPr>
-              <w:t>Not claimed</w:t>
+              <w:t>Security extras</w:t>
             </w:r>
           </w:p>
         </w:tc>
@@ -5032,7 +5273,45 @@
             <w:r/>
             <w:r>
               <w:rPr>
-                <w:rFonts w:ascii="Calibri" w:hAnsi="Calibri" w:eastAsia="Calibri"/>
+                <w:rFonts w:ascii="Arial" w:hAnsi="Arial" w:cs="Arial"/>
+                <w:b w:val="0"/>
+                <w:i w:val="0"/>
+                <w:color w:val="3A2A30"/>
+                <w:sz w:val="20"/>
+              </w:rPr>
+              <w:t>HTTPS local + FORCE_HTTPS; CNIL lockout 5/15 min</w:t>
+            </w:r>
+          </w:p>
+        </w:tc>
+      </w:tr>
+      <w:tr>
+        <w:tc>
+          <w:tcPr>
+            <w:tcW w:type="dxa" w:w="4986"/>
+          </w:tcPr>
+          <w:p>
+            <w:r/>
+            <w:r>
+              <w:rPr>
+                <w:rFonts w:ascii="Arial" w:hAnsi="Arial" w:cs="Arial"/>
+                <w:b w:val="0"/>
+                <w:i w:val="0"/>
+                <w:color w:val="3A2A30"/>
+                <w:sz w:val="20"/>
+              </w:rPr>
+              <w:t>Not claimed</w:t>
+            </w:r>
+          </w:p>
+        </w:tc>
+        <w:tc>
+          <w:tcPr>
+            <w:tcW w:type="dxa" w:w="4986"/>
+          </w:tcPr>
+          <w:p>
+            <w:r/>
+            <w:r>
+              <w:rPr>
+                <w:rFonts w:ascii="Arial" w:hAnsi="Arial" w:cs="Arial"/>
                 <w:b w:val="0"/>
                 <w:i w:val="0"/>
                 <w:color w:val="3A2A30"/>
@@ -5051,7 +5330,7 @@
       </w:pPr>
       <w:r>
         <w:rPr>
-          <w:rFonts w:ascii="Calibri" w:hAnsi="Calibri"/>
+          <w:rFonts w:ascii="Arial" w:hAnsi="Arial"/>
           <w:color w:val="7F3F5A"/>
         </w:rPr>
         <w:t>Tasks 2. Non-functional requirements</w:t>
@@ -5063,7 +5342,7 @@
       </w:pPr>
       <w:r>
         <w:rPr>
-          <w:rFonts w:ascii="Calibri" w:hAnsi="Calibri" w:eastAsia="Calibri"/>
+          <w:rFonts w:ascii="Arial" w:hAnsi="Arial" w:cs="Arial"/>
           <w:b/>
           <w:i w:val="0"/>
           <w:color w:val="3A2A30"/>
@@ -5079,7 +5358,7 @@
       </w:pPr>
       <w:r>
         <w:rPr>
-          <w:rFonts w:ascii="Calibri" w:hAnsi="Calibri" w:eastAsia="Calibri"/>
+          <w:rFonts w:ascii="Arial" w:hAnsi="Arial" w:cs="Arial"/>
           <w:b w:val="0"/>
           <w:i w:val="0"/>
           <w:color w:val="3A2A30"/>
@@ -5095,7 +5374,7 @@
       </w:pPr>
       <w:r>
         <w:rPr>
-          <w:rFonts w:ascii="Calibri" w:hAnsi="Calibri" w:eastAsia="Calibri"/>
+          <w:rFonts w:ascii="Arial" w:hAnsi="Arial" w:cs="Arial"/>
           <w:b w:val="0"/>
           <w:i w:val="0"/>
           <w:color w:val="3A2A30"/>
@@ -5111,13 +5390,13 @@
       </w:pPr>
       <w:r>
         <w:rPr>
-          <w:rFonts w:ascii="Calibri" w:hAnsi="Calibri" w:eastAsia="Calibri"/>
+          <w:rFonts w:ascii="Arial" w:hAnsi="Arial" w:cs="Arial"/>
           <w:b w:val="0"/>
           <w:i w:val="0"/>
           <w:color w:val="3A2A30"/>
           <w:sz w:val="22"/>
         </w:rPr>
-        <w:t>Encryption in transit: classroom demo is HTTP on localhost. Production must terminate TLS and redirect HTTP→HTTPS. Cookies are not used for JWT (Bearer). Secure cookie flags apply if cookies are introduced.</w:t>
+        <w:t>Encryption in transit: ./run-https.sh serves TLS with a gitignored self-signed cert (Demoday/certs/). FORCE_HTTPS=1 enables ProxyFix and 301 HTTP→HTTPS using X-Forwarded-Proto. JWT is Bearer, not a cookie.</w:t>
       </w:r>
     </w:p>
     <w:p>
@@ -5127,13 +5406,13 @@
       </w:pPr>
       <w:r>
         <w:rPr>
-          <w:rFonts w:ascii="Calibri" w:hAnsi="Calibri" w:eastAsia="Calibri"/>
+          <w:rFonts w:ascii="Arial" w:hAnsi="Arial" w:cs="Arial"/>
           <w:b w:val="0"/>
           <w:i w:val="0"/>
           <w:color w:val="3A2A30"/>
           <w:sz w:val="22"/>
         </w:rPr>
-        <w:t>Encryption at rest: no PAN stored; at most card_last4. SQLite/PostgreSQL file encryption is a hosting concern (not AES-256 of every column in this MVP). Stripe keys only in environment.</w:t>
+        <w:t>Encryption at rest: no PAN stored; at most card_last4. SQLite/PostgreSQL file encryption is a hosting concern. Stripe keys only in environment.</w:t>
       </w:r>
     </w:p>
     <w:p>
@@ -5143,7 +5422,7 @@
       </w:pPr>
       <w:r>
         <w:rPr>
-          <w:rFonts w:ascii="Calibri" w:hAnsi="Calibri" w:eastAsia="Calibri"/>
+          <w:rFonts w:ascii="Arial" w:hAnsi="Arial" w:cs="Arial"/>
           <w:b w:val="0"/>
           <w:i w:val="0"/>
           <w:color w:val="3A2A30"/>
@@ -5159,13 +5438,13 @@
       </w:pPr>
       <w:r>
         <w:rPr>
-          <w:rFonts w:ascii="Calibri" w:hAnsi="Calibri" w:eastAsia="Calibri"/>
+          <w:rFonts w:ascii="Arial" w:hAnsi="Arial" w:cs="Arial"/>
           <w:b w:val="0"/>
           <w:i w:val="0"/>
           <w:color w:val="3A2A30"/>
           <w:sz w:val="22"/>
         </w:rPr>
-        <w:t>CNIL passwords: hashes with salt; encourage unique passwords in CGV. Demo accounts keep known classroom passwords. No brute-force lockout yet (documented limitation). MFA not in MVP.</w:t>
+        <w:t>CNIL passwords: hashes with salt; 5 failed logins on an existing account → HTTP 429 for 15 minutes (users.failed_login_count, locked_until). Successful login resets the counter. Unknown emails stay a generic 401. MFA not in MVP.</w:t>
       </w:r>
     </w:p>
     <w:p>
@@ -5175,7 +5454,7 @@
       </w:pPr>
       <w:r>
         <w:rPr>
-          <w:rFonts w:ascii="Calibri" w:hAnsi="Calibri" w:eastAsia="Calibri"/>
+          <w:rFonts w:ascii="Arial" w:hAnsi="Arial" w:cs="Arial"/>
           <w:b w:val="0"/>
           <w:i w:val="0"/>
           <w:color w:val="3A2A30"/>
@@ -5191,7 +5470,7 @@
       </w:pPr>
       <w:r>
         <w:rPr>
-          <w:rFonts w:ascii="Calibri" w:hAnsi="Calibri" w:eastAsia="Calibri"/>
+          <w:rFonts w:ascii="Arial" w:hAnsi="Arial" w:cs="Arial"/>
           <w:b w:val="0"/>
           <w:i w:val="0"/>
           <w:color w:val="3A2A30"/>
@@ -5207,13 +5486,13 @@
       </w:pPr>
       <w:r>
         <w:rPr>
-          <w:rFonts w:ascii="Calibri" w:hAnsi="Calibri" w:eastAsia="Calibri"/>
+          <w:rFonts w:ascii="Arial" w:hAnsi="Arial" w:cs="Arial"/>
           <w:b w:val="0"/>
           <w:i w:val="0"/>
           <w:color w:val="3A2A30"/>
           <w:sz w:val="22"/>
         </w:rPr>
-        <w:t>CSRF: cookie-less Bearer API. CORS allow-list localhost only.</w:t>
+        <w:t>CSRF: cookie-less Bearer API. CORS allow-list localhost HTTP and HTTPS.</w:t>
       </w:r>
     </w:p>
     <w:p>
@@ -5223,7 +5502,7 @@
       </w:pPr>
       <w:r>
         <w:rPr>
-          <w:rFonts w:ascii="Calibri" w:hAnsi="Calibri" w:eastAsia="Calibri"/>
+          <w:rFonts w:ascii="Arial" w:hAnsi="Arial" w:cs="Arial"/>
           <w:b w:val="0"/>
           <w:i w:val="0"/>
           <w:color w:val="3A2A30"/>
@@ -5239,7 +5518,7 @@
       </w:pPr>
       <w:r>
         <w:rPr>
-          <w:rFonts w:ascii="Calibri" w:hAnsi="Calibri" w:eastAsia="Calibri"/>
+          <w:rFonts w:ascii="Arial" w:hAnsi="Arial" w:cs="Arial"/>
           <w:b w:val="0"/>
           <w:i w:val="0"/>
           <w:color w:val="3A2A30"/>
@@ -5254,7 +5533,7 @@
       </w:pPr>
       <w:r>
         <w:rPr>
-          <w:rFonts w:ascii="Calibri" w:hAnsi="Calibri" w:eastAsia="Calibri"/>
+          <w:rFonts w:ascii="Arial" w:hAnsi="Arial" w:cs="Arial"/>
           <w:b w:val="0"/>
           <w:i w:val="0"/>
           <w:color w:val="3A2A30"/>
@@ -5269,7 +5548,7 @@
       </w:pPr>
       <w:r>
         <w:rPr>
-          <w:rFonts w:ascii="Calibri" w:hAnsi="Calibri" w:eastAsia="Calibri"/>
+          <w:rFonts w:ascii="Arial" w:hAnsi="Arial" w:cs="Arial"/>
           <w:b w:val="0"/>
           <w:i w:val="0"/>
           <w:color w:val="3A2A30"/>
@@ -5284,7 +5563,7 @@
       </w:pPr>
       <w:r>
         <w:rPr>
-          <w:rFonts w:ascii="Calibri" w:hAnsi="Calibri" w:eastAsia="Calibri"/>
+          <w:rFonts w:ascii="Arial" w:hAnsi="Arial" w:cs="Arial"/>
           <w:b w:val="0"/>
           <w:i w:val="0"/>
           <w:color w:val="3A2A30"/>
@@ -5299,7 +5578,7 @@
       </w:pPr>
       <w:r>
         <w:rPr>
-          <w:rFonts w:ascii="Calibri" w:hAnsi="Calibri" w:eastAsia="Calibri"/>
+          <w:rFonts w:ascii="Arial" w:hAnsi="Arial" w:cs="Arial"/>
           <w:b w:val="0"/>
           <w:i w:val="0"/>
           <w:color w:val="3A2A30"/>
@@ -5314,13 +5593,13 @@
       </w:pPr>
       <w:r>
         <w:rPr>
-          <w:rFonts w:ascii="Calibri" w:hAnsi="Calibri" w:eastAsia="Calibri"/>
+          <w:rFonts w:ascii="Arial" w:hAnsi="Arial" w:cs="Arial"/>
           <w:b w:val="0"/>
           <w:i w:val="0"/>
           <w:color w:val="3A2A30"/>
           <w:sz w:val="22"/>
         </w:rPr>
-        <w:t>Error handling: JSON {error: '...'} with 400/401/402/403/404/500. Checkout 402 on declined cards. Users see French messages, not stack traces (Flask debug off unless FLASK_DEBUG=1).</w:t>
+        <w:t>Error handling: JSON {error: '...'} with 400/401/402/403/404/429/500. Checkout 402 on declined cards. Login 429 when locked. Users see French messages, not stack traces (Flask debug off unless FLASK_DEBUG=1).</w:t>
       </w:r>
     </w:p>
     <w:p>
@@ -5329,7 +5608,7 @@
       </w:pPr>
       <w:r>
         <w:rPr>
-          <w:rFonts w:ascii="Calibri" w:hAnsi="Calibri" w:eastAsia="Calibri"/>
+          <w:rFonts w:ascii="Arial" w:hAnsi="Arial" w:cs="Arial"/>
           <w:b w:val="0"/>
           <w:i w:val="0"/>
           <w:color w:val="3A2A30"/>
@@ -5344,7 +5623,7 @@
       </w:pPr>
       <w:r>
         <w:rPr>
-          <w:rFonts w:ascii="Calibri" w:hAnsi="Calibri" w:eastAsia="Calibri"/>
+          <w:rFonts w:ascii="Arial" w:hAnsi="Arial" w:cs="Arial"/>
           <w:b w:val="0"/>
           <w:i w:val="0"/>
           <w:color w:val="3A2A30"/>
@@ -5359,7 +5638,7 @@
       </w:pPr>
       <w:r>
         <w:rPr>
-          <w:rFonts w:ascii="Calibri" w:hAnsi="Calibri" w:eastAsia="Calibri"/>
+          <w:rFonts w:ascii="Arial" w:hAnsi="Arial" w:cs="Arial"/>
           <w:b w:val="0"/>
           <w:i w:val="0"/>
           <w:color w:val="3A2A30"/>
@@ -5374,7 +5653,7 @@
       </w:pPr>
       <w:r>
         <w:rPr>
-          <w:rFonts w:ascii="Calibri" w:hAnsi="Calibri"/>
+          <w:rFonts w:ascii="Arial" w:hAnsi="Arial"/>
           <w:color w:val="7F3F5A"/>
         </w:rPr>
         <w:t>Tasks 3. Tech stack and architecture</w:t>
@@ -5385,6 +5664,7 @@
         <w:tblStyle w:val="TableGrid"/>
         <w:tblW w:type="auto" w:w="0"/>
         <w:jc w:val="center"/>
+        <w:tblLayout w:type="autofit"/>
         <w:tblLook w:firstColumn="1" w:firstRow="1" w:lastColumn="0" w:lastRow="0" w:noHBand="0" w:noVBand="1" w:val="04A0"/>
       </w:tblPr>
       <w:tblGrid>
@@ -5402,7 +5682,7 @@
             <w:r/>
             <w:r>
               <w:rPr>
-                <w:rFonts w:ascii="Calibri" w:hAnsi="Calibri" w:eastAsia="Calibri"/>
+                <w:rFonts w:ascii="Arial" w:hAnsi="Arial" w:cs="Arial"/>
                 <w:b/>
                 <w:i w:val="0"/>
                 <w:color w:val="FFFFFF"/>
@@ -5421,7 +5701,7 @@
             <w:r/>
             <w:r>
               <w:rPr>
-                <w:rFonts w:ascii="Calibri" w:hAnsi="Calibri" w:eastAsia="Calibri"/>
+                <w:rFonts w:ascii="Arial" w:hAnsi="Arial" w:cs="Arial"/>
                 <w:b/>
                 <w:i w:val="0"/>
                 <w:color w:val="FFFFFF"/>
@@ -5440,7 +5720,7 @@
             <w:r/>
             <w:r>
               <w:rPr>
-                <w:rFonts w:ascii="Calibri" w:hAnsi="Calibri" w:eastAsia="Calibri"/>
+                <w:rFonts w:ascii="Arial" w:hAnsi="Arial" w:cs="Arial"/>
                 <w:b/>
                 <w:i w:val="0"/>
                 <w:color w:val="FFFFFF"/>
@@ -5460,7 +5740,7 @@
             <w:r/>
             <w:r>
               <w:rPr>
-                <w:rFonts w:ascii="Calibri" w:hAnsi="Calibri" w:eastAsia="Calibri"/>
+                <w:rFonts w:ascii="Arial" w:hAnsi="Arial" w:cs="Arial"/>
                 <w:b w:val="0"/>
                 <w:i w:val="0"/>
                 <w:color w:val="3A2A30"/>
@@ -5478,7 +5758,7 @@
             <w:r/>
             <w:r>
               <w:rPr>
-                <w:rFonts w:ascii="Calibri" w:hAnsi="Calibri" w:eastAsia="Calibri"/>
+                <w:rFonts w:ascii="Arial" w:hAnsi="Arial" w:cs="Arial"/>
                 <w:b w:val="0"/>
                 <w:i w:val="0"/>
                 <w:color w:val="3A2A30"/>
@@ -5496,7 +5776,7 @@
             <w:r/>
             <w:r>
               <w:rPr>
-                <w:rFonts w:ascii="Calibri" w:hAnsi="Calibri" w:eastAsia="Calibri"/>
+                <w:rFonts w:ascii="Arial" w:hAnsi="Arial" w:cs="Arial"/>
                 <w:b w:val="0"/>
                 <w:i w:val="0"/>
                 <w:color w:val="3A2A30"/>
@@ -5517,7 +5797,7 @@
             <w:r/>
             <w:r>
               <w:rPr>
-                <w:rFonts w:ascii="Calibri" w:hAnsi="Calibri" w:eastAsia="Calibri"/>
+                <w:rFonts w:ascii="Arial" w:hAnsi="Arial" w:cs="Arial"/>
                 <w:b w:val="0"/>
                 <w:i w:val="0"/>
                 <w:color w:val="3A2A30"/>
@@ -5536,7 +5816,7 @@
             <w:r/>
             <w:r>
               <w:rPr>
-                <w:rFonts w:ascii="Calibri" w:hAnsi="Calibri" w:eastAsia="Calibri"/>
+                <w:rFonts w:ascii="Arial" w:hAnsi="Arial" w:cs="Arial"/>
                 <w:b w:val="0"/>
                 <w:i w:val="0"/>
                 <w:color w:val="3A2A30"/>
@@ -5555,7 +5835,7 @@
             <w:r/>
             <w:r>
               <w:rPr>
-                <w:rFonts w:ascii="Calibri" w:hAnsi="Calibri" w:eastAsia="Calibri"/>
+                <w:rFonts w:ascii="Arial" w:hAnsi="Arial" w:cs="Arial"/>
                 <w:b w:val="0"/>
                 <w:i w:val="0"/>
                 <w:color w:val="3A2A30"/>
@@ -5575,7 +5855,7 @@
             <w:r/>
             <w:r>
               <w:rPr>
-                <w:rFonts w:ascii="Calibri" w:hAnsi="Calibri" w:eastAsia="Calibri"/>
+                <w:rFonts w:ascii="Arial" w:hAnsi="Arial" w:cs="Arial"/>
                 <w:b w:val="0"/>
                 <w:i w:val="0"/>
                 <w:color w:val="3A2A30"/>
@@ -5593,7 +5873,7 @@
             <w:r/>
             <w:r>
               <w:rPr>
-                <w:rFonts w:ascii="Calibri" w:hAnsi="Calibri" w:eastAsia="Calibri"/>
+                <w:rFonts w:ascii="Arial" w:hAnsi="Arial" w:cs="Arial"/>
                 <w:b w:val="0"/>
                 <w:i w:val="0"/>
                 <w:color w:val="3A2A30"/>
@@ -5611,7 +5891,7 @@
             <w:r/>
             <w:r>
               <w:rPr>
-                <w:rFonts w:ascii="Calibri" w:hAnsi="Calibri" w:eastAsia="Calibri"/>
+                <w:rFonts w:ascii="Arial" w:hAnsi="Arial" w:cs="Arial"/>
                 <w:b w:val="0"/>
                 <w:i w:val="0"/>
                 <w:color w:val="3A2A30"/>
@@ -5632,7 +5912,7 @@
             <w:r/>
             <w:r>
               <w:rPr>
-                <w:rFonts w:ascii="Calibri" w:hAnsi="Calibri" w:eastAsia="Calibri"/>
+                <w:rFonts w:ascii="Arial" w:hAnsi="Arial" w:cs="Arial"/>
                 <w:b w:val="0"/>
                 <w:i w:val="0"/>
                 <w:color w:val="3A2A30"/>
@@ -5651,7 +5931,7 @@
             <w:r/>
             <w:r>
               <w:rPr>
-                <w:rFonts w:ascii="Calibri" w:hAnsi="Calibri" w:eastAsia="Calibri"/>
+                <w:rFonts w:ascii="Arial" w:hAnsi="Arial" w:cs="Arial"/>
                 <w:b w:val="0"/>
                 <w:i w:val="0"/>
                 <w:color w:val="3A2A30"/>
@@ -5670,7 +5950,7 @@
             <w:r/>
             <w:r>
               <w:rPr>
-                <w:rFonts w:ascii="Calibri" w:hAnsi="Calibri" w:eastAsia="Calibri"/>
+                <w:rFonts w:ascii="Arial" w:hAnsi="Arial" w:cs="Arial"/>
                 <w:b w:val="0"/>
                 <w:i w:val="0"/>
                 <w:color w:val="3A2A30"/>
@@ -5690,7 +5970,7 @@
             <w:r/>
             <w:r>
               <w:rPr>
-                <w:rFonts w:ascii="Calibri" w:hAnsi="Calibri" w:eastAsia="Calibri"/>
+                <w:rFonts w:ascii="Arial" w:hAnsi="Arial" w:cs="Arial"/>
                 <w:b w:val="0"/>
                 <w:i w:val="0"/>
                 <w:color w:val="3A2A30"/>
@@ -5708,7 +5988,7 @@
             <w:r/>
             <w:r>
               <w:rPr>
-                <w:rFonts w:ascii="Calibri" w:hAnsi="Calibri" w:eastAsia="Calibri"/>
+                <w:rFonts w:ascii="Arial" w:hAnsi="Arial" w:cs="Arial"/>
                 <w:b w:val="0"/>
                 <w:i w:val="0"/>
                 <w:color w:val="3A2A30"/>
@@ -5726,7 +6006,7 @@
             <w:r/>
             <w:r>
               <w:rPr>
-                <w:rFonts w:ascii="Calibri" w:hAnsi="Calibri" w:eastAsia="Calibri"/>
+                <w:rFonts w:ascii="Arial" w:hAnsi="Arial" w:cs="Arial"/>
                 <w:b w:val="0"/>
                 <w:i w:val="0"/>
                 <w:color w:val="3A2A30"/>
@@ -5747,7 +6027,7 @@
             <w:r/>
             <w:r>
               <w:rPr>
-                <w:rFonts w:ascii="Calibri" w:hAnsi="Calibri" w:eastAsia="Calibri"/>
+                <w:rFonts w:ascii="Arial" w:hAnsi="Arial" w:cs="Arial"/>
                 <w:b w:val="0"/>
                 <w:i w:val="0"/>
                 <w:color w:val="3A2A30"/>
@@ -5766,7 +6046,7 @@
             <w:r/>
             <w:r>
               <w:rPr>
-                <w:rFonts w:ascii="Calibri" w:hAnsi="Calibri" w:eastAsia="Calibri"/>
+                <w:rFonts w:ascii="Arial" w:hAnsi="Arial" w:cs="Arial"/>
                 <w:b w:val="0"/>
                 <w:i w:val="0"/>
                 <w:color w:val="3A2A30"/>
@@ -5785,7 +6065,7 @@
             <w:r/>
             <w:r>
               <w:rPr>
-                <w:rFonts w:ascii="Calibri" w:hAnsi="Calibri" w:eastAsia="Calibri"/>
+                <w:rFonts w:ascii="Arial" w:hAnsi="Arial" w:cs="Arial"/>
                 <w:b w:val="0"/>
                 <w:i w:val="0"/>
                 <w:color w:val="3A2A30"/>
@@ -5805,7 +6085,7 @@
             <w:r/>
             <w:r>
               <w:rPr>
-                <w:rFonts w:ascii="Calibri" w:hAnsi="Calibri" w:eastAsia="Calibri"/>
+                <w:rFonts w:ascii="Arial" w:hAnsi="Arial" w:cs="Arial"/>
                 <w:b w:val="0"/>
                 <w:i w:val="0"/>
                 <w:color w:val="3A2A30"/>
@@ -5823,7 +6103,7 @@
             <w:r/>
             <w:r>
               <w:rPr>
-                <w:rFonts w:ascii="Calibri" w:hAnsi="Calibri" w:eastAsia="Calibri"/>
+                <w:rFonts w:ascii="Arial" w:hAnsi="Arial" w:cs="Arial"/>
                 <w:b w:val="0"/>
                 <w:i w:val="0"/>
                 <w:color w:val="3A2A30"/>
@@ -5841,7 +6121,7 @@
             <w:r/>
             <w:r>
               <w:rPr>
-                <w:rFonts w:ascii="Calibri" w:hAnsi="Calibri" w:eastAsia="Calibri"/>
+                <w:rFonts w:ascii="Arial" w:hAnsi="Arial" w:cs="Arial"/>
                 <w:b w:val="0"/>
                 <w:i w:val="0"/>
                 <w:color w:val="3A2A30"/>
@@ -5862,7 +6142,7 @@
             <w:r/>
             <w:r>
               <w:rPr>
-                <w:rFonts w:ascii="Calibri" w:hAnsi="Calibri" w:eastAsia="Calibri"/>
+                <w:rFonts w:ascii="Arial" w:hAnsi="Arial" w:cs="Arial"/>
                 <w:b w:val="0"/>
                 <w:i w:val="0"/>
                 <w:color w:val="3A2A30"/>
@@ -5881,7 +6161,7 @@
             <w:r/>
             <w:r>
               <w:rPr>
-                <w:rFonts w:ascii="Calibri" w:hAnsi="Calibri" w:eastAsia="Calibri"/>
+                <w:rFonts w:ascii="Arial" w:hAnsi="Arial" w:cs="Arial"/>
                 <w:b w:val="0"/>
                 <w:i w:val="0"/>
                 <w:color w:val="3A2A30"/>
@@ -5900,7 +6180,7 @@
             <w:r/>
             <w:r>
               <w:rPr>
-                <w:rFonts w:ascii="Calibri" w:hAnsi="Calibri" w:eastAsia="Calibri"/>
+                <w:rFonts w:ascii="Arial" w:hAnsi="Arial" w:cs="Arial"/>
                 <w:b w:val="0"/>
                 <w:i w:val="0"/>
                 <w:color w:val="3A2A30"/>
@@ -5920,13 +6200,13 @@
             <w:r/>
             <w:r>
               <w:rPr>
-                <w:rFonts w:ascii="Calibri" w:hAnsi="Calibri" w:eastAsia="Calibri"/>
+                <w:rFonts w:ascii="Arial" w:hAnsi="Arial" w:cs="Arial"/>
                 <w:b w:val="0"/>
                 <w:i w:val="0"/>
                 <w:color w:val="3A2A30"/>
                 <w:sz w:val="20"/>
               </w:rPr>
-              <w:t>Deploy</w:t>
+              <w:t>TLS</w:t>
             </w:r>
           </w:p>
         </w:tc>
@@ -5938,13 +6218,13 @@
             <w:r/>
             <w:r>
               <w:rPr>
-                <w:rFonts w:ascii="Calibri" w:hAnsi="Calibri" w:eastAsia="Calibri"/>
+                <w:rFonts w:ascii="Arial" w:hAnsi="Arial" w:cs="Arial"/>
                 <w:b w:val="0"/>
                 <w:i w:val="0"/>
                 <w:color w:val="3A2A30"/>
                 <w:sz w:val="20"/>
               </w:rPr>
-              <w:t>Local 0.0.0.0:5000</w:t>
+              <w:t>openssl self-signed + FORCE_HTTPS</w:t>
             </w:r>
           </w:p>
         </w:tc>
@@ -5956,13 +6236,13 @@
             <w:r/>
             <w:r>
               <w:rPr>
-                <w:rFonts w:ascii="Calibri" w:hAnsi="Calibri" w:eastAsia="Calibri"/>
+                <w:rFonts w:ascii="Arial" w:hAnsi="Arial" w:cs="Arial"/>
                 <w:b w:val="0"/>
                 <w:i w:val="0"/>
                 <w:color w:val="3A2A30"/>
                 <w:sz w:val="20"/>
               </w:rPr>
-              <w:t>Classroom demo. Hosted URL not in this repo.</w:t>
+              <w:t>Classroom HTTPS without a public host.</w:t>
             </w:r>
           </w:p>
         </w:tc>
@@ -5977,13 +6257,13 @@
             <w:r/>
             <w:r>
               <w:rPr>
-                <w:rFonts w:ascii="Calibri" w:hAnsi="Calibri" w:eastAsia="Calibri"/>
+                <w:rFonts w:ascii="Arial" w:hAnsi="Arial" w:cs="Arial"/>
                 <w:b w:val="0"/>
                 <w:i w:val="0"/>
                 <w:color w:val="3A2A30"/>
                 <w:sz w:val="20"/>
               </w:rPr>
-              <w:t>PM</w:t>
+              <w:t>Deploy</w:t>
             </w:r>
           </w:p>
         </w:tc>
@@ -5996,13 +6276,13 @@
             <w:r/>
             <w:r>
               <w:rPr>
-                <w:rFonts w:ascii="Calibri" w:hAnsi="Calibri" w:eastAsia="Calibri"/>
+                <w:rFonts w:ascii="Arial" w:hAnsi="Arial" w:cs="Arial"/>
                 <w:b w:val="0"/>
                 <w:i w:val="0"/>
                 <w:color w:val="3A2A30"/>
                 <w:sz w:val="20"/>
               </w:rPr>
-              <w:t>GitHub PRs + this spec</w:t>
+              <w:t>Local 0.0.0.0:5000 HTTP or HTTPS</w:t>
             </w:r>
           </w:p>
         </w:tc>
@@ -6015,13 +6295,69 @@
             <w:r/>
             <w:r>
               <w:rPr>
-                <w:rFonts w:ascii="Calibri" w:hAnsi="Calibri" w:eastAsia="Calibri"/>
+                <w:rFonts w:ascii="Arial" w:hAnsi="Arial" w:cs="Arial"/>
                 <w:b w:val="0"/>
                 <w:i w:val="0"/>
                 <w:color w:val="3A2A30"/>
                 <w:sz w:val="20"/>
               </w:rPr>
-              <w:t>Board columns mapped to PRs (see §17).</w:t>
+              <w:t>Classroom demo. Hosted URL not in this repo.</w:t>
+            </w:r>
+          </w:p>
+        </w:tc>
+      </w:tr>
+      <w:tr>
+        <w:tc>
+          <w:tcPr>
+            <w:tcW w:type="dxa" w:w="3324"/>
+          </w:tcPr>
+          <w:p>
+            <w:r/>
+            <w:r>
+              <w:rPr>
+                <w:rFonts w:ascii="Arial" w:hAnsi="Arial" w:cs="Arial"/>
+                <w:b w:val="0"/>
+                <w:i w:val="0"/>
+                <w:color w:val="3A2A30"/>
+                <w:sz w:val="20"/>
+              </w:rPr>
+              <w:t>PM</w:t>
+            </w:r>
+          </w:p>
+        </w:tc>
+        <w:tc>
+          <w:tcPr>
+            <w:tcW w:type="dxa" w:w="3324"/>
+          </w:tcPr>
+          <w:p>
+            <w:r/>
+            <w:r>
+              <w:rPr>
+                <w:rFonts w:ascii="Arial" w:hAnsi="Arial" w:cs="Arial"/>
+                <w:b w:val="0"/>
+                <w:i w:val="0"/>
+                <w:color w:val="3A2A30"/>
+                <w:sz w:val="20"/>
+              </w:rPr>
+              <w:t>docs/board.md + GitHub PRs</w:t>
+            </w:r>
+          </w:p>
+        </w:tc>
+        <w:tc>
+          <w:tcPr>
+            <w:tcW w:type="dxa" w:w="3324"/>
+          </w:tcPr>
+          <w:p>
+            <w:r/>
+            <w:r>
+              <w:rPr>
+                <w:rFonts w:ascii="Arial" w:hAnsi="Arial" w:cs="Arial"/>
+                <w:b w:val="0"/>
+                <w:i w:val="0"/>
+                <w:color w:val="3A2A30"/>
+                <w:sz w:val="20"/>
+              </w:rPr>
+              <w:t>GitHub Projects is not enabled (API 403).</w:t>
             </w:r>
           </w:p>
         </w:tc>
@@ -6034,7 +6370,7 @@
       </w:pPr>
       <w:r>
         <w:rPr>
-          <w:rFonts w:ascii="Calibri" w:hAnsi="Calibri" w:eastAsia="Calibri"/>
+          <w:rFonts w:ascii="Arial" w:hAnsi="Arial" w:cs="Arial"/>
           <w:b w:val="0"/>
           <w:i w:val="0"/>
           <w:color w:val="3A2A30"/>
@@ -6049,22 +6385,76 @@
       </w:pPr>
       <w:r>
         <w:rPr>
-          <w:rFonts w:ascii="Calibri" w:hAnsi="Calibri" w:eastAsia="Calibri"/>
+          <w:rFonts w:ascii="Arial" w:hAnsi="Arial" w:cs="Arial"/>
           <w:b w:val="0"/>
           <w:i w:val="0"/>
           <w:color w:val="3A2A30"/>
           <w:sz w:val="22"/>
         </w:rPr>
-        <w:t>Diagram (same as README mermaid): Pages → JS → RESTX/Auth/Themes/Photos/Checkout → DB + disk. Deployment environment: developer laptop or classroom VM. No Kubernetes.</w:t>
+        <w:t>Diagram (same PNG as the README). Deployment environment: developer laptop or classroom VM. No Kubernetes.</w:t>
       </w:r>
     </w:p>
     <w:p>
       <w:pPr>
-        <w:pStyle w:val="Heading1"/>
+        <w:jc w:val="center"/>
+      </w:pPr>
+      <w:r>
+        <w:drawing>
+          <wp:inline xmlns:a="http://schemas.openxmlformats.org/drawingml/2006/main" xmlns:pic="http://schemas.openxmlformats.org/drawingml/2006/picture">
+            <wp:extent cx="5760000" cy="2713526"/>
+            <wp:docPr id="1" name="Picture 1"/>
+            <wp:cNvGraphicFramePr>
+              <a:graphicFrameLocks noChangeAspect="1"/>
+            </wp:cNvGraphicFramePr>
+            <a:graphic>
+              <a:graphicData uri="http://schemas.openxmlformats.org/drawingml/2006/picture">
+                <pic:pic>
+                  <pic:nvPicPr>
+                    <pic:cNvPr id="0" name="architecture.jpg"/>
+                    <pic:cNvPicPr/>
+                  </pic:nvPicPr>
+                  <pic:blipFill>
+                    <a:blip r:embed="rId9"/>
+                    <a:stretch>
+                      <a:fillRect/>
+                    </a:stretch>
+                  </pic:blipFill>
+                  <pic:spPr>
+                    <a:xfrm>
+                      <a:off x="0" y="0"/>
+                      <a:ext cx="5760000" cy="2713526"/>
+                    </a:xfrm>
+                    <a:prstGeom prst="rect"/>
+                  </pic:spPr>
+                </pic:pic>
+              </a:graphicData>
+            </a:graphic>
+          </wp:inline>
+        </w:drawing>
+      </w:r>
+    </w:p>
+    <w:p>
+      <w:pPr>
+        <w:jc w:val="center"/>
       </w:pPr>
       <w:r>
         <w:rPr>
-          <w:rFonts w:ascii="Calibri" w:hAnsi="Calibri"/>
+          <w:rFonts w:ascii="Arial" w:hAnsi="Arial" w:cs="Arial"/>
+          <w:b w:val="0"/>
+          <w:i/>
+          <w:color w:val="7F3F5A"/>
+          <w:sz w:val="18"/>
+        </w:rPr>
+        <w:t>Architecture — browser, Flask REST, SQLite/PostgreSQL, disk photos</w:t>
+      </w:r>
+    </w:p>
+    <w:p>
+      <w:pPr>
+        <w:pStyle w:val="Heading1"/>
+      </w:pPr>
+      <w:r>
+        <w:rPr>
+          <w:rFonts w:ascii="Arial" w:hAnsi="Arial"/>
           <w:color w:val="7F3F5A"/>
         </w:rPr>
         <w:t>Tasks 4. UML and system diagrams</w:t>
@@ -6076,7 +6466,7 @@
       </w:pPr>
       <w:r>
         <w:rPr>
-          <w:rFonts w:ascii="Calibri" w:hAnsi="Calibri" w:eastAsia="Calibri"/>
+          <w:rFonts w:ascii="Arial" w:hAnsi="Arial" w:cs="Arial"/>
           <w:b/>
           <w:i w:val="0"/>
           <w:color w:val="3A2A30"/>
@@ -6091,7 +6481,7 @@
       </w:pPr>
       <w:r>
         <w:rPr>
-          <w:rFonts w:ascii="Calibri" w:hAnsi="Calibri" w:eastAsia="Calibri"/>
+          <w:rFonts w:ascii="Arial" w:hAnsi="Arial" w:cs="Arial"/>
           <w:b w:val="0"/>
           <w:i w:val="0"/>
           <w:color w:val="3A2A30"/>
@@ -6106,7 +6496,7 @@
       </w:pPr>
       <w:r>
         <w:rPr>
-          <w:rFonts w:ascii="Calibri" w:hAnsi="Calibri" w:eastAsia="Calibri"/>
+          <w:rFonts w:ascii="Arial" w:hAnsi="Arial" w:cs="Arial"/>
           <w:b w:val="0"/>
           <w:i w:val="0"/>
           <w:color w:val="3A2A30"/>
@@ -6121,7 +6511,7 @@
       </w:pPr>
       <w:r>
         <w:rPr>
-          <w:rFonts w:ascii="Calibri" w:hAnsi="Calibri" w:eastAsia="Calibri"/>
+          <w:rFonts w:ascii="Arial" w:hAnsi="Arial" w:cs="Arial"/>
           <w:b w:val="0"/>
           <w:i w:val="0"/>
           <w:color w:val="3A2A30"/>
@@ -6136,7 +6526,7 @@
       </w:pPr>
       <w:r>
         <w:rPr>
-          <w:rFonts w:ascii="Calibri" w:hAnsi="Calibri" w:eastAsia="Calibri"/>
+          <w:rFonts w:ascii="Arial" w:hAnsi="Arial" w:cs="Arial"/>
           <w:b/>
           <w:i w:val="0"/>
           <w:color w:val="3A2A30"/>
@@ -6152,7 +6542,7 @@
       </w:pPr>
       <w:r>
         <w:rPr>
-          <w:rFonts w:ascii="Calibri" w:hAnsi="Calibri" w:eastAsia="Calibri"/>
+          <w:rFonts w:ascii="Arial" w:hAnsi="Arial" w:cs="Arial"/>
           <w:b w:val="0"/>
           <w:i w:val="0"/>
           <w:color w:val="3A2A30"/>
@@ -6168,7 +6558,7 @@
       </w:pPr>
       <w:r>
         <w:rPr>
-          <w:rFonts w:ascii="Calibri" w:hAnsi="Calibri" w:eastAsia="Calibri"/>
+          <w:rFonts w:ascii="Arial" w:hAnsi="Arial" w:cs="Arial"/>
           <w:b w:val="0"/>
           <w:i w:val="0"/>
           <w:color w:val="3A2A30"/>
@@ -6184,7 +6574,7 @@
       </w:pPr>
       <w:r>
         <w:rPr>
-          <w:rFonts w:ascii="Calibri" w:hAnsi="Calibri" w:eastAsia="Calibri"/>
+          <w:rFonts w:ascii="Arial" w:hAnsi="Arial" w:cs="Arial"/>
           <w:b w:val="0"/>
           <w:i w:val="0"/>
           <w:color w:val="3A2A30"/>
@@ -6200,7 +6590,7 @@
       </w:pPr>
       <w:r>
         <w:rPr>
-          <w:rFonts w:ascii="Calibri" w:hAnsi="Calibri" w:eastAsia="Calibri"/>
+          <w:rFonts w:ascii="Arial" w:hAnsi="Arial" w:cs="Arial"/>
           <w:b w:val="0"/>
           <w:i w:val="0"/>
           <w:color w:val="3A2A30"/>
@@ -6216,7 +6606,7 @@
       </w:pPr>
       <w:r>
         <w:rPr>
-          <w:rFonts w:ascii="Calibri" w:hAnsi="Calibri" w:eastAsia="Calibri"/>
+          <w:rFonts w:ascii="Arial" w:hAnsi="Arial" w:cs="Arial"/>
           <w:b w:val="0"/>
           <w:i w:val="0"/>
           <w:color w:val="3A2A30"/>
@@ -6232,7 +6622,7 @@
       </w:pPr>
       <w:r>
         <w:rPr>
-          <w:rFonts w:ascii="Calibri" w:hAnsi="Calibri" w:eastAsia="Calibri"/>
+          <w:rFonts w:ascii="Arial" w:hAnsi="Arial" w:cs="Arial"/>
           <w:b w:val="0"/>
           <w:i w:val="0"/>
           <w:color w:val="3A2A30"/>
@@ -6248,7 +6638,7 @@
       </w:pPr>
       <w:r>
         <w:rPr>
-          <w:rFonts w:ascii="Calibri" w:hAnsi="Calibri" w:eastAsia="Calibri"/>
+          <w:rFonts w:ascii="Arial" w:hAnsi="Arial" w:cs="Arial"/>
           <w:b w:val="0"/>
           <w:i w:val="0"/>
           <w:color w:val="3A2A30"/>
@@ -6264,7 +6654,7 @@
       </w:pPr>
       <w:r>
         <w:rPr>
-          <w:rFonts w:ascii="Calibri" w:hAnsi="Calibri" w:eastAsia="Calibri"/>
+          <w:rFonts w:ascii="Arial" w:hAnsi="Arial" w:cs="Arial"/>
           <w:b w:val="0"/>
           <w:i w:val="0"/>
           <w:color w:val="3A2A30"/>
@@ -6280,7 +6670,7 @@
       </w:pPr>
       <w:r>
         <w:rPr>
-          <w:rFonts w:ascii="Calibri" w:hAnsi="Calibri" w:eastAsia="Calibri"/>
+          <w:rFonts w:ascii="Arial" w:hAnsi="Arial" w:cs="Arial"/>
           <w:b w:val="0"/>
           <w:i w:val="0"/>
           <w:color w:val="3A2A30"/>
@@ -6295,13 +6685,13 @@
       </w:pPr>
       <w:r>
         <w:rPr>
-          <w:rFonts w:ascii="Calibri" w:hAnsi="Calibri" w:eastAsia="Calibri"/>
+          <w:rFonts w:ascii="Arial" w:hAnsi="Arial" w:cs="Arial"/>
           <w:b w:val="0"/>
           <w:i w:val="0"/>
           <w:color w:val="3A2A30"/>
           <w:sz w:val="22"/>
         </w:rPr>
-        <w:t>Class / module diagram: User, Category, Product, Order, OrderItem, ShopTheme, ThemeProduct, ShopVitrine. Services: checkout_service, stripe_service, shop_themes, demo_accounts, product_images. Modules: auth, products, categories, users, payments. Leftovers not on the purchase path: Price, Review, reviews_restx.</w:t>
+        <w:t>Class / module diagram: User, Category, Product, Order, OrderItem, ShopTheme, ThemeProduct, ShopVitrine. Services: checkout_service, stripe_service, shop_themes, demo_accounts, product_images, login_lockout. Modules: auth, products, categories, users, payments. Leftovers not on the purchase path: Price, Review, reviews_restx.</w:t>
       </w:r>
     </w:p>
     <w:p>
@@ -6310,7 +6700,7 @@
       </w:pPr>
       <w:r>
         <w:rPr>
-          <w:rFonts w:ascii="Calibri" w:hAnsi="Calibri"/>
+          <w:rFonts w:ascii="Arial" w:hAnsi="Arial"/>
           <w:color w:val="7F3F5A"/>
         </w:rPr>
         <w:t>Tasks 5. Database model</w:t>
@@ -6322,7 +6712,7 @@
       </w:pPr>
       <w:r>
         <w:rPr>
-          <w:rFonts w:ascii="Calibri" w:hAnsi="Calibri" w:eastAsia="Calibri"/>
+          <w:rFonts w:ascii="Arial" w:hAnsi="Arial" w:cs="Arial"/>
           <w:b w:val="0"/>
           <w:i w:val="0"/>
           <w:color w:val="3A2A30"/>
@@ -6331,11 +6721,66 @@
         <w:t>ERD cardinalities: users 1—N orders; orders 1—N order_items; products 1—N order_items; categories 1—N products; shop_themes 1—N theme_products N—1 products; shop_vitrine 0..1 season and 0..1 event theme.</w:t>
       </w:r>
     </w:p>
+    <w:p>
+      <w:pPr>
+        <w:jc w:val="center"/>
+      </w:pPr>
+      <w:r>
+        <w:drawing>
+          <wp:inline xmlns:a="http://schemas.openxmlformats.org/drawingml/2006/main" xmlns:pic="http://schemas.openxmlformats.org/drawingml/2006/picture">
+            <wp:extent cx="5040000" cy="4482200"/>
+            <wp:docPr id="2" name="Picture 2"/>
+            <wp:cNvGraphicFramePr>
+              <a:graphicFrameLocks noChangeAspect="1"/>
+            </wp:cNvGraphicFramePr>
+            <a:graphic>
+              <a:graphicData uri="http://schemas.openxmlformats.org/drawingml/2006/picture">
+                <pic:pic>
+                  <pic:nvPicPr>
+                    <pic:cNvPr id="0" name="erd.jpg"/>
+                    <pic:cNvPicPr/>
+                  </pic:nvPicPr>
+                  <pic:blipFill>
+                    <a:blip r:embed="rId10"/>
+                    <a:stretch>
+                      <a:fillRect/>
+                    </a:stretch>
+                  </pic:blipFill>
+                  <pic:spPr>
+                    <a:xfrm>
+                      <a:off x="0" y="0"/>
+                      <a:ext cx="5040000" cy="4482200"/>
+                    </a:xfrm>
+                    <a:prstGeom prst="rect"/>
+                  </pic:spPr>
+                </pic:pic>
+              </a:graphicData>
+            </a:graphic>
+          </wp:inline>
+        </w:drawing>
+      </w:r>
+    </w:p>
+    <w:p>
+      <w:pPr>
+        <w:jc w:val="center"/>
+      </w:pPr>
+      <w:r>
+        <w:rPr>
+          <w:rFonts w:ascii="Arial" w:hAnsi="Arial" w:cs="Arial"/>
+          <w:b w:val="0"/>
+          <w:i/>
+          <w:color w:val="7F3F5A"/>
+          <w:sz w:val="18"/>
+        </w:rPr>
+        <w:t>Entity-relationship diagram (same as README)</w:t>
+      </w:r>
+    </w:p>
     <w:tbl>
       <w:tblPr>
         <w:tblStyle w:val="TableGrid"/>
         <w:tblW w:type="auto" w:w="0"/>
         <w:jc w:val="center"/>
+        <w:tblLayout w:type="autofit"/>
         <w:tblLook w:firstColumn="1" w:firstRow="1" w:lastColumn="0" w:lastRow="0" w:noHBand="0" w:noVBand="1" w:val="04A0"/>
       </w:tblPr>
       <w:tblGrid>
@@ -6354,7 +6799,7 @@
             <w:r/>
             <w:r>
               <w:rPr>
-                <w:rFonts w:ascii="Calibri" w:hAnsi="Calibri" w:eastAsia="Calibri"/>
+                <w:rFonts w:ascii="Arial" w:hAnsi="Arial" w:cs="Arial"/>
                 <w:b/>
                 <w:i w:val="0"/>
                 <w:color w:val="FFFFFF"/>
@@ -6373,7 +6818,7 @@
             <w:r/>
             <w:r>
               <w:rPr>
-                <w:rFonts w:ascii="Calibri" w:hAnsi="Calibri" w:eastAsia="Calibri"/>
+                <w:rFonts w:ascii="Arial" w:hAnsi="Arial" w:cs="Arial"/>
                 <w:b/>
                 <w:i w:val="0"/>
                 <w:color w:val="FFFFFF"/>
@@ -6392,7 +6837,7 @@
             <w:r/>
             <w:r>
               <w:rPr>
-                <w:rFonts w:ascii="Calibri" w:hAnsi="Calibri" w:eastAsia="Calibri"/>
+                <w:rFonts w:ascii="Arial" w:hAnsi="Arial" w:cs="Arial"/>
                 <w:b/>
                 <w:i w:val="0"/>
                 <w:color w:val="FFFFFF"/>
@@ -6411,7 +6856,7 @@
             <w:r/>
             <w:r>
               <w:rPr>
-                <w:rFonts w:ascii="Calibri" w:hAnsi="Calibri" w:eastAsia="Calibri"/>
+                <w:rFonts w:ascii="Arial" w:hAnsi="Arial" w:cs="Arial"/>
                 <w:b/>
                 <w:i w:val="0"/>
                 <w:color w:val="FFFFFF"/>
@@ -6431,7 +6876,7 @@
             <w:r/>
             <w:r>
               <w:rPr>
-                <w:rFonts w:ascii="Calibri" w:hAnsi="Calibri" w:eastAsia="Calibri"/>
+                <w:rFonts w:ascii="Arial" w:hAnsi="Arial" w:cs="Arial"/>
                 <w:b w:val="0"/>
                 <w:i w:val="0"/>
                 <w:color w:val="3A2A30"/>
@@ -6449,7 +6894,7 @@
             <w:r/>
             <w:r>
               <w:rPr>
-                <w:rFonts w:ascii="Calibri" w:hAnsi="Calibri" w:eastAsia="Calibri"/>
+                <w:rFonts w:ascii="Arial" w:hAnsi="Arial" w:cs="Arial"/>
                 <w:b w:val="0"/>
                 <w:i w:val="0"/>
                 <w:color w:val="3A2A30"/>
@@ -6467,7 +6912,7 @@
             <w:r/>
             <w:r>
               <w:rPr>
-                <w:rFonts w:ascii="Calibri" w:hAnsi="Calibri" w:eastAsia="Calibri"/>
+                <w:rFonts w:ascii="Arial" w:hAnsi="Arial" w:cs="Arial"/>
                 <w:b w:val="0"/>
                 <w:i w:val="0"/>
                 <w:color w:val="3A2A30"/>
@@ -6485,13 +6930,13 @@
             <w:r/>
             <w:r>
               <w:rPr>
-                <w:rFonts w:ascii="Calibri" w:hAnsi="Calibri" w:eastAsia="Calibri"/>
+                <w:rFonts w:ascii="Arial" w:hAnsi="Arial" w:cs="Arial"/>
                 <w:b w:val="0"/>
                 <w:i w:val="0"/>
                 <w:color w:val="3A2A30"/>
                 <w:sz w:val="20"/>
               </w:rPr>
-              <w:t>password hash 255; is_admin default false</w:t>
+              <w:t>password hash 255; is_admin default false; failed_login_count; locked_until</w:t>
             </w:r>
           </w:p>
         </w:tc>
@@ -6506,7 +6951,7 @@
             <w:r/>
             <w:r>
               <w:rPr>
-                <w:rFonts w:ascii="Calibri" w:hAnsi="Calibri" w:eastAsia="Calibri"/>
+                <w:rFonts w:ascii="Arial" w:hAnsi="Arial" w:cs="Arial"/>
                 <w:b w:val="0"/>
                 <w:i w:val="0"/>
                 <w:color w:val="3A2A30"/>
@@ -6525,7 +6970,7 @@
             <w:r/>
             <w:r>
               <w:rPr>
-                <w:rFonts w:ascii="Calibri" w:hAnsi="Calibri" w:eastAsia="Calibri"/>
+                <w:rFonts w:ascii="Arial" w:hAnsi="Arial" w:cs="Arial"/>
                 <w:b w:val="0"/>
                 <w:i w:val="0"/>
                 <w:color w:val="3A2A30"/>
@@ -6544,7 +6989,7 @@
             <w:r/>
             <w:r>
               <w:rPr>
-                <w:rFonts w:ascii="Calibri" w:hAnsi="Calibri" w:eastAsia="Calibri"/>
+                <w:rFonts w:ascii="Arial" w:hAnsi="Arial" w:cs="Arial"/>
                 <w:b w:val="0"/>
                 <w:i w:val="0"/>
                 <w:color w:val="3A2A30"/>
@@ -6562,7 +7007,7 @@
             <w:r/>
             <w:r>
               <w:rPr>
-                <w:rFonts w:ascii="Calibri" w:hAnsi="Calibri" w:eastAsia="Calibri"/>
+                <w:rFonts w:ascii="Arial" w:hAnsi="Arial" w:cs="Arial"/>
                 <w:b w:val="0"/>
                 <w:i w:val="0"/>
                 <w:color w:val="3A2A30"/>
@@ -6582,7 +7027,7 @@
             <w:r/>
             <w:r>
               <w:rPr>
-                <w:rFonts w:ascii="Calibri" w:hAnsi="Calibri" w:eastAsia="Calibri"/>
+                <w:rFonts w:ascii="Arial" w:hAnsi="Arial" w:cs="Arial"/>
                 <w:b w:val="0"/>
                 <w:i w:val="0"/>
                 <w:color w:val="3A2A30"/>
@@ -6600,7 +7045,7 @@
             <w:r/>
             <w:r>
               <w:rPr>
-                <w:rFonts w:ascii="Calibri" w:hAnsi="Calibri" w:eastAsia="Calibri"/>
+                <w:rFonts w:ascii="Arial" w:hAnsi="Arial" w:cs="Arial"/>
                 <w:b w:val="0"/>
                 <w:i w:val="0"/>
                 <w:color w:val="3A2A30"/>
@@ -6618,7 +7063,7 @@
             <w:r/>
             <w:r>
               <w:rPr>
-                <w:rFonts w:ascii="Calibri" w:hAnsi="Calibri" w:eastAsia="Calibri"/>
+                <w:rFonts w:ascii="Arial" w:hAnsi="Arial" w:cs="Arial"/>
                 <w:b w:val="0"/>
                 <w:i w:val="0"/>
                 <w:color w:val="3A2A30"/>
@@ -6636,7 +7081,7 @@
             <w:r/>
             <w:r>
               <w:rPr>
-                <w:rFonts w:ascii="Calibri" w:hAnsi="Calibri" w:eastAsia="Calibri"/>
+                <w:rFonts w:ascii="Arial" w:hAnsi="Arial" w:cs="Arial"/>
                 <w:b w:val="0"/>
                 <w:i w:val="0"/>
                 <w:color w:val="3A2A30"/>
@@ -6657,7 +7102,7 @@
             <w:r/>
             <w:r>
               <w:rPr>
-                <w:rFonts w:ascii="Calibri" w:hAnsi="Calibri" w:eastAsia="Calibri"/>
+                <w:rFonts w:ascii="Arial" w:hAnsi="Arial" w:cs="Arial"/>
                 <w:b w:val="0"/>
                 <w:i w:val="0"/>
                 <w:color w:val="3A2A30"/>
@@ -6676,7 +7121,7 @@
             <w:r/>
             <w:r>
               <w:rPr>
-                <w:rFonts w:ascii="Calibri" w:hAnsi="Calibri" w:eastAsia="Calibri"/>
+                <w:rFonts w:ascii="Arial" w:hAnsi="Arial" w:cs="Arial"/>
                 <w:b w:val="0"/>
                 <w:i w:val="0"/>
                 <w:color w:val="3A2A30"/>
@@ -6695,7 +7140,7 @@
             <w:r/>
             <w:r>
               <w:rPr>
-                <w:rFonts w:ascii="Calibri" w:hAnsi="Calibri" w:eastAsia="Calibri"/>
+                <w:rFonts w:ascii="Arial" w:hAnsi="Arial" w:cs="Arial"/>
                 <w:b w:val="0"/>
                 <w:i w:val="0"/>
                 <w:color w:val="3A2A30"/>
@@ -6714,7 +7159,7 @@
             <w:r/>
             <w:r>
               <w:rPr>
-                <w:rFonts w:ascii="Calibri" w:hAnsi="Calibri" w:eastAsia="Calibri"/>
+                <w:rFonts w:ascii="Arial" w:hAnsi="Arial" w:cs="Arial"/>
                 <w:b w:val="0"/>
                 <w:i w:val="0"/>
                 <w:color w:val="3A2A30"/>
@@ -6734,7 +7179,7 @@
             <w:r/>
             <w:r>
               <w:rPr>
-                <w:rFonts w:ascii="Calibri" w:hAnsi="Calibri" w:eastAsia="Calibri"/>
+                <w:rFonts w:ascii="Arial" w:hAnsi="Arial" w:cs="Arial"/>
                 <w:b w:val="0"/>
                 <w:i w:val="0"/>
                 <w:color w:val="3A2A30"/>
@@ -6752,7 +7197,7 @@
             <w:r/>
             <w:r>
               <w:rPr>
-                <w:rFonts w:ascii="Calibri" w:hAnsi="Calibri" w:eastAsia="Calibri"/>
+                <w:rFonts w:ascii="Arial" w:hAnsi="Arial" w:cs="Arial"/>
                 <w:b w:val="0"/>
                 <w:i w:val="0"/>
                 <w:color w:val="3A2A30"/>
@@ -6770,7 +7215,7 @@
             <w:r/>
             <w:r>
               <w:rPr>
-                <w:rFonts w:ascii="Calibri" w:hAnsi="Calibri" w:eastAsia="Calibri"/>
+                <w:rFonts w:ascii="Arial" w:hAnsi="Arial" w:cs="Arial"/>
                 <w:b w:val="0"/>
                 <w:i w:val="0"/>
                 <w:color w:val="3A2A30"/>
@@ -6788,7 +7233,7 @@
             <w:r/>
             <w:r>
               <w:rPr>
-                <w:rFonts w:ascii="Calibri" w:hAnsi="Calibri" w:eastAsia="Calibri"/>
+                <w:rFonts w:ascii="Arial" w:hAnsi="Arial" w:cs="Arial"/>
                 <w:b w:val="0"/>
                 <w:i w:val="0"/>
                 <w:color w:val="3A2A30"/>
@@ -6809,7 +7254,7 @@
             <w:r/>
             <w:r>
               <w:rPr>
-                <w:rFonts w:ascii="Calibri" w:hAnsi="Calibri" w:eastAsia="Calibri"/>
+                <w:rFonts w:ascii="Arial" w:hAnsi="Arial" w:cs="Arial"/>
                 <w:b w:val="0"/>
                 <w:i w:val="0"/>
                 <w:color w:val="3A2A30"/>
@@ -6828,7 +7273,7 @@
             <w:r/>
             <w:r>
               <w:rPr>
-                <w:rFonts w:ascii="Calibri" w:hAnsi="Calibri" w:eastAsia="Calibri"/>
+                <w:rFonts w:ascii="Arial" w:hAnsi="Arial" w:cs="Arial"/>
                 <w:b w:val="0"/>
                 <w:i w:val="0"/>
                 <w:color w:val="3A2A30"/>
@@ -6847,7 +7292,7 @@
             <w:r/>
             <w:r>
               <w:rPr>
-                <w:rFonts w:ascii="Calibri" w:hAnsi="Calibri" w:eastAsia="Calibri"/>
+                <w:rFonts w:ascii="Arial" w:hAnsi="Arial" w:cs="Arial"/>
                 <w:b w:val="0"/>
                 <w:i w:val="0"/>
                 <w:color w:val="3A2A30"/>
@@ -6865,7 +7310,7 @@
             <w:r/>
             <w:r>
               <w:rPr>
-                <w:rFonts w:ascii="Calibri" w:hAnsi="Calibri" w:eastAsia="Calibri"/>
+                <w:rFonts w:ascii="Arial" w:hAnsi="Arial" w:cs="Arial"/>
                 <w:b w:val="0"/>
                 <w:i w:val="0"/>
                 <w:color w:val="3A2A30"/>
@@ -6885,7 +7330,7 @@
             <w:r/>
             <w:r>
               <w:rPr>
-                <w:rFonts w:ascii="Calibri" w:hAnsi="Calibri" w:eastAsia="Calibri"/>
+                <w:rFonts w:ascii="Arial" w:hAnsi="Arial" w:cs="Arial"/>
                 <w:b w:val="0"/>
                 <w:i w:val="0"/>
                 <w:color w:val="3A2A30"/>
@@ -6903,7 +7348,7 @@
             <w:r/>
             <w:r>
               <w:rPr>
-                <w:rFonts w:ascii="Calibri" w:hAnsi="Calibri" w:eastAsia="Calibri"/>
+                <w:rFonts w:ascii="Arial" w:hAnsi="Arial" w:cs="Arial"/>
                 <w:b w:val="0"/>
                 <w:i w:val="0"/>
                 <w:color w:val="3A2A30"/>
@@ -6921,7 +7366,7 @@
             <w:r/>
             <w:r>
               <w:rPr>
-                <w:rFonts w:ascii="Calibri" w:hAnsi="Calibri" w:eastAsia="Calibri"/>
+                <w:rFonts w:ascii="Arial" w:hAnsi="Arial" w:cs="Arial"/>
                 <w:b w:val="0"/>
                 <w:i w:val="0"/>
                 <w:color w:val="3A2A30"/>
@@ -6939,7 +7384,7 @@
             <w:r/>
             <w:r>
               <w:rPr>
-                <w:rFonts w:ascii="Calibri" w:hAnsi="Calibri" w:eastAsia="Calibri"/>
+                <w:rFonts w:ascii="Arial" w:hAnsi="Arial" w:cs="Arial"/>
                 <w:b w:val="0"/>
                 <w:i w:val="0"/>
                 <w:color w:val="3A2A30"/>
@@ -6960,7 +7405,7 @@
             <w:r/>
             <w:r>
               <w:rPr>
-                <w:rFonts w:ascii="Calibri" w:hAnsi="Calibri" w:eastAsia="Calibri"/>
+                <w:rFonts w:ascii="Arial" w:hAnsi="Arial" w:cs="Arial"/>
                 <w:b w:val="0"/>
                 <w:i w:val="0"/>
                 <w:color w:val="3A2A30"/>
@@ -6979,7 +7424,7 @@
             <w:r/>
             <w:r>
               <w:rPr>
-                <w:rFonts w:ascii="Calibri" w:hAnsi="Calibri" w:eastAsia="Calibri"/>
+                <w:rFonts w:ascii="Arial" w:hAnsi="Arial" w:cs="Arial"/>
                 <w:b w:val="0"/>
                 <w:i w:val="0"/>
                 <w:color w:val="3A2A30"/>
@@ -6998,7 +7443,7 @@
             <w:r/>
             <w:r>
               <w:rPr>
-                <w:rFonts w:ascii="Calibri" w:hAnsi="Calibri" w:eastAsia="Calibri"/>
+                <w:rFonts w:ascii="Arial" w:hAnsi="Arial" w:cs="Arial"/>
                 <w:b w:val="0"/>
                 <w:i w:val="0"/>
                 <w:color w:val="3A2A30"/>
@@ -7017,7 +7462,7 @@
             <w:r/>
             <w:r>
               <w:rPr>
-                <w:rFonts w:ascii="Calibri" w:hAnsi="Calibri" w:eastAsia="Calibri"/>
+                <w:rFonts w:ascii="Arial" w:hAnsi="Arial" w:cs="Arial"/>
                 <w:b w:val="0"/>
                 <w:i w:val="0"/>
                 <w:color w:val="3A2A30"/>
@@ -7037,7 +7482,7 @@
             <w:r/>
             <w:r>
               <w:rPr>
-                <w:rFonts w:ascii="Calibri" w:hAnsi="Calibri" w:eastAsia="Calibri"/>
+                <w:rFonts w:ascii="Arial" w:hAnsi="Arial" w:cs="Arial"/>
                 <w:b w:val="0"/>
                 <w:i w:val="0"/>
                 <w:color w:val="3A2A30"/>
@@ -7055,7 +7500,7 @@
             <w:r/>
             <w:r>
               <w:rPr>
-                <w:rFonts w:ascii="Calibri" w:hAnsi="Calibri" w:eastAsia="Calibri"/>
+                <w:rFonts w:ascii="Arial" w:hAnsi="Arial" w:cs="Arial"/>
                 <w:b w:val="0"/>
                 <w:i w:val="0"/>
                 <w:color w:val="3A2A30"/>
@@ -7073,7 +7518,7 @@
             <w:r/>
             <w:r>
               <w:rPr>
-                <w:rFonts w:ascii="Calibri" w:hAnsi="Calibri" w:eastAsia="Calibri"/>
+                <w:rFonts w:ascii="Arial" w:hAnsi="Arial" w:cs="Arial"/>
                 <w:b w:val="0"/>
                 <w:i w:val="0"/>
                 <w:color w:val="3A2A30"/>
@@ -7091,7 +7536,7 @@
             <w:r/>
             <w:r>
               <w:rPr>
-                <w:rFonts w:ascii="Calibri" w:hAnsi="Calibri" w:eastAsia="Calibri"/>
+                <w:rFonts w:ascii="Arial" w:hAnsi="Arial" w:cs="Arial"/>
                 <w:b w:val="0"/>
                 <w:i w:val="0"/>
                 <w:color w:val="3A2A30"/>
@@ -7112,7 +7557,7 @@
             <w:r/>
             <w:r>
               <w:rPr>
-                <w:rFonts w:ascii="Calibri" w:hAnsi="Calibri" w:eastAsia="Calibri"/>
+                <w:rFonts w:ascii="Arial" w:hAnsi="Arial" w:cs="Arial"/>
                 <w:b w:val="0"/>
                 <w:i w:val="0"/>
                 <w:color w:val="3A2A30"/>
@@ -7131,7 +7576,7 @@
             <w:r/>
             <w:r>
               <w:rPr>
-                <w:rFonts w:ascii="Calibri" w:hAnsi="Calibri" w:eastAsia="Calibri"/>
+                <w:rFonts w:ascii="Arial" w:hAnsi="Arial" w:cs="Arial"/>
                 <w:b w:val="0"/>
                 <w:i w:val="0"/>
                 <w:color w:val="3A2A30"/>
@@ -7150,7 +7595,7 @@
             <w:r/>
             <w:r>
               <w:rPr>
-                <w:rFonts w:ascii="Calibri" w:hAnsi="Calibri" w:eastAsia="Calibri"/>
+                <w:rFonts w:ascii="Arial" w:hAnsi="Arial" w:cs="Arial"/>
                 <w:b w:val="0"/>
                 <w:i w:val="0"/>
                 <w:color w:val="3A2A30"/>
@@ -7169,7 +7614,7 @@
             <w:r/>
             <w:r>
               <w:rPr>
-                <w:rFonts w:ascii="Calibri" w:hAnsi="Calibri" w:eastAsia="Calibri"/>
+                <w:rFonts w:ascii="Arial" w:hAnsi="Arial" w:cs="Arial"/>
                 <w:b w:val="0"/>
                 <w:i w:val="0"/>
                 <w:color w:val="3A2A30"/>
@@ -7188,7 +7633,7 @@
       </w:pPr>
       <w:r>
         <w:rPr>
-          <w:rFonts w:ascii="Calibri" w:hAnsi="Calibri" w:eastAsia="Calibri"/>
+          <w:rFonts w:ascii="Arial" w:hAnsi="Arial" w:cs="Arial"/>
           <w:b w:val="0"/>
           <w:i w:val="0"/>
           <w:color w:val="3A2A30"/>
@@ -7203,7 +7648,7 @@
       </w:pPr>
       <w:r>
         <w:rPr>
-          <w:rFonts w:ascii="Calibri" w:hAnsi="Calibri"/>
+          <w:rFonts w:ascii="Arial" w:hAnsi="Arial"/>
           <w:color w:val="7F3F5A"/>
         </w:rPr>
         <w:t>Tasks 6. API documentation</w:t>
@@ -7215,7 +7660,7 @@
       </w:pPr>
       <w:r>
         <w:rPr>
-          <w:rFonts w:ascii="Calibri" w:hAnsi="Calibri" w:eastAsia="Calibri"/>
+          <w:rFonts w:ascii="Arial" w:hAnsi="Arial" w:cs="Arial"/>
           <w:b w:val="0"/>
           <w:i w:val="0"/>
           <w:color w:val="3A2A30"/>
@@ -7230,7 +7675,7 @@
       </w:pPr>
       <w:r>
         <w:rPr>
-          <w:rFonts w:ascii="Calibri" w:hAnsi="Calibri" w:eastAsia="Calibri"/>
+          <w:rFonts w:ascii="Arial" w:hAnsi="Arial" w:cs="Arial"/>
           <w:b w:val="0"/>
           <w:i w:val="0"/>
           <w:color w:val="3A2A30"/>
@@ -7245,7 +7690,7 @@
       </w:pPr>
       <w:r>
         <w:rPr>
-          <w:rFonts w:ascii="Calibri" w:hAnsi="Calibri" w:eastAsia="Calibri"/>
+          <w:rFonts w:ascii="Arial" w:hAnsi="Arial" w:cs="Arial"/>
           <w:b/>
           <w:i w:val="0"/>
           <w:color w:val="3A2A30"/>
@@ -7260,7 +7705,7 @@
       </w:pPr>
       <w:r>
         <w:rPr>
-          <w:rFonts w:ascii="Calibri" w:hAnsi="Calibri" w:eastAsia="Calibri"/>
+          <w:rFonts w:ascii="Arial" w:hAnsi="Arial" w:cs="Arial"/>
           <w:b w:val="0"/>
           <w:i w:val="0"/>
           <w:color w:val="3A2A30"/>
@@ -7275,7 +7720,7 @@
       </w:pPr>
       <w:r>
         <w:rPr>
-          <w:rFonts w:ascii="Calibri" w:hAnsi="Calibri" w:eastAsia="Calibri"/>
+          <w:rFonts w:ascii="Arial" w:hAnsi="Arial" w:cs="Arial"/>
           <w:b/>
           <w:i w:val="0"/>
           <w:color w:val="3A2A30"/>
@@ -7290,13 +7735,13 @@
       </w:pPr>
       <w:r>
         <w:rPr>
-          <w:rFonts w:ascii="Calibri" w:hAnsi="Calibri" w:eastAsia="Calibri"/>
+          <w:rFonts w:ascii="Arial" w:hAnsi="Arial" w:cs="Arial"/>
           <w:b w:val="0"/>
           <w:i w:val="0"/>
           <w:color w:val="3A2A30"/>
           <w:sz w:val="22"/>
         </w:rPr>
-        <w:t>Body: {"email","password"}. 200 same token envelope. 401 invalid. Plaintext stored hashes refused.</w:t>
+        <w:t>Body: {"email","password"}. 200 same token envelope. 401 invalid. 429 if the account is locked after 5 failures. Plaintext stored hashes refused.</w:t>
       </w:r>
     </w:p>
     <w:p>
@@ -7305,7 +7750,7 @@
       </w:pPr>
       <w:r>
         <w:rPr>
-          <w:rFonts w:ascii="Calibri" w:hAnsi="Calibri" w:eastAsia="Calibri"/>
+          <w:rFonts w:ascii="Arial" w:hAnsi="Arial" w:cs="Arial"/>
           <w:b/>
           <w:i w:val="0"/>
           <w:color w:val="3A2A30"/>
@@ -7320,7 +7765,7 @@
       </w:pPr>
       <w:r>
         <w:rPr>
-          <w:rFonts w:ascii="Calibri" w:hAnsi="Calibri" w:eastAsia="Calibri"/>
+          <w:rFonts w:ascii="Arial" w:hAnsi="Arial" w:cs="Arial"/>
           <w:b w:val="0"/>
           <w:i w:val="0"/>
           <w:color w:val="3A2A30"/>
@@ -7335,7 +7780,7 @@
       </w:pPr>
       <w:r>
         <w:rPr>
-          <w:rFonts w:ascii="Calibri" w:hAnsi="Calibri" w:eastAsia="Calibri"/>
+          <w:rFonts w:ascii="Arial" w:hAnsi="Arial" w:cs="Arial"/>
           <w:b/>
           <w:i w:val="0"/>
           <w:color w:val="3A2A30"/>
@@ -7350,7 +7795,7 @@
       </w:pPr>
       <w:r>
         <w:rPr>
-          <w:rFonts w:ascii="Calibri" w:hAnsi="Calibri" w:eastAsia="Calibri"/>
+          <w:rFonts w:ascii="Arial" w:hAnsi="Arial" w:cs="Arial"/>
           <w:b w:val="0"/>
           <w:i w:val="0"/>
           <w:color w:val="3A2A30"/>
@@ -7365,7 +7810,7 @@
       </w:pPr>
       <w:r>
         <w:rPr>
-          <w:rFonts w:ascii="Calibri" w:hAnsi="Calibri" w:eastAsia="Calibri"/>
+          <w:rFonts w:ascii="Arial" w:hAnsi="Arial" w:cs="Arial"/>
           <w:b/>
           <w:i w:val="0"/>
           <w:color w:val="3A2A30"/>
@@ -7380,7 +7825,7 @@
       </w:pPr>
       <w:r>
         <w:rPr>
-          <w:rFonts w:ascii="Calibri" w:hAnsi="Calibri" w:eastAsia="Calibri"/>
+          <w:rFonts w:ascii="Arial" w:hAnsi="Arial" w:cs="Arial"/>
           <w:b w:val="0"/>
           <w:i w:val="0"/>
           <w:color w:val="3A2A30"/>
@@ -7395,7 +7840,7 @@
       </w:pPr>
       <w:r>
         <w:rPr>
-          <w:rFonts w:ascii="Calibri" w:hAnsi="Calibri" w:eastAsia="Calibri"/>
+          <w:rFonts w:ascii="Arial" w:hAnsi="Arial" w:cs="Arial"/>
           <w:b/>
           <w:i w:val="0"/>
           <w:color w:val="3A2A30"/>
@@ -7410,7 +7855,7 @@
       </w:pPr>
       <w:r>
         <w:rPr>
-          <w:rFonts w:ascii="Calibri" w:hAnsi="Calibri" w:eastAsia="Calibri"/>
+          <w:rFonts w:ascii="Arial" w:hAnsi="Arial" w:cs="Arial"/>
           <w:b w:val="0"/>
           <w:i w:val="0"/>
           <w:color w:val="3A2A30"/>
@@ -7425,7 +7870,7 @@
       </w:pPr>
       <w:r>
         <w:rPr>
-          <w:rFonts w:ascii="Calibri" w:hAnsi="Calibri" w:eastAsia="Calibri"/>
+          <w:rFonts w:ascii="Arial" w:hAnsi="Arial" w:cs="Arial"/>
           <w:b/>
           <w:i w:val="0"/>
           <w:color w:val="3A2A30"/>
@@ -7440,7 +7885,7 @@
       </w:pPr>
       <w:r>
         <w:rPr>
-          <w:rFonts w:ascii="Calibri" w:hAnsi="Calibri" w:eastAsia="Calibri"/>
+          <w:rFonts w:ascii="Arial" w:hAnsi="Arial" w:cs="Arial"/>
           <w:b w:val="0"/>
           <w:i w:val="0"/>
           <w:color w:val="3A2A30"/>
@@ -7455,7 +7900,7 @@
       </w:pPr>
       <w:r>
         <w:rPr>
-          <w:rFonts w:ascii="Calibri" w:hAnsi="Calibri" w:eastAsia="Calibri"/>
+          <w:rFonts w:ascii="Arial" w:hAnsi="Arial" w:cs="Arial"/>
           <w:b/>
           <w:i w:val="0"/>
           <w:color w:val="3A2A30"/>
@@ -7470,7 +7915,7 @@
       </w:pPr>
       <w:r>
         <w:rPr>
-          <w:rFonts w:ascii="Calibri" w:hAnsi="Calibri" w:eastAsia="Calibri"/>
+          <w:rFonts w:ascii="Arial" w:hAnsi="Arial" w:cs="Arial"/>
           <w:b w:val="0"/>
           <w:i w:val="0"/>
           <w:color w:val="3A2A30"/>
@@ -7485,7 +7930,7 @@
       </w:pPr>
       <w:r>
         <w:rPr>
-          <w:rFonts w:ascii="Calibri" w:hAnsi="Calibri" w:eastAsia="Calibri"/>
+          <w:rFonts w:ascii="Arial" w:hAnsi="Arial" w:cs="Arial"/>
           <w:b/>
           <w:i w:val="0"/>
           <w:color w:val="3A2A30"/>
@@ -7500,7 +7945,7 @@
       </w:pPr>
       <w:r>
         <w:rPr>
-          <w:rFonts w:ascii="Calibri" w:hAnsi="Calibri" w:eastAsia="Calibri"/>
+          <w:rFonts w:ascii="Arial" w:hAnsi="Arial" w:cs="Arial"/>
           <w:b w:val="0"/>
           <w:i w:val="0"/>
           <w:color w:val="3A2A30"/>
@@ -7515,7 +7960,7 @@
       </w:pPr>
       <w:r>
         <w:rPr>
-          <w:rFonts w:ascii="Calibri" w:hAnsi="Calibri" w:eastAsia="Calibri"/>
+          <w:rFonts w:ascii="Arial" w:hAnsi="Arial" w:cs="Arial"/>
           <w:b/>
           <w:i w:val="0"/>
           <w:color w:val="3A2A30"/>
@@ -7530,7 +7975,7 @@
       </w:pPr>
       <w:r>
         <w:rPr>
-          <w:rFonts w:ascii="Calibri" w:hAnsi="Calibri" w:eastAsia="Calibri"/>
+          <w:rFonts w:ascii="Arial" w:hAnsi="Arial" w:cs="Arial"/>
           <w:b w:val="0"/>
           <w:i w:val="0"/>
           <w:color w:val="3A2A30"/>
@@ -7545,7 +7990,7 @@
       </w:pPr>
       <w:r>
         <w:rPr>
-          <w:rFonts w:ascii="Calibri" w:hAnsi="Calibri" w:eastAsia="Calibri"/>
+          <w:rFonts w:ascii="Arial" w:hAnsi="Arial" w:cs="Arial"/>
           <w:b/>
           <w:i w:val="0"/>
           <w:color w:val="3A2A30"/>
@@ -7560,7 +8005,7 @@
       </w:pPr>
       <w:r>
         <w:rPr>
-          <w:rFonts w:ascii="Calibri" w:hAnsi="Calibri" w:eastAsia="Calibri"/>
+          <w:rFonts w:ascii="Arial" w:hAnsi="Arial" w:cs="Arial"/>
           <w:b w:val="0"/>
           <w:i w:val="0"/>
           <w:color w:val="3A2A30"/>
@@ -7575,7 +8020,7 @@
       </w:pPr>
       <w:r>
         <w:rPr>
-          <w:rFonts w:ascii="Calibri" w:hAnsi="Calibri" w:eastAsia="Calibri"/>
+          <w:rFonts w:ascii="Arial" w:hAnsi="Arial" w:cs="Arial"/>
           <w:b/>
           <w:i w:val="0"/>
           <w:color w:val="3A2A30"/>
@@ -7590,7 +8035,7 @@
       </w:pPr>
       <w:r>
         <w:rPr>
-          <w:rFonts w:ascii="Calibri" w:hAnsi="Calibri" w:eastAsia="Calibri"/>
+          <w:rFonts w:ascii="Arial" w:hAnsi="Arial" w:cs="Arial"/>
           <w:b w:val="0"/>
           <w:i w:val="0"/>
           <w:color w:val="3A2A30"/>
@@ -7605,7 +8050,7 @@
       </w:pPr>
       <w:r>
         <w:rPr>
-          <w:rFonts w:ascii="Calibri" w:hAnsi="Calibri" w:eastAsia="Calibri"/>
+          <w:rFonts w:ascii="Arial" w:hAnsi="Arial" w:cs="Arial"/>
           <w:b/>
           <w:i w:val="0"/>
           <w:color w:val="3A2A30"/>
@@ -7620,7 +8065,7 @@
       </w:pPr>
       <w:r>
         <w:rPr>
-          <w:rFonts w:ascii="Calibri" w:hAnsi="Calibri" w:eastAsia="Calibri"/>
+          <w:rFonts w:ascii="Arial" w:hAnsi="Arial" w:cs="Arial"/>
           <w:b w:val="0"/>
           <w:i w:val="0"/>
           <w:color w:val="3A2A30"/>
@@ -7635,7 +8080,7 @@
       </w:pPr>
       <w:r>
         <w:rPr>
-          <w:rFonts w:ascii="Calibri" w:hAnsi="Calibri" w:eastAsia="Calibri"/>
+          <w:rFonts w:ascii="Arial" w:hAnsi="Arial" w:cs="Arial"/>
           <w:b w:val="0"/>
           <w:i w:val="0"/>
           <w:color w:val="3A2A30"/>
@@ -7650,7 +8095,7 @@
       </w:pPr>
       <w:r>
         <w:rPr>
-          <w:rFonts w:ascii="Calibri" w:hAnsi="Calibri"/>
+          <w:rFonts w:ascii="Arial" w:hAnsi="Arial"/>
           <w:color w:val="7F3F5A"/>
         </w:rPr>
         <w:t>Tasks 7. Git collaboration and testing</w:t>
@@ -7662,7 +8107,7 @@
       </w:pPr>
       <w:r>
         <w:rPr>
-          <w:rFonts w:ascii="Calibri" w:hAnsi="Calibri" w:eastAsia="Calibri"/>
+          <w:rFonts w:ascii="Arial" w:hAnsi="Arial" w:cs="Arial"/>
           <w:b/>
           <w:i w:val="0"/>
           <w:color w:val="3A2A30"/>
@@ -7678,7 +8123,7 @@
       </w:pPr>
       <w:r>
         <w:rPr>
-          <w:rFonts w:ascii="Calibri" w:hAnsi="Calibri" w:eastAsia="Calibri"/>
+          <w:rFonts w:ascii="Arial" w:hAnsi="Arial" w:cs="Arial"/>
           <w:b w:val="0"/>
           <w:i w:val="0"/>
           <w:color w:val="3A2A30"/>
@@ -7694,7 +8139,7 @@
       </w:pPr>
       <w:r>
         <w:rPr>
-          <w:rFonts w:ascii="Calibri" w:hAnsi="Calibri" w:eastAsia="Calibri"/>
+          <w:rFonts w:ascii="Arial" w:hAnsi="Arial" w:cs="Arial"/>
           <w:b w:val="0"/>
           <w:i w:val="0"/>
           <w:color w:val="3A2A30"/>
@@ -7710,7 +8155,7 @@
       </w:pPr>
       <w:r>
         <w:rPr>
-          <w:rFonts w:ascii="Calibri" w:hAnsi="Calibri" w:eastAsia="Calibri"/>
+          <w:rFonts w:ascii="Arial" w:hAnsi="Arial" w:cs="Arial"/>
           <w:b w:val="0"/>
           <w:i w:val="0"/>
           <w:color w:val="3A2A30"/>
@@ -7726,7 +8171,7 @@
       </w:pPr>
       <w:r>
         <w:rPr>
-          <w:rFonts w:ascii="Calibri" w:hAnsi="Calibri" w:eastAsia="Calibri"/>
+          <w:rFonts w:ascii="Arial" w:hAnsi="Arial" w:cs="Arial"/>
           <w:b w:val="0"/>
           <w:i w:val="0"/>
           <w:color w:val="3A2A30"/>
@@ -7742,7 +8187,7 @@
       </w:pPr>
       <w:r>
         <w:rPr>
-          <w:rFonts w:ascii="Calibri" w:hAnsi="Calibri" w:eastAsia="Calibri"/>
+          <w:rFonts w:ascii="Arial" w:hAnsi="Arial" w:cs="Arial"/>
           <w:b w:val="0"/>
           <w:i w:val="0"/>
           <w:color w:val="3A2A30"/>
@@ -7758,7 +8203,7 @@
       </w:pPr>
       <w:r>
         <w:rPr>
-          <w:rFonts w:ascii="Calibri" w:hAnsi="Calibri" w:eastAsia="Calibri"/>
+          <w:rFonts w:ascii="Arial" w:hAnsi="Arial" w:cs="Arial"/>
           <w:b w:val="0"/>
           <w:i w:val="0"/>
           <w:color w:val="3A2A30"/>
@@ -7774,13 +8219,13 @@
       </w:pPr>
       <w:r>
         <w:rPr>
-          <w:rFonts w:ascii="Calibri" w:hAnsi="Calibri" w:eastAsia="Calibri"/>
+          <w:rFonts w:ascii="Arial" w:hAnsi="Arial" w:cs="Arial"/>
           <w:b w:val="0"/>
           <w:i w:val="0"/>
           <w:color w:val="3A2A30"/>
           <w:sz w:val="22"/>
         </w:rPr>
-        <w:t>Issues/cards: user-story IDs (US-01…) in PR title/body.</w:t>
+        <w:t>Issues/cards: user-story IDs (US-01…) in PR title/body and in docs/board.md.</w:t>
       </w:r>
     </w:p>
     <w:p>
@@ -7789,7 +8234,7 @@
       </w:pPr>
       <w:r>
         <w:rPr>
-          <w:rFonts w:ascii="Calibri" w:hAnsi="Calibri" w:eastAsia="Calibri"/>
+          <w:rFonts w:ascii="Arial" w:hAnsi="Arial" w:cs="Arial"/>
           <w:b/>
           <w:i w:val="0"/>
           <w:color w:val="3A2A30"/>
@@ -7804,13 +8249,13 @@
       </w:pPr>
       <w:r>
         <w:rPr>
-          <w:rFonts w:ascii="Calibri" w:hAnsi="Calibri" w:eastAsia="Calibri"/>
+          <w:rFonts w:ascii="Arial" w:hAnsi="Arial" w:cs="Arial"/>
           <w:b w:val="0"/>
           <w:i w:val="0"/>
           <w:color w:val="3A2A30"/>
           <w:sz w:val="22"/>
         </w:rPr>
-        <w:t>Unit/integration via Flask test_client + in-memory SQLite. Critical paths: auth hashing, roles, checkout money, IDOR, vitrine, uploads. Manual table in docs/testing.md (M1–M10). No Playwright yet. Evidence: docs/test-evidence/, 80 tests OK. Bugs found (empty cart, bcrypt Marie, shared cart, float money, forged JWT, season picker on home, sparse admin orders) are fixed and listed. Open: no email, reviews unmounted, localStorage cart, leftover modules lowering package coverage.</w:t>
+        <w:t>Unit/integration via Flask test_client + in-memory SQLite. Critical paths: auth hashing, roles, checkout money, IDOR, vitrine, uploads, HTTPS redirect, CNIL lockout. Manual table in docs/testing.md (M1–M10). No Playwright yet. Evidence: docs/test-evidence/, 86 tests OK. Bugs found (empty cart, bcrypt Marie, shared cart, float money, forged JWT, season picker on home, sparse admin orders) are fixed and listed. Open: no email, no customer password-change form, reviews unmounted, localStorage cart, leftover modules lowering package coverage.</w:t>
       </w:r>
     </w:p>
     <w:p>
@@ -7819,7 +8264,7 @@
       </w:pPr>
       <w:r>
         <w:rPr>
-          <w:rFonts w:ascii="Calibri" w:hAnsi="Calibri"/>
+          <w:rFonts w:ascii="Arial" w:hAnsi="Arial"/>
           <w:color w:val="7F3F5A"/>
         </w:rPr>
         <w:t>Tasks 8. Application mockups</w:t>
@@ -7831,22 +8276,616 @@
       </w:pPr>
       <w:r>
         <w:rPr>
-          <w:rFonts w:ascii="Calibri" w:hAnsi="Calibri" w:eastAsia="Calibri"/>
+          <w:rFonts w:ascii="Arial" w:hAnsi="Arial" w:cs="Arial"/>
           <w:b w:val="0"/>
           <w:i w:val="0"/>
           <w:color w:val="3A2A30"/>
           <w:sz w:val="22"/>
         </w:rPr>
-        <w:t>Visual system (live CSS, coherent with mockups): pink #bc6288 / wine #7f3f5a / cream #f8f5f2 / text #3a2a30. Headings EB Garamond / Georgia; UI Calibri-equivalent sans. Buttons 6–8px radius, 1.5px rose border. Navbar shared across pages. Screens captured in docs/screenshots/: accueil, shop, shop-vitrine, panier, account, account-menu, checkout, admin-vitrine, admin-catalog, admin-orders. Flows: home → shop → cart → login → checkout → Mes commandes; florist login → vitrine → catalog photo → Commandes et factures → print. Desktop primary; shop grid wraps on mobile. Realistic data: Bouquet Pivoine, Marie Dupont, FAC-2026-00xx. Figma is not a separate file; the running UI and screenshots are the source of truth for Demo Day.</w:t>
+        <w:t>Visual system (live CSS, coherent with the clickable prototype): pink #bc6288 / wine #7f3f5a / cream #f8f5f2 / text #3a2a30. Headings EB Garamond / Georgia; UI Arial/sans. Buttons 6–8px radius, 1.5px rose border. Navbar shared across pages. Clickable HTML mockup: docs/mockups/ and http://localhost:5000/maquettes/. Frames below and in the PowerPoint deck. Live screenshots in docs/screenshots/. Flows: home → shop → cart → login → checkout → Mes commandes; florist login → vitrine → catalog photo → Commandes et factures → print. Desktop primary; shop grid wraps on mobile. Realistic data: Bouquet Pivoine, Marie Dupont, FAC-2026-00xx. There is no separate Figma file: the HTML prototype plus these JPEG frames are the Task 8 mockup.</w:t>
       </w:r>
     </w:p>
     <w:p>
       <w:pPr>
-        <w:pStyle w:val="Heading1"/>
+        <w:jc w:val="center"/>
+      </w:pPr>
+      <w:r>
+        <w:drawing>
+          <wp:inline xmlns:a="http://schemas.openxmlformats.org/drawingml/2006/main" xmlns:pic="http://schemas.openxmlformats.org/drawingml/2006/picture">
+            <wp:extent cx="5580000" cy="3138750"/>
+            <wp:docPr id="3" name="Picture 3"/>
+            <wp:cNvGraphicFramePr>
+              <a:graphicFrameLocks noChangeAspect="1"/>
+            </wp:cNvGraphicFramePr>
+            <a:graphic>
+              <a:graphicData uri="http://schemas.openxmlformats.org/drawingml/2006/picture">
+                <pic:pic>
+                  <pic:nvPicPr>
+                    <pic:cNvPr id="0" name="mockup-palette.jpg"/>
+                    <pic:cNvPicPr/>
+                  </pic:nvPicPr>
+                  <pic:blipFill>
+                    <a:blip r:embed="rId11"/>
+                    <a:stretch>
+                      <a:fillRect/>
+                    </a:stretch>
+                  </pic:blipFill>
+                  <pic:spPr>
+                    <a:xfrm>
+                      <a:off x="0" y="0"/>
+                      <a:ext cx="5580000" cy="3138750"/>
+                    </a:xfrm>
+                    <a:prstGeom prst="rect"/>
+                  </pic:spPr>
+                </pic:pic>
+              </a:graphicData>
+            </a:graphic>
+          </wp:inline>
+        </w:drawing>
+      </w:r>
+    </w:p>
+    <w:p>
+      <w:pPr>
+        <w:jc w:val="center"/>
       </w:pPr>
       <w:r>
         <w:rPr>
-          <w:rFonts w:ascii="Calibri" w:hAnsi="Calibri"/>
+          <w:rFonts w:ascii="Arial" w:hAnsi="Arial" w:cs="Arial"/>
+          <w:b w:val="0"/>
+          <w:i/>
+          <w:color w:val="7F3F5A"/>
+          <w:sz w:val="18"/>
+        </w:rPr>
+        <w:t>Maquette — système visuel</w:t>
+      </w:r>
+    </w:p>
+    <w:p>
+      <w:pPr>
+        <w:jc w:val="center"/>
+      </w:pPr>
+      <w:r>
+        <w:drawing>
+          <wp:inline xmlns:a="http://schemas.openxmlformats.org/drawingml/2006/main" xmlns:pic="http://schemas.openxmlformats.org/drawingml/2006/picture">
+            <wp:extent cx="5580000" cy="3138750"/>
+            <wp:docPr id="4" name="Picture 4"/>
+            <wp:cNvGraphicFramePr>
+              <a:graphicFrameLocks noChangeAspect="1"/>
+            </wp:cNvGraphicFramePr>
+            <a:graphic>
+              <a:graphicData uri="http://schemas.openxmlformats.org/drawingml/2006/picture">
+                <pic:pic>
+                  <pic:nvPicPr>
+                    <pic:cNvPr id="0" name="mockup-accueil.jpg"/>
+                    <pic:cNvPicPr/>
+                  </pic:nvPicPr>
+                  <pic:blipFill>
+                    <a:blip r:embed="rId12"/>
+                    <a:stretch>
+                      <a:fillRect/>
+                    </a:stretch>
+                  </pic:blipFill>
+                  <pic:spPr>
+                    <a:xfrm>
+                      <a:off x="0" y="0"/>
+                      <a:ext cx="5580000" cy="3138750"/>
+                    </a:xfrm>
+                    <a:prstGeom prst="rect"/>
+                  </pic:spPr>
+                </pic:pic>
+              </a:graphicData>
+            </a:graphic>
+          </wp:inline>
+        </w:drawing>
+      </w:r>
+    </w:p>
+    <w:p>
+      <w:pPr>
+        <w:jc w:val="center"/>
+      </w:pPr>
+      <w:r>
+        <w:rPr>
+          <w:rFonts w:ascii="Arial" w:hAnsi="Arial" w:cs="Arial"/>
+          <w:b w:val="0"/>
+          <w:i/>
+          <w:color w:val="7F3F5A"/>
+          <w:sz w:val="18"/>
+        </w:rPr>
+        <w:t>Maquette — accueil</w:t>
+      </w:r>
+    </w:p>
+    <w:p>
+      <w:pPr>
+        <w:jc w:val="center"/>
+      </w:pPr>
+      <w:r>
+        <w:drawing>
+          <wp:inline xmlns:a="http://schemas.openxmlformats.org/drawingml/2006/main" xmlns:pic="http://schemas.openxmlformats.org/drawingml/2006/picture">
+            <wp:extent cx="5580000" cy="3138750"/>
+            <wp:docPr id="5" name="Picture 5"/>
+            <wp:cNvGraphicFramePr>
+              <a:graphicFrameLocks noChangeAspect="1"/>
+            </wp:cNvGraphicFramePr>
+            <a:graphic>
+              <a:graphicData uri="http://schemas.openxmlformats.org/drawingml/2006/picture">
+                <pic:pic>
+                  <pic:nvPicPr>
+                    <pic:cNvPr id="0" name="mockup-shop.jpg"/>
+                    <pic:cNvPicPr/>
+                  </pic:nvPicPr>
+                  <pic:blipFill>
+                    <a:blip r:embed="rId13"/>
+                    <a:stretch>
+                      <a:fillRect/>
+                    </a:stretch>
+                  </pic:blipFill>
+                  <pic:spPr>
+                    <a:xfrm>
+                      <a:off x="0" y="0"/>
+                      <a:ext cx="5580000" cy="3138750"/>
+                    </a:xfrm>
+                    <a:prstGeom prst="rect"/>
+                  </pic:spPr>
+                </pic:pic>
+              </a:graphicData>
+            </a:graphic>
+          </wp:inline>
+        </w:drawing>
+      </w:r>
+    </w:p>
+    <w:p>
+      <w:pPr>
+        <w:jc w:val="center"/>
+      </w:pPr>
+      <w:r>
+        <w:rPr>
+          <w:rFonts w:ascii="Arial" w:hAnsi="Arial" w:cs="Arial"/>
+          <w:b w:val="0"/>
+          <w:i/>
+          <w:color w:val="7F3F5A"/>
+          <w:sz w:val="18"/>
+        </w:rPr>
+        <w:t>Maquette — boutique</w:t>
+      </w:r>
+    </w:p>
+    <w:p>
+      <w:pPr>
+        <w:jc w:val="center"/>
+      </w:pPr>
+      <w:r>
+        <w:drawing>
+          <wp:inline xmlns:a="http://schemas.openxmlformats.org/drawingml/2006/main" xmlns:pic="http://schemas.openxmlformats.org/drawingml/2006/picture">
+            <wp:extent cx="5580000" cy="3138750"/>
+            <wp:docPr id="6" name="Picture 6"/>
+            <wp:cNvGraphicFramePr>
+              <a:graphicFrameLocks noChangeAspect="1"/>
+            </wp:cNvGraphicFramePr>
+            <a:graphic>
+              <a:graphicData uri="http://schemas.openxmlformats.org/drawingml/2006/picture">
+                <pic:pic>
+                  <pic:nvPicPr>
+                    <pic:cNvPr id="0" name="mockup-checkout.jpg"/>
+                    <pic:cNvPicPr/>
+                  </pic:nvPicPr>
+                  <pic:blipFill>
+                    <a:blip r:embed="rId14"/>
+                    <a:stretch>
+                      <a:fillRect/>
+                    </a:stretch>
+                  </pic:blipFill>
+                  <pic:spPr>
+                    <a:xfrm>
+                      <a:off x="0" y="0"/>
+                      <a:ext cx="5580000" cy="3138750"/>
+                    </a:xfrm>
+                    <a:prstGeom prst="rect"/>
+                  </pic:spPr>
+                </pic:pic>
+              </a:graphicData>
+            </a:graphic>
+          </wp:inline>
+        </w:drawing>
+      </w:r>
+    </w:p>
+    <w:p>
+      <w:pPr>
+        <w:jc w:val="center"/>
+      </w:pPr>
+      <w:r>
+        <w:rPr>
+          <w:rFonts w:ascii="Arial" w:hAnsi="Arial" w:cs="Arial"/>
+          <w:b w:val="0"/>
+          <w:i/>
+          <w:color w:val="7F3F5A"/>
+          <w:sz w:val="18"/>
+        </w:rPr>
+        <w:t>Maquette — paiement</w:t>
+      </w:r>
+    </w:p>
+    <w:p>
+      <w:pPr>
+        <w:jc w:val="center"/>
+      </w:pPr>
+      <w:r>
+        <w:drawing>
+          <wp:inline xmlns:a="http://schemas.openxmlformats.org/drawingml/2006/main" xmlns:pic="http://schemas.openxmlformats.org/drawingml/2006/picture">
+            <wp:extent cx="5580000" cy="3138750"/>
+            <wp:docPr id="7" name="Picture 7"/>
+            <wp:cNvGraphicFramePr>
+              <a:graphicFrameLocks noChangeAspect="1"/>
+            </wp:cNvGraphicFramePr>
+            <a:graphic>
+              <a:graphicData uri="http://schemas.openxmlformats.org/drawingml/2006/picture">
+                <pic:pic>
+                  <pic:nvPicPr>
+                    <pic:cNvPr id="0" name="mockup-panier.jpg"/>
+                    <pic:cNvPicPr/>
+                  </pic:nvPicPr>
+                  <pic:blipFill>
+                    <a:blip r:embed="rId15"/>
+                    <a:stretch>
+                      <a:fillRect/>
+                    </a:stretch>
+                  </pic:blipFill>
+                  <pic:spPr>
+                    <a:xfrm>
+                      <a:off x="0" y="0"/>
+                      <a:ext cx="5580000" cy="3138750"/>
+                    </a:xfrm>
+                    <a:prstGeom prst="rect"/>
+                  </pic:spPr>
+                </pic:pic>
+              </a:graphicData>
+            </a:graphic>
+          </wp:inline>
+        </w:drawing>
+      </w:r>
+    </w:p>
+    <w:p>
+      <w:pPr>
+        <w:jc w:val="center"/>
+      </w:pPr>
+      <w:r>
+        <w:rPr>
+          <w:rFonts w:ascii="Arial" w:hAnsi="Arial" w:cs="Arial"/>
+          <w:b w:val="0"/>
+          <w:i/>
+          <w:color w:val="7F3F5A"/>
+          <w:sz w:val="18"/>
+        </w:rPr>
+        <w:t>Maquette — panier</w:t>
+      </w:r>
+    </w:p>
+    <w:p>
+      <w:pPr>
+        <w:jc w:val="center"/>
+      </w:pPr>
+      <w:r>
+        <w:drawing>
+          <wp:inline xmlns:a="http://schemas.openxmlformats.org/drawingml/2006/main" xmlns:pic="http://schemas.openxmlformats.org/drawingml/2006/picture">
+            <wp:extent cx="5580000" cy="3138750"/>
+            <wp:docPr id="8" name="Picture 8"/>
+            <wp:cNvGraphicFramePr>
+              <a:graphicFrameLocks noChangeAspect="1"/>
+            </wp:cNvGraphicFramePr>
+            <a:graphic>
+              <a:graphicData uri="http://schemas.openxmlformats.org/drawingml/2006/picture">
+                <pic:pic>
+                  <pic:nvPicPr>
+                    <pic:cNvPr id="0" name="mockup-commandes.jpg"/>
+                    <pic:cNvPicPr/>
+                  </pic:nvPicPr>
+                  <pic:blipFill>
+                    <a:blip r:embed="rId16"/>
+                    <a:stretch>
+                      <a:fillRect/>
+                    </a:stretch>
+                  </pic:blipFill>
+                  <pic:spPr>
+                    <a:xfrm>
+                      <a:off x="0" y="0"/>
+                      <a:ext cx="5580000" cy="3138750"/>
+                    </a:xfrm>
+                    <a:prstGeom prst="rect"/>
+                  </pic:spPr>
+                </pic:pic>
+              </a:graphicData>
+            </a:graphic>
+          </wp:inline>
+        </w:drawing>
+      </w:r>
+    </w:p>
+    <w:p>
+      <w:pPr>
+        <w:jc w:val="center"/>
+      </w:pPr>
+      <w:r>
+        <w:rPr>
+          <w:rFonts w:ascii="Arial" w:hAnsi="Arial" w:cs="Arial"/>
+          <w:b w:val="0"/>
+          <w:i/>
+          <w:color w:val="7F3F5A"/>
+          <w:sz w:val="18"/>
+        </w:rPr>
+        <w:t>Maquette — mes commandes</w:t>
+      </w:r>
+    </w:p>
+    <w:p>
+      <w:pPr>
+        <w:jc w:val="center"/>
+      </w:pPr>
+      <w:r>
+        <w:drawing>
+          <wp:inline xmlns:a="http://schemas.openxmlformats.org/drawingml/2006/main" xmlns:pic="http://schemas.openxmlformats.org/drawingml/2006/picture">
+            <wp:extent cx="5580000" cy="3138750"/>
+            <wp:docPr id="9" name="Picture 9"/>
+            <wp:cNvGraphicFramePr>
+              <a:graphicFrameLocks noChangeAspect="1"/>
+            </wp:cNvGraphicFramePr>
+            <a:graphic>
+              <a:graphicData uri="http://schemas.openxmlformats.org/drawingml/2006/picture">
+                <pic:pic>
+                  <pic:nvPicPr>
+                    <pic:cNvPr id="0" name="mockup-admin-facture.jpg"/>
+                    <pic:cNvPicPr/>
+                  </pic:nvPicPr>
+                  <pic:blipFill>
+                    <a:blip r:embed="rId17"/>
+                    <a:stretch>
+                      <a:fillRect/>
+                    </a:stretch>
+                  </pic:blipFill>
+                  <pic:spPr>
+                    <a:xfrm>
+                      <a:off x="0" y="0"/>
+                      <a:ext cx="5580000" cy="3138750"/>
+                    </a:xfrm>
+                    <a:prstGeom prst="rect"/>
+                  </pic:spPr>
+                </pic:pic>
+              </a:graphicData>
+            </a:graphic>
+          </wp:inline>
+        </w:drawing>
+      </w:r>
+    </w:p>
+    <w:p>
+      <w:pPr>
+        <w:jc w:val="center"/>
+      </w:pPr>
+      <w:r>
+        <w:rPr>
+          <w:rFonts w:ascii="Arial" w:hAnsi="Arial" w:cs="Arial"/>
+          <w:b w:val="0"/>
+          <w:i/>
+          <w:color w:val="7F3F5A"/>
+          <w:sz w:val="18"/>
+        </w:rPr>
+        <w:t>Maquette — facture FAC admin</w:t>
+      </w:r>
+    </w:p>
+    <w:p>
+      <w:pPr>
+        <w:jc w:val="center"/>
+      </w:pPr>
+      <w:r>
+        <w:drawing>
+          <wp:inline xmlns:a="http://schemas.openxmlformats.org/drawingml/2006/main" xmlns:pic="http://schemas.openxmlformats.org/drawingml/2006/picture">
+            <wp:extent cx="5580000" cy="3138750"/>
+            <wp:docPr id="10" name="Picture 10"/>
+            <wp:cNvGraphicFramePr>
+              <a:graphicFrameLocks noChangeAspect="1"/>
+            </wp:cNvGraphicFramePr>
+            <a:graphic>
+              <a:graphicData uri="http://schemas.openxmlformats.org/drawingml/2006/picture">
+                <pic:pic>
+                  <pic:nvPicPr>
+                    <pic:cNvPr id="0" name="mockup-admin-vitrine.jpg"/>
+                    <pic:cNvPicPr/>
+                  </pic:nvPicPr>
+                  <pic:blipFill>
+                    <a:blip r:embed="rId18"/>
+                    <a:stretch>
+                      <a:fillRect/>
+                    </a:stretch>
+                  </pic:blipFill>
+                  <pic:spPr>
+                    <a:xfrm>
+                      <a:off x="0" y="0"/>
+                      <a:ext cx="5580000" cy="3138750"/>
+                    </a:xfrm>
+                    <a:prstGeom prst="rect"/>
+                  </pic:spPr>
+                </pic:pic>
+              </a:graphicData>
+            </a:graphic>
+          </wp:inline>
+        </w:drawing>
+      </w:r>
+    </w:p>
+    <w:p>
+      <w:pPr>
+        <w:jc w:val="center"/>
+      </w:pPr>
+      <w:r>
+        <w:rPr>
+          <w:rFonts w:ascii="Arial" w:hAnsi="Arial" w:cs="Arial"/>
+          <w:b w:val="0"/>
+          <w:i/>
+          <w:color w:val="7F3F5A"/>
+          <w:sz w:val="18"/>
+        </w:rPr>
+        <w:t>Maquette — vitrine admin</w:t>
+      </w:r>
+    </w:p>
+    <w:p>
+      <w:pPr>
+        <w:jc w:val="center"/>
+      </w:pPr>
+      <w:r>
+        <w:drawing>
+          <wp:inline xmlns:a="http://schemas.openxmlformats.org/drawingml/2006/main" xmlns:pic="http://schemas.openxmlformats.org/drawingml/2006/picture">
+            <wp:extent cx="4320000" cy="2430000"/>
+            <wp:docPr id="11" name="Picture 11"/>
+            <wp:cNvGraphicFramePr>
+              <a:graphicFrameLocks noChangeAspect="1"/>
+            </wp:cNvGraphicFramePr>
+            <a:graphic>
+              <a:graphicData uri="http://schemas.openxmlformats.org/drawingml/2006/picture">
+                <pic:pic>
+                  <pic:nvPicPr>
+                    <pic:cNvPr id="0" name="mockup-login.jpg"/>
+                    <pic:cNvPicPr/>
+                  </pic:nvPicPr>
+                  <pic:blipFill>
+                    <a:blip r:embed="rId19"/>
+                    <a:stretch>
+                      <a:fillRect/>
+                    </a:stretch>
+                  </pic:blipFill>
+                  <pic:spPr>
+                    <a:xfrm>
+                      <a:off x="0" y="0"/>
+                      <a:ext cx="4320000" cy="2430000"/>
+                    </a:xfrm>
+                    <a:prstGeom prst="rect"/>
+                  </pic:spPr>
+                </pic:pic>
+              </a:graphicData>
+            </a:graphic>
+          </wp:inline>
+        </w:drawing>
+      </w:r>
+    </w:p>
+    <w:p>
+      <w:pPr>
+        <w:jc w:val="center"/>
+      </w:pPr>
+      <w:r>
+        <w:rPr>
+          <w:rFonts w:ascii="Arial" w:hAnsi="Arial" w:cs="Arial"/>
+          <w:b w:val="0"/>
+          <w:i/>
+          <w:color w:val="7F3F5A"/>
+          <w:sz w:val="18"/>
+        </w:rPr>
+        <w:t>Maquette — connexion</w:t>
+      </w:r>
+    </w:p>
+    <w:p>
+      <w:pPr>
+        <w:jc w:val="center"/>
+      </w:pPr>
+      <w:r>
+        <w:drawing>
+          <wp:inline xmlns:a="http://schemas.openxmlformats.org/drawingml/2006/main" xmlns:pic="http://schemas.openxmlformats.org/drawingml/2006/picture">
+            <wp:extent cx="2880000" cy="5120000"/>
+            <wp:docPr id="12" name="Picture 12"/>
+            <wp:cNvGraphicFramePr>
+              <a:graphicFrameLocks noChangeAspect="1"/>
+            </wp:cNvGraphicFramePr>
+            <a:graphic>
+              <a:graphicData uri="http://schemas.openxmlformats.org/drawingml/2006/picture">
+                <pic:pic>
+                  <pic:nvPicPr>
+                    <pic:cNvPr id="0" name="mockup-shop-mobile.jpg"/>
+                    <pic:cNvPicPr/>
+                  </pic:nvPicPr>
+                  <pic:blipFill>
+                    <a:blip r:embed="rId20"/>
+                    <a:stretch>
+                      <a:fillRect/>
+                    </a:stretch>
+                  </pic:blipFill>
+                  <pic:spPr>
+                    <a:xfrm>
+                      <a:off x="0" y="0"/>
+                      <a:ext cx="2880000" cy="5120000"/>
+                    </a:xfrm>
+                    <a:prstGeom prst="rect"/>
+                  </pic:spPr>
+                </pic:pic>
+              </a:graphicData>
+            </a:graphic>
+          </wp:inline>
+        </w:drawing>
+      </w:r>
+    </w:p>
+    <w:p>
+      <w:pPr>
+        <w:jc w:val="center"/>
+      </w:pPr>
+      <w:r>
+        <w:rPr>
+          <w:rFonts w:ascii="Arial" w:hAnsi="Arial" w:cs="Arial"/>
+          <w:b w:val="0"/>
+          <w:i/>
+          <w:color w:val="7F3F5A"/>
+          <w:sz w:val="18"/>
+        </w:rPr>
+        <w:t>Maquette — shop mobile</w:t>
+      </w:r>
+    </w:p>
+    <w:p>
+      <w:pPr>
+        <w:jc w:val="center"/>
+      </w:pPr>
+      <w:r>
+        <w:drawing>
+          <wp:inline xmlns:a="http://schemas.openxmlformats.org/drawingml/2006/main" xmlns:pic="http://schemas.openxmlformats.org/drawingml/2006/picture">
+            <wp:extent cx="2880000" cy="5120000"/>
+            <wp:docPr id="13" name="Picture 13"/>
+            <wp:cNvGraphicFramePr>
+              <a:graphicFrameLocks noChangeAspect="1"/>
+            </wp:cNvGraphicFramePr>
+            <a:graphic>
+              <a:graphicData uri="http://schemas.openxmlformats.org/drawingml/2006/picture">
+                <pic:pic>
+                  <pic:nvPicPr>
+                    <pic:cNvPr id="0" name="mockup-panier-vide-mobile.jpg"/>
+                    <pic:cNvPicPr/>
+                  </pic:nvPicPr>
+                  <pic:blipFill>
+                    <a:blip r:embed="rId21"/>
+                    <a:stretch>
+                      <a:fillRect/>
+                    </a:stretch>
+                  </pic:blipFill>
+                  <pic:spPr>
+                    <a:xfrm>
+                      <a:off x="0" y="0"/>
+                      <a:ext cx="2880000" cy="5120000"/>
+                    </a:xfrm>
+                    <a:prstGeom prst="rect"/>
+                  </pic:spPr>
+                </pic:pic>
+              </a:graphicData>
+            </a:graphic>
+          </wp:inline>
+        </w:drawing>
+      </w:r>
+    </w:p>
+    <w:p>
+      <w:pPr>
+        <w:jc w:val="center"/>
+      </w:pPr>
+      <w:r>
+        <w:rPr>
+          <w:rFonts w:ascii="Arial" w:hAnsi="Arial" w:cs="Arial"/>
+          <w:b w:val="0"/>
+          <w:i/>
+          <w:color w:val="7F3F5A"/>
+          <w:sz w:val="18"/>
+        </w:rPr>
+        <w:t>Maquette — panier vide mobile</w:t>
+      </w:r>
+    </w:p>
+    <w:p>
+      <w:pPr>
+        <w:pStyle w:val="Heading1"/>
+      </w:pPr>
+      <w:r>
+        <w:rPr>
+          <w:rFonts w:ascii="Arial" w:hAnsi="Arial"/>
           <w:color w:val="7F3F5A"/>
         </w:rPr>
         <w:t>Project board (structure, cards, tech tasks, assignments)</w:t>
@@ -7858,13 +8897,13 @@
       </w:pPr>
       <w:r>
         <w:rPr>
-          <w:rFonts w:ascii="Calibri" w:hAnsi="Calibri" w:eastAsia="Calibri"/>
+          <w:rFonts w:ascii="Arial" w:hAnsi="Arial" w:cs="Arial"/>
           <w:b w:val="0"/>
           <w:i w:val="0"/>
           <w:color w:val="3A2A30"/>
           <w:sz w:val="22"/>
         </w:rPr>
-        <w:t>Tool: GitHub (PRs + this specification). Columns: Backlog → In progress (branch) → Review (PR) → Done (main).</w:t>
+        <w:t>Tool: docs/board.md plus GitHub pull requests. GitHub Projects is not enabled on this repository (API 403). Columns: Backlog → In progress (branch) → Review (PR) → Done (main).</w:t>
       </w:r>
     </w:p>
     <w:tbl>
@@ -7872,6 +8911,7 @@
         <w:tblStyle w:val="TableGrid"/>
         <w:tblW w:type="auto" w:w="0"/>
         <w:jc w:val="center"/>
+        <w:tblLayout w:type="autofit"/>
         <w:tblLook w:firstColumn="1" w:firstRow="1" w:lastColumn="0" w:lastRow="0" w:noHBand="0" w:noVBand="1" w:val="04A0"/>
       </w:tblPr>
       <w:tblGrid>
@@ -7891,7 +8931,7 @@
             <w:r/>
             <w:r>
               <w:rPr>
-                <w:rFonts w:ascii="Calibri" w:hAnsi="Calibri" w:eastAsia="Calibri"/>
+                <w:rFonts w:ascii="Arial" w:hAnsi="Arial" w:cs="Arial"/>
                 <w:b/>
                 <w:i w:val="0"/>
                 <w:color w:val="FFFFFF"/>
@@ -7910,7 +8950,7 @@
             <w:r/>
             <w:r>
               <w:rPr>
-                <w:rFonts w:ascii="Calibri" w:hAnsi="Calibri" w:eastAsia="Calibri"/>
+                <w:rFonts w:ascii="Arial" w:hAnsi="Arial" w:cs="Arial"/>
                 <w:b/>
                 <w:i w:val="0"/>
                 <w:color w:val="FFFFFF"/>
@@ -7929,7 +8969,7 @@
             <w:r/>
             <w:r>
               <w:rPr>
-                <w:rFonts w:ascii="Calibri" w:hAnsi="Calibri" w:eastAsia="Calibri"/>
+                <w:rFonts w:ascii="Arial" w:hAnsi="Arial" w:cs="Arial"/>
                 <w:b/>
                 <w:i w:val="0"/>
                 <w:color w:val="FFFFFF"/>
@@ -7948,7 +8988,7 @@
             <w:r/>
             <w:r>
               <w:rPr>
-                <w:rFonts w:ascii="Calibri" w:hAnsi="Calibri" w:eastAsia="Calibri"/>
+                <w:rFonts w:ascii="Arial" w:hAnsi="Arial" w:cs="Arial"/>
                 <w:b/>
                 <w:i w:val="0"/>
                 <w:color w:val="FFFFFF"/>
@@ -7967,7 +9007,7 @@
             <w:r/>
             <w:r>
               <w:rPr>
-                <w:rFonts w:ascii="Calibri" w:hAnsi="Calibri" w:eastAsia="Calibri"/>
+                <w:rFonts w:ascii="Arial" w:hAnsi="Arial" w:cs="Arial"/>
                 <w:b/>
                 <w:i w:val="0"/>
                 <w:color w:val="FFFFFF"/>
@@ -7987,7 +9027,7 @@
             <w:r/>
             <w:r>
               <w:rPr>
-                <w:rFonts w:ascii="Calibri" w:hAnsi="Calibri" w:eastAsia="Calibri"/>
+                <w:rFonts w:ascii="Arial" w:hAnsi="Arial" w:cs="Arial"/>
                 <w:b w:val="0"/>
                 <w:i w:val="0"/>
                 <w:color w:val="3A2A30"/>
@@ -8005,7 +9045,7 @@
             <w:r/>
             <w:r>
               <w:rPr>
-                <w:rFonts w:ascii="Calibri" w:hAnsi="Calibri" w:eastAsia="Calibri"/>
+                <w:rFonts w:ascii="Arial" w:hAnsi="Arial" w:cs="Arial"/>
                 <w:b w:val="0"/>
                 <w:i w:val="0"/>
                 <w:color w:val="3A2A30"/>
@@ -8023,7 +9063,7 @@
             <w:r/>
             <w:r>
               <w:rPr>
-                <w:rFonts w:ascii="Calibri" w:hAnsi="Calibri" w:eastAsia="Calibri"/>
+                <w:rFonts w:ascii="Arial" w:hAnsi="Arial" w:cs="Arial"/>
                 <w:b w:val="0"/>
                 <w:i w:val="0"/>
                 <w:color w:val="3A2A30"/>
@@ -8041,7 +9081,7 @@
             <w:r/>
             <w:r>
               <w:rPr>
-                <w:rFonts w:ascii="Calibri" w:hAnsi="Calibri" w:eastAsia="Calibri"/>
+                <w:rFonts w:ascii="Arial" w:hAnsi="Arial" w:cs="Arial"/>
                 <w:b w:val="0"/>
                 <w:i w:val="0"/>
                 <w:color w:val="3A2A30"/>
@@ -8059,7 +9099,7 @@
             <w:r/>
             <w:r>
               <w:rPr>
-                <w:rFonts w:ascii="Calibri" w:hAnsi="Calibri" w:eastAsia="Calibri"/>
+                <w:rFonts w:ascii="Arial" w:hAnsi="Arial" w:cs="Arial"/>
                 <w:b w:val="0"/>
                 <w:i w:val="0"/>
                 <w:color w:val="3A2A30"/>
@@ -8080,7 +9120,7 @@
             <w:r/>
             <w:r>
               <w:rPr>
-                <w:rFonts w:ascii="Calibri" w:hAnsi="Calibri" w:eastAsia="Calibri"/>
+                <w:rFonts w:ascii="Arial" w:hAnsi="Arial" w:cs="Arial"/>
                 <w:b w:val="0"/>
                 <w:i w:val="0"/>
                 <w:color w:val="3A2A30"/>
@@ -8099,7 +9139,7 @@
             <w:r/>
             <w:r>
               <w:rPr>
-                <w:rFonts w:ascii="Calibri" w:hAnsi="Calibri" w:eastAsia="Calibri"/>
+                <w:rFonts w:ascii="Arial" w:hAnsi="Arial" w:cs="Arial"/>
                 <w:b w:val="0"/>
                 <w:i w:val="0"/>
                 <w:color w:val="3A2A30"/>
@@ -8118,7 +9158,7 @@
             <w:r/>
             <w:r>
               <w:rPr>
-                <w:rFonts w:ascii="Calibri" w:hAnsi="Calibri" w:eastAsia="Calibri"/>
+                <w:rFonts w:ascii="Arial" w:hAnsi="Arial" w:cs="Arial"/>
                 <w:b w:val="0"/>
                 <w:i w:val="0"/>
                 <w:color w:val="3A2A30"/>
@@ -8137,7 +9177,7 @@
             <w:r/>
             <w:r>
               <w:rPr>
-                <w:rFonts w:ascii="Calibri" w:hAnsi="Calibri" w:eastAsia="Calibri"/>
+                <w:rFonts w:ascii="Arial" w:hAnsi="Arial" w:cs="Arial"/>
                 <w:b w:val="0"/>
                 <w:i w:val="0"/>
                 <w:color w:val="3A2A30"/>
@@ -8156,7 +9196,7 @@
             <w:r/>
             <w:r>
               <w:rPr>
-                <w:rFonts w:ascii="Calibri" w:hAnsi="Calibri" w:eastAsia="Calibri"/>
+                <w:rFonts w:ascii="Arial" w:hAnsi="Arial" w:cs="Arial"/>
                 <w:b w:val="0"/>
                 <w:i w:val="0"/>
                 <w:color w:val="3A2A30"/>
@@ -8176,7 +9216,7 @@
             <w:r/>
             <w:r>
               <w:rPr>
-                <w:rFonts w:ascii="Calibri" w:hAnsi="Calibri" w:eastAsia="Calibri"/>
+                <w:rFonts w:ascii="Arial" w:hAnsi="Arial" w:cs="Arial"/>
                 <w:b w:val="0"/>
                 <w:i w:val="0"/>
                 <w:color w:val="3A2A30"/>
@@ -8194,7 +9234,7 @@
             <w:r/>
             <w:r>
               <w:rPr>
-                <w:rFonts w:ascii="Calibri" w:hAnsi="Calibri" w:eastAsia="Calibri"/>
+                <w:rFonts w:ascii="Arial" w:hAnsi="Arial" w:cs="Arial"/>
                 <w:b w:val="0"/>
                 <w:i w:val="0"/>
                 <w:color w:val="3A2A30"/>
@@ -8212,7 +9252,7 @@
             <w:r/>
             <w:r>
               <w:rPr>
-                <w:rFonts w:ascii="Calibri" w:hAnsi="Calibri" w:eastAsia="Calibri"/>
+                <w:rFonts w:ascii="Arial" w:hAnsi="Arial" w:cs="Arial"/>
                 <w:b w:val="0"/>
                 <w:i w:val="0"/>
                 <w:color w:val="3A2A30"/>
@@ -8230,7 +9270,7 @@
             <w:r/>
             <w:r>
               <w:rPr>
-                <w:rFonts w:ascii="Calibri" w:hAnsi="Calibri" w:eastAsia="Calibri"/>
+                <w:rFonts w:ascii="Arial" w:hAnsi="Arial" w:cs="Arial"/>
                 <w:b w:val="0"/>
                 <w:i w:val="0"/>
                 <w:color w:val="3A2A30"/>
@@ -8248,7 +9288,7 @@
             <w:r/>
             <w:r>
               <w:rPr>
-                <w:rFonts w:ascii="Calibri" w:hAnsi="Calibri" w:eastAsia="Calibri"/>
+                <w:rFonts w:ascii="Arial" w:hAnsi="Arial" w:cs="Arial"/>
                 <w:b w:val="0"/>
                 <w:i w:val="0"/>
                 <w:color w:val="3A2A30"/>
@@ -8269,7 +9309,7 @@
             <w:r/>
             <w:r>
               <w:rPr>
-                <w:rFonts w:ascii="Calibri" w:hAnsi="Calibri" w:eastAsia="Calibri"/>
+                <w:rFonts w:ascii="Arial" w:hAnsi="Arial" w:cs="Arial"/>
                 <w:b w:val="0"/>
                 <w:i w:val="0"/>
                 <w:color w:val="3A2A30"/>
@@ -8288,7 +9328,7 @@
             <w:r/>
             <w:r>
               <w:rPr>
-                <w:rFonts w:ascii="Calibri" w:hAnsi="Calibri" w:eastAsia="Calibri"/>
+                <w:rFonts w:ascii="Arial" w:hAnsi="Arial" w:cs="Arial"/>
                 <w:b w:val="0"/>
                 <w:i w:val="0"/>
                 <w:color w:val="3A2A30"/>
@@ -8307,7 +9347,7 @@
             <w:r/>
             <w:r>
               <w:rPr>
-                <w:rFonts w:ascii="Calibri" w:hAnsi="Calibri" w:eastAsia="Calibri"/>
+                <w:rFonts w:ascii="Arial" w:hAnsi="Arial" w:cs="Arial"/>
                 <w:b w:val="0"/>
                 <w:i w:val="0"/>
                 <w:color w:val="3A2A30"/>
@@ -8326,7 +9366,7 @@
             <w:r/>
             <w:r>
               <w:rPr>
-                <w:rFonts w:ascii="Calibri" w:hAnsi="Calibri" w:eastAsia="Calibri"/>
+                <w:rFonts w:ascii="Arial" w:hAnsi="Arial" w:cs="Arial"/>
                 <w:b w:val="0"/>
                 <w:i w:val="0"/>
                 <w:color w:val="3A2A30"/>
@@ -8345,7 +9385,7 @@
             <w:r/>
             <w:r>
               <w:rPr>
-                <w:rFonts w:ascii="Calibri" w:hAnsi="Calibri" w:eastAsia="Calibri"/>
+                <w:rFonts w:ascii="Arial" w:hAnsi="Arial" w:cs="Arial"/>
                 <w:b w:val="0"/>
                 <w:i w:val="0"/>
                 <w:color w:val="3A2A30"/>
@@ -8365,7 +9405,7 @@
             <w:r/>
             <w:r>
               <w:rPr>
-                <w:rFonts w:ascii="Calibri" w:hAnsi="Calibri" w:eastAsia="Calibri"/>
+                <w:rFonts w:ascii="Arial" w:hAnsi="Arial" w:cs="Arial"/>
                 <w:b w:val="0"/>
                 <w:i w:val="0"/>
                 <w:color w:val="3A2A30"/>
@@ -8383,7 +9423,7 @@
             <w:r/>
             <w:r>
               <w:rPr>
-                <w:rFonts w:ascii="Calibri" w:hAnsi="Calibri" w:eastAsia="Calibri"/>
+                <w:rFonts w:ascii="Arial" w:hAnsi="Arial" w:cs="Arial"/>
                 <w:b w:val="0"/>
                 <w:i w:val="0"/>
                 <w:color w:val="3A2A30"/>
@@ -8401,7 +9441,7 @@
             <w:r/>
             <w:r>
               <w:rPr>
-                <w:rFonts w:ascii="Calibri" w:hAnsi="Calibri" w:eastAsia="Calibri"/>
+                <w:rFonts w:ascii="Arial" w:hAnsi="Arial" w:cs="Arial"/>
                 <w:b w:val="0"/>
                 <w:i w:val="0"/>
                 <w:color w:val="3A2A30"/>
@@ -8419,7 +9459,7 @@
             <w:r/>
             <w:r>
               <w:rPr>
-                <w:rFonts w:ascii="Calibri" w:hAnsi="Calibri" w:eastAsia="Calibri"/>
+                <w:rFonts w:ascii="Arial" w:hAnsi="Arial" w:cs="Arial"/>
                 <w:b w:val="0"/>
                 <w:i w:val="0"/>
                 <w:color w:val="3A2A30"/>
@@ -8437,7 +9477,7 @@
             <w:r/>
             <w:r>
               <w:rPr>
-                <w:rFonts w:ascii="Calibri" w:hAnsi="Calibri" w:eastAsia="Calibri"/>
+                <w:rFonts w:ascii="Arial" w:hAnsi="Arial" w:cs="Arial"/>
                 <w:b w:val="0"/>
                 <w:i w:val="0"/>
                 <w:color w:val="3A2A30"/>
@@ -8458,13 +9498,13 @@
             <w:r/>
             <w:r>
               <w:rPr>
-                <w:rFonts w:ascii="Calibri" w:hAnsi="Calibri" w:eastAsia="Calibri"/>
+                <w:rFonts w:ascii="Arial" w:hAnsi="Arial" w:cs="Arial"/>
                 <w:b w:val="0"/>
                 <w:i w:val="0"/>
                 <w:color w:val="3A2A30"/>
                 <w:sz w:val="20"/>
               </w:rPr>
-              <w:t>DB schema + seed</w:t>
+              <w:t>HTTPS / FORCE_HTTPS</w:t>
             </w:r>
           </w:p>
         </w:tc>
@@ -8477,7 +9517,7 @@
             <w:r/>
             <w:r>
               <w:rPr>
-                <w:rFonts w:ascii="Calibri" w:hAnsi="Calibri" w:eastAsia="Calibri"/>
+                <w:rFonts w:ascii="Arial" w:hAnsi="Arial" w:cs="Arial"/>
                 <w:b w:val="0"/>
                 <w:i w:val="0"/>
                 <w:color w:val="3A2A30"/>
@@ -8496,7 +9536,7 @@
             <w:r/>
             <w:r>
               <w:rPr>
-                <w:rFonts w:ascii="Calibri" w:hAnsi="Calibri" w:eastAsia="Calibri"/>
+                <w:rFonts w:ascii="Arial" w:hAnsi="Arial" w:cs="Arial"/>
                 <w:b w:val="0"/>
                 <w:i w:val="0"/>
                 <w:color w:val="3A2A30"/>
@@ -8515,7 +9555,7 @@
             <w:r/>
             <w:r>
               <w:rPr>
-                <w:rFonts w:ascii="Calibri" w:hAnsi="Calibri" w:eastAsia="Calibri"/>
+                <w:rFonts w:ascii="Arial" w:hAnsi="Arial" w:cs="Arial"/>
                 <w:b w:val="0"/>
                 <w:i w:val="0"/>
                 <w:color w:val="3A2A30"/>
@@ -8534,13 +9574,13 @@
             <w:r/>
             <w:r>
               <w:rPr>
-                <w:rFonts w:ascii="Calibri" w:hAnsi="Calibri" w:eastAsia="Calibri"/>
+                <w:rFonts w:ascii="Arial" w:hAnsi="Arial" w:cs="Arial"/>
                 <w:b w:val="0"/>
                 <w:i w:val="0"/>
                 <w:color w:val="3A2A30"/>
                 <w:sz w:val="20"/>
               </w:rPr>
-              <w:t>database</w:t>
+              <w:t>security</w:t>
             </w:r>
           </w:p>
         </w:tc>
@@ -8554,13 +9594,13 @@
             <w:r/>
             <w:r>
               <w:rPr>
-                <w:rFonts w:ascii="Calibri" w:hAnsi="Calibri" w:eastAsia="Calibri"/>
+                <w:rFonts w:ascii="Arial" w:hAnsi="Arial" w:cs="Arial"/>
                 <w:b w:val="0"/>
                 <w:i w:val="0"/>
                 <w:color w:val="3A2A30"/>
                 <w:sz w:val="20"/>
               </w:rPr>
-              <w:t>API + Swagger</w:t>
+              <w:t>CNIL login lockout</w:t>
             </w:r>
           </w:p>
         </w:tc>
@@ -8572,7 +9612,7 @@
             <w:r/>
             <w:r>
               <w:rPr>
-                <w:rFonts w:ascii="Calibri" w:hAnsi="Calibri" w:eastAsia="Calibri"/>
+                <w:rFonts w:ascii="Arial" w:hAnsi="Arial" w:cs="Arial"/>
                 <w:b w:val="0"/>
                 <w:i w:val="0"/>
                 <w:color w:val="3A2A30"/>
@@ -8590,7 +9630,7 @@
             <w:r/>
             <w:r>
               <w:rPr>
-                <w:rFonts w:ascii="Calibri" w:hAnsi="Calibri" w:eastAsia="Calibri"/>
+                <w:rFonts w:ascii="Arial" w:hAnsi="Arial" w:cs="Arial"/>
                 <w:b w:val="0"/>
                 <w:i w:val="0"/>
                 <w:color w:val="3A2A30"/>
@@ -8608,7 +9648,7 @@
             <w:r/>
             <w:r>
               <w:rPr>
-                <w:rFonts w:ascii="Calibri" w:hAnsi="Calibri" w:eastAsia="Calibri"/>
+                <w:rFonts w:ascii="Arial" w:hAnsi="Arial" w:cs="Arial"/>
                 <w:b w:val="0"/>
                 <w:i w:val="0"/>
                 <w:color w:val="3A2A30"/>
@@ -8626,13 +9666,13 @@
             <w:r/>
             <w:r>
               <w:rPr>
-                <w:rFonts w:ascii="Calibri" w:hAnsi="Calibri" w:eastAsia="Calibri"/>
+                <w:rFonts w:ascii="Arial" w:hAnsi="Arial" w:cs="Arial"/>
                 <w:b w:val="0"/>
                 <w:i w:val="0"/>
                 <w:color w:val="3A2A30"/>
                 <w:sz w:val="20"/>
               </w:rPr>
-              <w:t>api</w:t>
+              <w:t>security</w:t>
             </w:r>
           </w:p>
         </w:tc>
@@ -8647,13 +9687,13 @@
             <w:r/>
             <w:r>
               <w:rPr>
-                <w:rFonts w:ascii="Calibri" w:hAnsi="Calibri" w:eastAsia="Calibri"/>
+                <w:rFonts w:ascii="Arial" w:hAnsi="Arial" w:cs="Arial"/>
                 <w:b w:val="0"/>
                 <w:i w:val="0"/>
                 <w:color w:val="3A2A30"/>
                 <w:sz w:val="20"/>
               </w:rPr>
-              <w:t>Security review / tests</w:t>
+              <w:t>DB schema + seed</w:t>
             </w:r>
           </w:p>
         </w:tc>
@@ -8666,7 +9706,7 @@
             <w:r/>
             <w:r>
               <w:rPr>
-                <w:rFonts w:ascii="Calibri" w:hAnsi="Calibri" w:eastAsia="Calibri"/>
+                <w:rFonts w:ascii="Arial" w:hAnsi="Arial" w:cs="Arial"/>
                 <w:b w:val="0"/>
                 <w:i w:val="0"/>
                 <w:color w:val="3A2A30"/>
@@ -8685,7 +9725,7 @@
             <w:r/>
             <w:r>
               <w:rPr>
-                <w:rFonts w:ascii="Calibri" w:hAnsi="Calibri" w:eastAsia="Calibri"/>
+                <w:rFonts w:ascii="Arial" w:hAnsi="Arial" w:cs="Arial"/>
                 <w:b w:val="0"/>
                 <w:i w:val="0"/>
                 <w:color w:val="3A2A30"/>
@@ -8704,7 +9744,7 @@
             <w:r/>
             <w:r>
               <w:rPr>
-                <w:rFonts w:ascii="Calibri" w:hAnsi="Calibri" w:eastAsia="Calibri"/>
+                <w:rFonts w:ascii="Arial" w:hAnsi="Arial" w:cs="Arial"/>
                 <w:b w:val="0"/>
                 <w:i w:val="0"/>
                 <w:color w:val="3A2A30"/>
@@ -8723,13 +9763,13 @@
             <w:r/>
             <w:r>
               <w:rPr>
-                <w:rFonts w:ascii="Calibri" w:hAnsi="Calibri" w:eastAsia="Calibri"/>
+                <w:rFonts w:ascii="Arial" w:hAnsi="Arial" w:cs="Arial"/>
                 <w:b w:val="0"/>
                 <w:i w:val="0"/>
                 <w:color w:val="3A2A30"/>
                 <w:sz w:val="20"/>
               </w:rPr>
-              <w:t>security, test</w:t>
+              <w:t>database</w:t>
             </w:r>
           </w:p>
         </w:tc>
@@ -8743,13 +9783,13 @@
             <w:r/>
             <w:r>
               <w:rPr>
-                <w:rFonts w:ascii="Calibri" w:hAnsi="Calibri" w:eastAsia="Calibri"/>
+                <w:rFonts w:ascii="Arial" w:hAnsi="Arial" w:cs="Arial"/>
                 <w:b w:val="0"/>
                 <w:i w:val="0"/>
                 <w:color w:val="3A2A30"/>
                 <w:sz w:val="20"/>
               </w:rPr>
-              <w:t>Deck + demo story</w:t>
+              <w:t>API + Swagger</w:t>
             </w:r>
           </w:p>
         </w:tc>
@@ -8761,7 +9801,7 @@
             <w:r/>
             <w:r>
               <w:rPr>
-                <w:rFonts w:ascii="Calibri" w:hAnsi="Calibri" w:eastAsia="Calibri"/>
+                <w:rFonts w:ascii="Arial" w:hAnsi="Arial" w:cs="Arial"/>
                 <w:b w:val="0"/>
                 <w:i w:val="0"/>
                 <w:color w:val="3A2A30"/>
@@ -8779,13 +9819,13 @@
             <w:r/>
             <w:r>
               <w:rPr>
-                <w:rFonts w:ascii="Calibri" w:hAnsi="Calibri" w:eastAsia="Calibri"/>
+                <w:rFonts w:ascii="Arial" w:hAnsi="Arial" w:cs="Arial"/>
                 <w:b w:val="0"/>
                 <w:i w:val="0"/>
                 <w:color w:val="3A2A30"/>
                 <w:sz w:val="20"/>
               </w:rPr>
-              <w:t>Mattieu</w:t>
+              <w:t>Dimitri</w:t>
             </w:r>
           </w:p>
         </w:tc>
@@ -8797,7 +9837,7 @@
             <w:r/>
             <w:r>
               <w:rPr>
-                <w:rFonts w:ascii="Calibri" w:hAnsi="Calibri" w:eastAsia="Calibri"/>
+                <w:rFonts w:ascii="Arial" w:hAnsi="Arial" w:cs="Arial"/>
                 <w:b w:val="0"/>
                 <w:i w:val="0"/>
                 <w:color w:val="3A2A30"/>
@@ -8815,13 +9855,13 @@
             <w:r/>
             <w:r>
               <w:rPr>
-                <w:rFonts w:ascii="Calibri" w:hAnsi="Calibri" w:eastAsia="Calibri"/>
+                <w:rFonts w:ascii="Arial" w:hAnsi="Arial" w:cs="Arial"/>
                 <w:b w:val="0"/>
                 <w:i w:val="0"/>
                 <w:color w:val="3A2A30"/>
                 <w:sz w:val="20"/>
               </w:rPr>
-              <w:t>docs, demo</w:t>
+              <w:t>api</w:t>
             </w:r>
           </w:p>
         </w:tc>
@@ -8836,13 +9876,13 @@
             <w:r/>
             <w:r>
               <w:rPr>
-                <w:rFonts w:ascii="Calibri" w:hAnsi="Calibri" w:eastAsia="Calibri"/>
+                <w:rFonts w:ascii="Arial" w:hAnsi="Arial" w:cs="Arial"/>
                 <w:b w:val="0"/>
                 <w:i w:val="0"/>
                 <w:color w:val="3A2A30"/>
                 <w:sz w:val="20"/>
               </w:rPr>
-              <w:t>README + specs</w:t>
+              <w:t>Security review / tests</w:t>
             </w:r>
           </w:p>
         </w:tc>
@@ -8855,7 +9895,7 @@
             <w:r/>
             <w:r>
               <w:rPr>
-                <w:rFonts w:ascii="Calibri" w:hAnsi="Calibri" w:eastAsia="Calibri"/>
+                <w:rFonts w:ascii="Arial" w:hAnsi="Arial" w:cs="Arial"/>
                 <w:b w:val="0"/>
                 <w:i w:val="0"/>
                 <w:color w:val="3A2A30"/>
@@ -8874,13 +9914,13 @@
             <w:r/>
             <w:r>
               <w:rPr>
-                <w:rFonts w:ascii="Calibri" w:hAnsi="Calibri" w:eastAsia="Calibri"/>
+                <w:rFonts w:ascii="Arial" w:hAnsi="Arial" w:cs="Arial"/>
                 <w:b w:val="0"/>
                 <w:i w:val="0"/>
                 <w:color w:val="3A2A30"/>
                 <w:sz w:val="20"/>
               </w:rPr>
-              <w:t>Both</w:t>
+              <w:t>Dimitri</w:t>
             </w:r>
           </w:p>
         </w:tc>
@@ -8893,7 +9933,7 @@
             <w:r/>
             <w:r>
               <w:rPr>
-                <w:rFonts w:ascii="Calibri" w:hAnsi="Calibri" w:eastAsia="Calibri"/>
+                <w:rFonts w:ascii="Arial" w:hAnsi="Arial" w:cs="Arial"/>
                 <w:b w:val="0"/>
                 <w:i w:val="0"/>
                 <w:color w:val="3A2A30"/>
@@ -8912,13 +9952,13 @@
             <w:r/>
             <w:r>
               <w:rPr>
-                <w:rFonts w:ascii="Calibri" w:hAnsi="Calibri" w:eastAsia="Calibri"/>
+                <w:rFonts w:ascii="Arial" w:hAnsi="Arial" w:cs="Arial"/>
                 <w:b w:val="0"/>
                 <w:i w:val="0"/>
                 <w:color w:val="3A2A30"/>
                 <w:sz w:val="20"/>
               </w:rPr>
-              <w:t>docs</w:t>
+              <w:t>security, test</w:t>
             </w:r>
           </w:p>
         </w:tc>
@@ -8932,13 +9972,13 @@
             <w:r/>
             <w:r>
               <w:rPr>
-                <w:rFonts w:ascii="Calibri" w:hAnsi="Calibri" w:eastAsia="Calibri"/>
+                <w:rFonts w:ascii="Arial" w:hAnsi="Arial" w:cs="Arial"/>
                 <w:b w:val="0"/>
                 <w:i w:val="0"/>
                 <w:color w:val="3A2A30"/>
                 <w:sz w:val="20"/>
               </w:rPr>
-              <w:t>Known leftover cleanup</w:t>
+              <w:t>Deck + demo story</w:t>
             </w:r>
           </w:p>
         </w:tc>
@@ -8950,13 +9990,13 @@
             <w:r/>
             <w:r>
               <w:rPr>
-                <w:rFonts w:ascii="Calibri" w:hAnsi="Calibri" w:eastAsia="Calibri"/>
+                <w:rFonts w:ascii="Arial" w:hAnsi="Arial" w:cs="Arial"/>
                 <w:b w:val="0"/>
                 <w:i w:val="0"/>
                 <w:color w:val="3A2A30"/>
                 <w:sz w:val="20"/>
               </w:rPr>
-              <w:t>Bug</w:t>
+              <w:t>Tech</w:t>
             </w:r>
           </w:p>
         </w:tc>
@@ -8968,13 +10008,13 @@
             <w:r/>
             <w:r>
               <w:rPr>
-                <w:rFonts w:ascii="Calibri" w:hAnsi="Calibri" w:eastAsia="Calibri"/>
+                <w:rFonts w:ascii="Arial" w:hAnsi="Arial" w:cs="Arial"/>
                 <w:b w:val="0"/>
                 <w:i w:val="0"/>
                 <w:color w:val="3A2A30"/>
                 <w:sz w:val="20"/>
               </w:rPr>
-              <w:t>Dimitri</w:t>
+              <w:t>Mattieu</w:t>
             </w:r>
           </w:p>
         </w:tc>
@@ -8986,13 +10026,13 @@
             <w:r/>
             <w:r>
               <w:rPr>
-                <w:rFonts w:ascii="Calibri" w:hAnsi="Calibri" w:eastAsia="Calibri"/>
+                <w:rFonts w:ascii="Arial" w:hAnsi="Arial" w:cs="Arial"/>
                 <w:b w:val="0"/>
                 <w:i w:val="0"/>
                 <w:color w:val="3A2A30"/>
                 <w:sz w:val="20"/>
               </w:rPr>
-              <w:t>Could</w:t>
+              <w:t>Must</w:t>
             </w:r>
           </w:p>
         </w:tc>
@@ -9004,13 +10044,202 @@
             <w:r/>
             <w:r>
               <w:rPr>
-                <w:rFonts w:ascii="Calibri" w:hAnsi="Calibri" w:eastAsia="Calibri"/>
+                <w:rFonts w:ascii="Arial" w:hAnsi="Arial" w:cs="Arial"/>
                 <w:b w:val="0"/>
                 <w:i w:val="0"/>
                 <w:color w:val="3A2A30"/>
                 <w:sz w:val="20"/>
               </w:rPr>
-              <w:t>chore</w:t>
+              <w:t>docs, demo</w:t>
+            </w:r>
+          </w:p>
+        </w:tc>
+      </w:tr>
+      <w:tr>
+        <w:tc>
+          <w:tcPr>
+            <w:tcW w:type="dxa" w:w="1994"/>
+            <w:shd w:fill="F8F5F2" w:val="clear"/>
+          </w:tcPr>
+          <w:p>
+            <w:r/>
+            <w:r>
+              <w:rPr>
+                <w:rFonts w:ascii="Arial" w:hAnsi="Arial" w:cs="Arial"/>
+                <w:b w:val="0"/>
+                <w:i w:val="0"/>
+                <w:color w:val="3A2A30"/>
+                <w:sz w:val="20"/>
+              </w:rPr>
+              <w:t>README + specs</w:t>
+            </w:r>
+          </w:p>
+        </w:tc>
+        <w:tc>
+          <w:tcPr>
+            <w:tcW w:type="dxa" w:w="1994"/>
+            <w:shd w:fill="F8F5F2" w:val="clear"/>
+          </w:tcPr>
+          <w:p>
+            <w:r/>
+            <w:r>
+              <w:rPr>
+                <w:rFonts w:ascii="Arial" w:hAnsi="Arial" w:cs="Arial"/>
+                <w:b w:val="0"/>
+                <w:i w:val="0"/>
+                <w:color w:val="3A2A30"/>
+                <w:sz w:val="20"/>
+              </w:rPr>
+              <w:t>Tech</w:t>
+            </w:r>
+          </w:p>
+        </w:tc>
+        <w:tc>
+          <w:tcPr>
+            <w:tcW w:type="dxa" w:w="1994"/>
+            <w:shd w:fill="F8F5F2" w:val="clear"/>
+          </w:tcPr>
+          <w:p>
+            <w:r/>
+            <w:r>
+              <w:rPr>
+                <w:rFonts w:ascii="Arial" w:hAnsi="Arial" w:cs="Arial"/>
+                <w:b w:val="0"/>
+                <w:i w:val="0"/>
+                <w:color w:val="3A2A30"/>
+                <w:sz w:val="20"/>
+              </w:rPr>
+              <w:t>Both</w:t>
+            </w:r>
+          </w:p>
+        </w:tc>
+        <w:tc>
+          <w:tcPr>
+            <w:tcW w:type="dxa" w:w="1994"/>
+            <w:shd w:fill="F8F5F2" w:val="clear"/>
+          </w:tcPr>
+          <w:p>
+            <w:r/>
+            <w:r>
+              <w:rPr>
+                <w:rFonts w:ascii="Arial" w:hAnsi="Arial" w:cs="Arial"/>
+                <w:b w:val="0"/>
+                <w:i w:val="0"/>
+                <w:color w:val="3A2A30"/>
+                <w:sz w:val="20"/>
+              </w:rPr>
+              <w:t>Must</w:t>
+            </w:r>
+          </w:p>
+        </w:tc>
+        <w:tc>
+          <w:tcPr>
+            <w:tcW w:type="dxa" w:w="1994"/>
+            <w:shd w:fill="F8F5F2" w:val="clear"/>
+          </w:tcPr>
+          <w:p>
+            <w:r/>
+            <w:r>
+              <w:rPr>
+                <w:rFonts w:ascii="Arial" w:hAnsi="Arial" w:cs="Arial"/>
+                <w:b w:val="0"/>
+                <w:i w:val="0"/>
+                <w:color w:val="3A2A30"/>
+                <w:sz w:val="20"/>
+              </w:rPr>
+              <w:t>docs</w:t>
+            </w:r>
+          </w:p>
+        </w:tc>
+      </w:tr>
+      <w:tr>
+        <w:tc>
+          <w:tcPr>
+            <w:tcW w:type="dxa" w:w="1994"/>
+          </w:tcPr>
+          <w:p>
+            <w:r/>
+            <w:r>
+              <w:rPr>
+                <w:rFonts w:ascii="Arial" w:hAnsi="Arial" w:cs="Arial"/>
+                <w:b w:val="0"/>
+                <w:i w:val="0"/>
+                <w:color w:val="3A2A30"/>
+                <w:sz w:val="20"/>
+              </w:rPr>
+              <w:t>Email verification</w:t>
+            </w:r>
+          </w:p>
+        </w:tc>
+        <w:tc>
+          <w:tcPr>
+            <w:tcW w:type="dxa" w:w="1994"/>
+          </w:tcPr>
+          <w:p>
+            <w:r/>
+            <w:r>
+              <w:rPr>
+                <w:rFonts w:ascii="Arial" w:hAnsi="Arial" w:cs="Arial"/>
+                <w:b w:val="0"/>
+                <w:i w:val="0"/>
+                <w:color w:val="3A2A30"/>
+                <w:sz w:val="20"/>
+              </w:rPr>
+              <w:t>Story</w:t>
+            </w:r>
+          </w:p>
+        </w:tc>
+        <w:tc>
+          <w:tcPr>
+            <w:tcW w:type="dxa" w:w="1994"/>
+          </w:tcPr>
+          <w:p>
+            <w:r/>
+            <w:r>
+              <w:rPr>
+                <w:rFonts w:ascii="Arial" w:hAnsi="Arial" w:cs="Arial"/>
+                <w:b w:val="0"/>
+                <w:i w:val="0"/>
+                <w:color w:val="3A2A30"/>
+                <w:sz w:val="20"/>
+              </w:rPr>
+              <w:t>—</w:t>
+            </w:r>
+          </w:p>
+        </w:tc>
+        <w:tc>
+          <w:tcPr>
+            <w:tcW w:type="dxa" w:w="1994"/>
+          </w:tcPr>
+          <w:p>
+            <w:r/>
+            <w:r>
+              <w:rPr>
+                <w:rFonts w:ascii="Arial" w:hAnsi="Arial" w:cs="Arial"/>
+                <w:b w:val="0"/>
+                <w:i w:val="0"/>
+                <w:color w:val="3A2A30"/>
+                <w:sz w:val="20"/>
+              </w:rPr>
+              <w:t>Mandatory list</w:t>
+            </w:r>
+          </w:p>
+        </w:tc>
+        <w:tc>
+          <w:tcPr>
+            <w:tcW w:type="dxa" w:w="1994"/>
+          </w:tcPr>
+          <w:p>
+            <w:r/>
+            <w:r>
+              <w:rPr>
+                <w:rFonts w:ascii="Arial" w:hAnsi="Arial" w:cs="Arial"/>
+                <w:b w:val="0"/>
+                <w:i w:val="0"/>
+                <w:color w:val="3A2A30"/>
+                <w:sz w:val="20"/>
+              </w:rPr>
+              <w:t>Won’t this demo</w:t>
             </w:r>
           </w:p>
         </w:tc>
@@ -9023,7 +10252,7 @@
       </w:pPr>
       <w:r>
         <w:rPr>
-          <w:rFonts w:ascii="Calibri" w:hAnsi="Calibri" w:eastAsia="Calibri"/>
+          <w:rFonts w:ascii="Arial" w:hAnsi="Arial" w:cs="Arial"/>
           <w:b w:val="0"/>
           <w:i w:val="0"/>
           <w:color w:val="3A2A30"/>
@@ -9038,7 +10267,7 @@
       </w:pPr>
       <w:r>
         <w:rPr>
-          <w:rFonts w:ascii="Calibri" w:hAnsi="Calibri"/>
+          <w:rFonts w:ascii="Arial" w:hAnsi="Arial"/>
           <w:color w:val="7F3F5A"/>
         </w:rPr>
         <w:t>Demo Day presentation (20 minutes)</w:t>
@@ -9050,13 +10279,13 @@
       </w:pPr>
       <w:r>
         <w:rPr>
-          <w:rFonts w:ascii="Calibri" w:hAnsi="Calibri" w:eastAsia="Calibri"/>
+          <w:rFonts w:ascii="Arial" w:hAnsi="Arial" w:cs="Arial"/>
           <w:b w:val="0"/>
           <w:i w:val="0"/>
           <w:color w:val="3A2A30"/>
           <w:sz w:val="22"/>
         </w:rPr>
-        <w:t>Deck: docs/presentation/Pivoine-Lilas.pptx. Spoken order: title → team → problem → solution → tech → stories → missing → bugs → architecture/DB/UML (brief) → challenges → collaboration → demo (Marie 23:00) → learnings → conclusion. Live demo uses local ./run.sh. Backup: screenshots + ./run-tests.sh + this document. Each member explains their area; both can explain checkout_service.build_order_lines and User.check_password.</w:t>
+        <w:t>Deck: docs/presentation/Pivoine-Lilas.pptx (import into Google Slides the same way as this Word file). Spoken order: title → team → problem → solution → tech → stories → missing → bugs → architecture/DB/UML (brief) → challenges → collaboration → demo (Marie 23:00) → learnings → conclusion. Live demo uses local ./run.sh or ./run-https.sh. Backup: screenshots + ./run-tests.sh + this document. Each member explains their area; both can explain checkout_service.build_order_lines and User.check_password.</w:t>
       </w:r>
     </w:p>
     <w:p>
@@ -9065,7 +10294,7 @@
       </w:pPr>
       <w:r>
         <w:rPr>
-          <w:rFonts w:ascii="Calibri" w:hAnsi="Calibri"/>
+          <w:rFonts w:ascii="Arial" w:hAnsi="Arial"/>
           <w:color w:val="7F3F5A"/>
         </w:rPr>
         <w:t>How to run</w:t>
@@ -9077,7 +10306,7 @@
       </w:pPr>
       <w:r>
         <w:rPr>
-          <w:rFonts w:ascii="Calibri" w:hAnsi="Calibri" w:eastAsia="Calibri"/>
+          <w:rFonts w:ascii="Arial" w:hAnsi="Arial" w:cs="Arial"/>
           <w:b w:val="0"/>
           <w:i w:val="0"/>
           <w:color w:val="3A2A30"/>
@@ -9086,11 +10315,27 @@
         <w:t>./setup.sh &amp;&amp; ./run.sh → http://localhost:5000/accueil.html</w:t>
       </w:r>
     </w:p>
+    <w:p>
+      <w:pPr>
+        <w:spacing w:after="160"/>
+      </w:pPr>
+      <w:r>
+        <w:rPr>
+          <w:rFonts w:ascii="Arial" w:hAnsi="Arial" w:cs="Arial"/>
+          <w:b w:val="0"/>
+          <w:i w:val="0"/>
+          <w:color w:val="3A2A30"/>
+          <w:sz w:val="22"/>
+        </w:rPr>
+        <w:t>HTTPS: ./setup.sh &amp;&amp; ./run-https.sh → https://127.0.0.1:5000 (accept the self-signed warning once).</w:t>
+      </w:r>
+    </w:p>
     <w:tbl>
       <w:tblPr>
         <w:tblStyle w:val="TableGrid"/>
         <w:tblW w:type="auto" w:w="0"/>
         <w:jc w:val="center"/>
+        <w:tblLayout w:type="autofit"/>
         <w:tblLook w:firstColumn="1" w:firstRow="1" w:lastColumn="0" w:lastRow="0" w:noHBand="0" w:noVBand="1" w:val="04A0"/>
       </w:tblPr>
       <w:tblGrid>
@@ -9109,7 +10354,7 @@
             <w:r/>
             <w:r>
               <w:rPr>
-                <w:rFonts w:ascii="Calibri" w:hAnsi="Calibri" w:eastAsia="Calibri"/>
+                <w:rFonts w:ascii="Arial" w:hAnsi="Arial" w:cs="Arial"/>
                 <w:b/>
                 <w:i w:val="0"/>
                 <w:color w:val="FFFFFF"/>
@@ -9128,7 +10373,7 @@
             <w:r/>
             <w:r>
               <w:rPr>
-                <w:rFonts w:ascii="Calibri" w:hAnsi="Calibri" w:eastAsia="Calibri"/>
+                <w:rFonts w:ascii="Arial" w:hAnsi="Arial" w:cs="Arial"/>
                 <w:b/>
                 <w:i w:val="0"/>
                 <w:color w:val="FFFFFF"/>
@@ -9147,7 +10392,7 @@
             <w:r/>
             <w:r>
               <w:rPr>
-                <w:rFonts w:ascii="Calibri" w:hAnsi="Calibri" w:eastAsia="Calibri"/>
+                <w:rFonts w:ascii="Arial" w:hAnsi="Arial" w:cs="Arial"/>
                 <w:b/>
                 <w:i w:val="0"/>
                 <w:color w:val="FFFFFF"/>
@@ -9166,7 +10411,7 @@
             <w:r/>
             <w:r>
               <w:rPr>
-                <w:rFonts w:ascii="Calibri" w:hAnsi="Calibri" w:eastAsia="Calibri"/>
+                <w:rFonts w:ascii="Arial" w:hAnsi="Arial" w:cs="Arial"/>
                 <w:b/>
                 <w:i w:val="0"/>
                 <w:color w:val="FFFFFF"/>
@@ -9186,7 +10431,7 @@
             <w:r/>
             <w:r>
               <w:rPr>
-                <w:rFonts w:ascii="Calibri" w:hAnsi="Calibri" w:eastAsia="Calibri"/>
+                <w:rFonts w:ascii="Arial" w:hAnsi="Arial" w:cs="Arial"/>
                 <w:b w:val="0"/>
                 <w:i w:val="0"/>
                 <w:color w:val="3A2A30"/>
@@ -9204,7 +10449,7 @@
             <w:r/>
             <w:r>
               <w:rPr>
-                <w:rFonts w:ascii="Calibri" w:hAnsi="Calibri" w:eastAsia="Calibri"/>
+                <w:rFonts w:ascii="Arial" w:hAnsi="Arial" w:cs="Arial"/>
                 <w:b w:val="0"/>
                 <w:i w:val="0"/>
                 <w:color w:val="3A2A30"/>
@@ -9222,7 +10467,7 @@
             <w:r/>
             <w:r>
               <w:rPr>
-                <w:rFonts w:ascii="Calibri" w:hAnsi="Calibri" w:eastAsia="Calibri"/>
+                <w:rFonts w:ascii="Arial" w:hAnsi="Arial" w:cs="Arial"/>
                 <w:b w:val="0"/>
                 <w:i w:val="0"/>
                 <w:color w:val="3A2A30"/>
@@ -9240,7 +10485,7 @@
             <w:r/>
             <w:r>
               <w:rPr>
-                <w:rFonts w:ascii="Calibri" w:hAnsi="Calibri" w:eastAsia="Calibri"/>
+                <w:rFonts w:ascii="Arial" w:hAnsi="Arial" w:cs="Arial"/>
                 <w:b w:val="0"/>
                 <w:i w:val="0"/>
                 <w:color w:val="3A2A30"/>
@@ -9261,7 +10506,7 @@
             <w:r/>
             <w:r>
               <w:rPr>
-                <w:rFonts w:ascii="Calibri" w:hAnsi="Calibri" w:eastAsia="Calibri"/>
+                <w:rFonts w:ascii="Arial" w:hAnsi="Arial" w:cs="Arial"/>
                 <w:b w:val="0"/>
                 <w:i w:val="0"/>
                 <w:color w:val="3A2A30"/>
@@ -9280,7 +10525,7 @@
             <w:r/>
             <w:r>
               <w:rPr>
-                <w:rFonts w:ascii="Calibri" w:hAnsi="Calibri" w:eastAsia="Calibri"/>
+                <w:rFonts w:ascii="Arial" w:hAnsi="Arial" w:cs="Arial"/>
                 <w:b w:val="0"/>
                 <w:i w:val="0"/>
                 <w:color w:val="3A2A30"/>
@@ -9299,7 +10544,7 @@
             <w:r/>
             <w:r>
               <w:rPr>
-                <w:rFonts w:ascii="Calibri" w:hAnsi="Calibri" w:eastAsia="Calibri"/>
+                <w:rFonts w:ascii="Arial" w:hAnsi="Arial" w:cs="Arial"/>
                 <w:b w:val="0"/>
                 <w:i w:val="0"/>
                 <w:color w:val="3A2A30"/>
@@ -9318,7 +10563,7 @@
             <w:r/>
             <w:r>
               <w:rPr>
-                <w:rFonts w:ascii="Calibri" w:hAnsi="Calibri" w:eastAsia="Calibri"/>
+                <w:rFonts w:ascii="Arial" w:hAnsi="Arial" w:cs="Arial"/>
                 <w:b w:val="0"/>
                 <w:i w:val="0"/>
                 <w:color w:val="3A2A30"/>
@@ -9338,7 +10583,7 @@
             <w:r/>
             <w:r>
               <w:rPr>
-                <w:rFonts w:ascii="Calibri" w:hAnsi="Calibri" w:eastAsia="Calibri"/>
+                <w:rFonts w:ascii="Arial" w:hAnsi="Arial" w:cs="Arial"/>
                 <w:b w:val="0"/>
                 <w:i w:val="0"/>
                 <w:color w:val="3A2A30"/>
@@ -9356,7 +10601,7 @@
             <w:r/>
             <w:r>
               <w:rPr>
-                <w:rFonts w:ascii="Calibri" w:hAnsi="Calibri" w:eastAsia="Calibri"/>
+                <w:rFonts w:ascii="Arial" w:hAnsi="Arial" w:cs="Arial"/>
                 <w:b w:val="0"/>
                 <w:i w:val="0"/>
                 <w:color w:val="3A2A30"/>
@@ -9374,7 +10619,7 @@
             <w:r/>
             <w:r>
               <w:rPr>
-                <w:rFonts w:ascii="Calibri" w:hAnsi="Calibri" w:eastAsia="Calibri"/>
+                <w:rFonts w:ascii="Arial" w:hAnsi="Arial" w:cs="Arial"/>
                 <w:b w:val="0"/>
                 <w:i w:val="0"/>
                 <w:color w:val="3A2A30"/>
@@ -9392,7 +10637,7 @@
             <w:r/>
             <w:r>
               <w:rPr>
-                <w:rFonts w:ascii="Calibri" w:hAnsi="Calibri" w:eastAsia="Calibri"/>
+                <w:rFonts w:ascii="Arial" w:hAnsi="Arial" w:cs="Arial"/>
                 <w:b w:val="0"/>
                 <w:i w:val="0"/>
                 <w:color w:val="3A2A30"/>
@@ -9411,7 +10656,7 @@
       </w:pPr>
       <w:r>
         <w:rPr>
-          <w:rFonts w:ascii="Calibri" w:hAnsi="Calibri" w:eastAsia="Calibri"/>
+          <w:rFonts w:ascii="Arial" w:hAnsi="Arial" w:cs="Arial"/>
           <w:b w:val="0"/>
           <w:i w:val="0"/>
           <w:color w:val="3A2A30"/>
@@ -9426,7 +10671,7 @@
       </w:pPr>
       <w:r>
         <w:rPr>
-          <w:rFonts w:ascii="Calibri" w:hAnsi="Calibri"/>
+          <w:rFonts w:ascii="Arial" w:hAnsi="Arial"/>
           <w:color w:val="7F3F5A"/>
         </w:rPr>
         <w:t>Conclusion</w:t>
@@ -9438,13 +10683,13 @@
       </w:pPr>
       <w:r>
         <w:rPr>
-          <w:rFonts w:ascii="Calibri" w:hAnsi="Calibri" w:eastAsia="Calibri"/>
+          <w:rFonts w:ascii="Arial" w:hAnsi="Arial" w:cs="Arial"/>
           <w:b w:val="0"/>
           <w:i w:val="0"/>
           <w:color w:val="3A2A30"/>
           <w:sz w:val="22"/>
         </w:rPr>
-        <w:t>Pivoine &amp; Lilas is a florist shop that takes a real order after closing time. The specification, the README, and the deck now match the shipped MVP: JWT shop, Decimal checkout, vitrine, tracking, printable TTC invoices, 80 tests. Cuts (email, geo, HT/TVA, homepage CMS) are explicit. The next work is operations, not another visual pass.</w:t>
+        <w:t>Pivoine &amp; Lilas is a florist shop that takes a real order after closing time. The specification, the README, and the deck match the shipped MVP: JWT shop, Decimal checkout, vitrine, tracking, printable TTC invoices, local HTTPS, CNIL lockout, 86 tests. Cuts (email verification, customer password-change form, geo, HT/TVA, homepage CMS) are explicit. The next work is operations, not another visual pass.</w:t>
       </w:r>
     </w:p>
     <w:sectPr>
@@ -9820,6 +11065,11 @@
     <w:name w:val="Normal"/>
     <w:qFormat/>
     <w:rsid w:val="00FC693F"/>
+    <w:rPr>
+      <w:rFonts w:ascii="Arial" w:hAnsi="Arial" w:cs="Arial"/>
+      <w:color w:val="3A2A30"/>
+      <w:sz w:val="22"/>
+    </w:rPr>
   </w:style>
   <w:style w:type="paragraph" w:styleId="Header">
     <w:name w:val="header"/>

--- a/docs/Pivoine-Lilas-Specifications.docx
+++ b/docs/Pivoine-Lilas-Specifications.docx
@@ -860,7 +860,7 @@
           <w:color w:val="3A2A30"/>
           <w:sz w:val="22"/>
         </w:rPr>
-        <w:t>Realistic first version (MVP): accounts (JWT), catalog with photos, cart isolation, checkout, 30 % deposit, subscriptions, order tracking, admin CRUD + photo upload + vitrine + invoices, local HTTPS + FORCE_HTTPS, CNIL login lockout. Not in MVP: click-and-collect slots, delivery zones, email, homepage CMS, live Stripe, legal HT/TVA split, customer password-change form, email/SMS verification.</w:t>
+        <w:t>Realistic first version (MVP): accounts (JWT), catalog with photos, cart isolation, checkout, 30 % deposit, subscriptions, order tracking, admin CRUD + photo upload + vitrine + invoices, local HTTPS + FORCE_HTTPS, CNIL login lockout, email/SMS verification, customer password change. Not in MVP: click-and-collect slots, delivery zones, homepage CMS, live Stripe, legal HT/TVA split.</w:t>
       </w:r>
     </w:p>
     <w:p>
@@ -1063,7 +1063,7 @@
           <w:color w:val="3A2A30"/>
           <w:sz w:val="22"/>
         </w:rPr>
-        <w:t>Swagger at /api/v1, Postman collection, ./run-tests.sh (86 tests).</w:t>
+        <w:t>Swagger at /api/v1, Postman collection, ./run-tests.sh (92 tests).</w:t>
       </w:r>
     </w:p>
     <w:p>
@@ -1142,7 +1142,7 @@
           <w:color w:val="3A2A30"/>
           <w:sz w:val="22"/>
         </w:rPr>
-        <w:t>Customer password-change form (admin PUT /users/&lt;id&gt; can hash a new password).</w:t>
+        <w:t>Transactional email receipts — verification/reset use a 6-digit code (SMTP if MAIL_SERVER is set; classroom demo_code).</w:t>
       </w:r>
     </w:p>
     <w:p>
@@ -2225,7 +2225,7 @@
           <w:color w:val="3A2A30"/>
           <w:sz w:val="22"/>
         </w:rPr>
-        <w:t>./run-tests.sh reports 86 tests OK (accounts, admin guards, checkout, vitrine, IDOR, HTTPS redirect, CNIL lockout).</w:t>
+        <w:t>./run-tests.sh reports 92 tests OK (accounts, admin guards, checkout, vitrine, IDOR, HTTPS redirect, CNIL lockout).</w:t>
       </w:r>
     </w:p>
     <w:p>
@@ -2682,7 +2682,7 @@
                 <w:color w:val="3A2A30"/>
                 <w:sz w:val="20"/>
               </w:rPr>
-              <w:t>Should Have</w:t>
+              <w:t>Must Have</w:t>
             </w:r>
           </w:p>
         </w:tc>
@@ -2700,7 +2700,7 @@
                 <w:color w:val="3A2A30"/>
                 <w:sz w:val="20"/>
               </w:rPr>
-              <w:t>Floral subscriptions as catalog SKUs</w:t>
+              <w:t>Email/SMS account verification (6-digit code)</w:t>
             </w:r>
           </w:p>
         </w:tc>
@@ -2721,7 +2721,7 @@
                 <w:color w:val="3A2A30"/>
                 <w:sz w:val="20"/>
               </w:rPr>
-              <w:t>Should Have</w:t>
+              <w:t>Must Have</w:t>
             </w:r>
           </w:p>
         </w:tc>
@@ -2740,7 +2740,7 @@
                 <w:color w:val="3A2A30"/>
                 <w:sz w:val="20"/>
               </w:rPr>
-              <w:t>30 % deposit + settle remaining</w:t>
+              <w:t>Customer password change + forgot/reset</w:t>
             </w:r>
           </w:p>
         </w:tc>
@@ -2778,7 +2778,7 @@
                 <w:color w:val="3A2A30"/>
                 <w:sz w:val="20"/>
               </w:rPr>
-              <w:t>Customer order tracking</w:t>
+              <w:t>Floral subscriptions as catalog SKUs</w:t>
             </w:r>
           </w:p>
         </w:tc>
@@ -2818,7 +2818,7 @@
                 <w:color w:val="3A2A30"/>
                 <w:sz w:val="20"/>
               </w:rPr>
-              <w:t>Min/max price + colour + name filters</w:t>
+              <w:t>30 % deposit + settle remaining</w:t>
             </w:r>
           </w:p>
         </w:tc>
@@ -2838,7 +2838,7 @@
                 <w:color w:val="3A2A30"/>
                 <w:sz w:val="20"/>
               </w:rPr>
-              <w:t>Could Have</w:t>
+              <w:t>Should Have</w:t>
             </w:r>
           </w:p>
         </w:tc>
@@ -2856,7 +2856,7 @@
                 <w:color w:val="3A2A30"/>
                 <w:sz w:val="20"/>
               </w:rPr>
-              <w:t>Season/event vitrine combos</w:t>
+              <w:t>Customer order tracking</w:t>
             </w:r>
           </w:p>
         </w:tc>
@@ -2877,7 +2877,7 @@
                 <w:color w:val="3A2A30"/>
                 <w:sz w:val="20"/>
               </w:rPr>
-              <w:t>Could Have</w:t>
+              <w:t>Should Have</w:t>
             </w:r>
           </w:p>
         </w:tc>
@@ -2896,7 +2896,7 @@
                 <w:color w:val="3A2A30"/>
                 <w:sz w:val="20"/>
               </w:rPr>
-              <w:t>Custom event themes create/delete</w:t>
+              <w:t>Min/max price + colour + name filters</w:t>
             </w:r>
           </w:p>
         </w:tc>
@@ -2934,7 +2934,7 @@
                 <w:color w:val="3A2A30"/>
                 <w:sz w:val="20"/>
               </w:rPr>
-              <w:t>Optional Stripe PI + webhook</w:t>
+              <w:t>Season/event vitrine combos</w:t>
             </w:r>
           </w:p>
         </w:tc>
@@ -2974,7 +2974,7 @@
                 <w:color w:val="3A2A30"/>
                 <w:sz w:val="20"/>
               </w:rPr>
-              <w:t>Print invoice window</w:t>
+              <w:t>Custom event themes create/delete</w:t>
             </w:r>
           </w:p>
         </w:tc>
@@ -2994,6 +2994,84 @@
                 <w:color w:val="3A2A30"/>
                 <w:sz w:val="20"/>
               </w:rPr>
+              <w:t>Could Have</w:t>
+            </w:r>
+          </w:p>
+        </w:tc>
+        <w:tc>
+          <w:tcPr>
+            <w:tcW w:type="dxa" w:w="4986"/>
+          </w:tcPr>
+          <w:p>
+            <w:r/>
+            <w:r>
+              <w:rPr>
+                <w:rFonts w:ascii="Arial" w:hAnsi="Arial" w:cs="Arial"/>
+                <w:b w:val="0"/>
+                <w:i w:val="0"/>
+                <w:color w:val="3A2A30"/>
+                <w:sz w:val="20"/>
+              </w:rPr>
+              <w:t>Optional Stripe PI + webhook</w:t>
+            </w:r>
+          </w:p>
+        </w:tc>
+      </w:tr>
+      <w:tr>
+        <w:tc>
+          <w:tcPr>
+            <w:tcW w:type="dxa" w:w="4986"/>
+            <w:shd w:fill="F8F5F2" w:val="clear"/>
+          </w:tcPr>
+          <w:p>
+            <w:r/>
+            <w:r>
+              <w:rPr>
+                <w:rFonts w:ascii="Arial" w:hAnsi="Arial" w:cs="Arial"/>
+                <w:b w:val="0"/>
+                <w:i w:val="0"/>
+                <w:color w:val="3A2A30"/>
+                <w:sz w:val="20"/>
+              </w:rPr>
+              <w:t>Could Have</w:t>
+            </w:r>
+          </w:p>
+        </w:tc>
+        <w:tc>
+          <w:tcPr>
+            <w:tcW w:type="dxa" w:w="4986"/>
+            <w:shd w:fill="F8F5F2" w:val="clear"/>
+          </w:tcPr>
+          <w:p>
+            <w:r/>
+            <w:r>
+              <w:rPr>
+                <w:rFonts w:ascii="Arial" w:hAnsi="Arial" w:cs="Arial"/>
+                <w:b w:val="0"/>
+                <w:i w:val="0"/>
+                <w:color w:val="3A2A30"/>
+                <w:sz w:val="20"/>
+              </w:rPr>
+              <w:t>Print invoice window</w:t>
+            </w:r>
+          </w:p>
+        </w:tc>
+      </w:tr>
+      <w:tr>
+        <w:tc>
+          <w:tcPr>
+            <w:tcW w:type="dxa" w:w="4986"/>
+          </w:tcPr>
+          <w:p>
+            <w:r/>
+            <w:r>
+              <w:rPr>
+                <w:rFonts w:ascii="Arial" w:hAnsi="Arial" w:cs="Arial"/>
+                <w:b w:val="0"/>
+                <w:i w:val="0"/>
+                <w:color w:val="3A2A30"/>
+                <w:sz w:val="20"/>
+              </w:rPr>
               <w:t>Won’t Have now</w:t>
             </w:r>
           </w:p>
@@ -3012,7 +3090,7 @@
                 <w:color w:val="3A2A30"/>
                 <w:sz w:val="20"/>
               </w:rPr>
-              <w:t>Email verification / reset mail, customer password-change form, click-and-collect, geo zones, HT/TVA, native app, chat, AI, 2FA, reviews UI</w:t>
+              <w:t>Click-and-collect, geo zones, HT/TVA, native app, chat, AI, 2FA, reviews UI</w:t>
             </w:r>
           </w:p>
         </w:tc>
@@ -4649,7 +4727,7 @@
                 <w:color w:val="3A2A30"/>
                 <w:sz w:val="20"/>
               </w:rPr>
-              <w:t>Not shipped</w:t>
+              <w:t>Done</w:t>
             </w:r>
           </w:p>
         </w:tc>
@@ -4668,7 +4746,7 @@
                 <w:color w:val="3A2A30"/>
                 <w:sz w:val="20"/>
               </w:rPr>
-              <w:t>verify-code.html is UI only — listed as missing</w:t>
+              <w:t>POST /auth/verify + /verify-code.html (email or SMS, classroom demo_code)</w:t>
             </w:r>
           </w:p>
         </w:tc>
@@ -4706,7 +4784,7 @@
                 <w:color w:val="3A2A30"/>
                 <w:sz w:val="20"/>
               </w:rPr>
-              <w:t>Partial</w:t>
+              <w:t>Done</w:t>
             </w:r>
           </w:p>
         </w:tc>
@@ -4724,7 +4802,7 @@
                 <w:color w:val="3A2A30"/>
                 <w:sz w:val="20"/>
               </w:rPr>
-              <w:t>PUT /users/&lt;id&gt; hashes password but is admin-only; no customer password-change form</w:t>
+              <w:t>POST /auth/change-password from /account.html; forgot/reset with 6-digit code</w:t>
             </w:r>
           </w:p>
         </w:tc>
@@ -8255,7 +8333,7 @@
           <w:color w:val="3A2A30"/>
           <w:sz w:val="22"/>
         </w:rPr>
-        <w:t>Unit/integration via Flask test_client + in-memory SQLite. Critical paths: auth hashing, roles, checkout money, IDOR, vitrine, uploads, HTTPS redirect, CNIL lockout. Manual table in docs/testing.md (M1–M10). No Playwright yet. Evidence: docs/test-evidence/, 86 tests OK. Bugs found (empty cart, bcrypt Marie, shared cart, float money, forged JWT, season picker on home, sparse admin orders) are fixed and listed. Open: no email, no customer password-change form, reviews unmounted, localStorage cart, leftover modules lowering package coverage.</w:t>
+        <w:t>Unit/integration via Flask test_client + in-memory SQLite. Critical paths: auth hashing, roles, checkout money, IDOR, vitrine, uploads, HTTPS redirect, CNIL lockout, email/SMS verify, password change. Manual table in docs/testing.md (M1–M10). No Playwright yet. Evidence: docs/test-evidence/, 92 tests OK. Bugs found (empty cart, bcrypt Marie, shared cart, float money, forged JWT, season picker on home, sparse admin orders) are fixed and listed. Open: reviews unmounted, localStorage cart, leftover modules lowering package coverage, no public production host.</w:t>
       </w:r>
     </w:p>
     <w:p>
@@ -10167,7 +10245,7 @@
                 <w:color w:val="3A2A30"/>
                 <w:sz w:val="20"/>
               </w:rPr>
-              <w:t>Email verification</w:t>
+              <w:t>Email / SMS verification</w:t>
             </w:r>
           </w:p>
         </w:tc>
@@ -10203,7 +10281,7 @@
                 <w:color w:val="3A2A30"/>
                 <w:sz w:val="20"/>
               </w:rPr>
-              <w:t>—</w:t>
+              <w:t>Dimitri</w:t>
             </w:r>
           </w:p>
         </w:tc>
@@ -10221,7 +10299,7 @@
                 <w:color w:val="3A2A30"/>
                 <w:sz w:val="20"/>
               </w:rPr>
-              <w:t>Mandatory list</w:t>
+              <w:t>Must</w:t>
             </w:r>
           </w:p>
         </w:tc>
@@ -10239,7 +10317,104 @@
                 <w:color w:val="3A2A30"/>
                 <w:sz w:val="20"/>
               </w:rPr>
-              <w:t>Won’t this demo</w:t>
+              <w:t>Done</w:t>
+            </w:r>
+          </w:p>
+        </w:tc>
+      </w:tr>
+      <w:tr>
+        <w:tc>
+          <w:tcPr>
+            <w:tcW w:type="dxa" w:w="1994"/>
+            <w:shd w:fill="F8F5F2" w:val="clear"/>
+          </w:tcPr>
+          <w:p>
+            <w:r/>
+            <w:r>
+              <w:rPr>
+                <w:rFonts w:ascii="Arial" w:hAnsi="Arial" w:cs="Arial"/>
+                <w:b w:val="0"/>
+                <w:i w:val="0"/>
+                <w:color w:val="3A2A30"/>
+                <w:sz w:val="20"/>
+              </w:rPr>
+              <w:t>Customer password change</w:t>
+            </w:r>
+          </w:p>
+        </w:tc>
+        <w:tc>
+          <w:tcPr>
+            <w:tcW w:type="dxa" w:w="1994"/>
+            <w:shd w:fill="F8F5F2" w:val="clear"/>
+          </w:tcPr>
+          <w:p>
+            <w:r/>
+            <w:r>
+              <w:rPr>
+                <w:rFonts w:ascii="Arial" w:hAnsi="Arial" w:cs="Arial"/>
+                <w:b w:val="0"/>
+                <w:i w:val="0"/>
+                <w:color w:val="3A2A30"/>
+                <w:sz w:val="20"/>
+              </w:rPr>
+              <w:t>Story</w:t>
+            </w:r>
+          </w:p>
+        </w:tc>
+        <w:tc>
+          <w:tcPr>
+            <w:tcW w:type="dxa" w:w="1994"/>
+            <w:shd w:fill="F8F5F2" w:val="clear"/>
+          </w:tcPr>
+          <w:p>
+            <w:r/>
+            <w:r>
+              <w:rPr>
+                <w:rFonts w:ascii="Arial" w:hAnsi="Arial" w:cs="Arial"/>
+                <w:b w:val="0"/>
+                <w:i w:val="0"/>
+                <w:color w:val="3A2A30"/>
+                <w:sz w:val="20"/>
+              </w:rPr>
+              <w:t>Dimitri</w:t>
+            </w:r>
+          </w:p>
+        </w:tc>
+        <w:tc>
+          <w:tcPr>
+            <w:tcW w:type="dxa" w:w="1994"/>
+            <w:shd w:fill="F8F5F2" w:val="clear"/>
+          </w:tcPr>
+          <w:p>
+            <w:r/>
+            <w:r>
+              <w:rPr>
+                <w:rFonts w:ascii="Arial" w:hAnsi="Arial" w:cs="Arial"/>
+                <w:b w:val="0"/>
+                <w:i w:val="0"/>
+                <w:color w:val="3A2A30"/>
+                <w:sz w:val="20"/>
+              </w:rPr>
+              <w:t>Must</w:t>
+            </w:r>
+          </w:p>
+        </w:tc>
+        <w:tc>
+          <w:tcPr>
+            <w:tcW w:type="dxa" w:w="1994"/>
+            <w:shd w:fill="F8F5F2" w:val="clear"/>
+          </w:tcPr>
+          <w:p>
+            <w:r/>
+            <w:r>
+              <w:rPr>
+                <w:rFonts w:ascii="Arial" w:hAnsi="Arial" w:cs="Arial"/>
+                <w:b w:val="0"/>
+                <w:i w:val="0"/>
+                <w:color w:val="3A2A30"/>
+                <w:sz w:val="20"/>
+              </w:rPr>
+              <w:t>Done</w:t>
             </w:r>
           </w:p>
         </w:tc>
@@ -10689,7 +10864,7 @@
           <w:color w:val="3A2A30"/>
           <w:sz w:val="22"/>
         </w:rPr>
-        <w:t>Pivoine &amp; Lilas is a florist shop that takes a real order after closing time. The specification, the README, and the deck match the shipped MVP: JWT shop, Decimal checkout, vitrine, tracking, printable TTC invoices, local HTTPS, CNIL lockout, 86 tests. Cuts (email verification, customer password-change form, geo, HT/TVA, homepage CMS) are explicit. The next work is operations, not another visual pass.</w:t>
+        <w:t>Pivoine &amp; Lilas is a florist shop that takes a real order after closing time. The specification, the README, and the deck match the shipped MVP: JWT shop, Decimal checkout, vitrine, tracking, printable TTC invoices, local HTTPS, CNIL lockout, email/SMS verification, customer password change, 92 tests. Cuts (geo, HT/TVA, homepage CMS) are explicit. The next work is operations, not another visual pass.</w:t>
       </w:r>
     </w:p>
     <w:sectPr>

--- a/docs/Pivoine-Lilas-Specifications.docx
+++ b/docs/Pivoine-Lilas-Specifications.docx
@@ -143,14 +143,15 @@
         <w:tblLook w:firstColumn="1" w:firstRow="1" w:lastColumn="0" w:lastRow="0" w:noHBand="0" w:noVBand="1" w:val="04A0"/>
       </w:tblPr>
       <w:tblGrid>
-        <w:gridCol w:w="3324"/>
-        <w:gridCol w:w="3324"/>
-        <w:gridCol w:w="3324"/>
+        <w:gridCol w:w="2493"/>
+        <w:gridCol w:w="2493"/>
+        <w:gridCol w:w="2493"/>
+        <w:gridCol w:w="2493"/>
       </w:tblGrid>
       <w:tr>
         <w:tc>
           <w:tcPr>
-            <w:tcW w:type="dxa" w:w="3324"/>
+            <w:tcW w:type="dxa" w:w="2493"/>
             <w:shd w:fill="BC6288" w:val="clear"/>
           </w:tcPr>
           <w:p>
@@ -169,7 +170,7 @@
         </w:tc>
         <w:tc>
           <w:tcPr>
-            <w:tcW w:type="dxa" w:w="3324"/>
+            <w:tcW w:type="dxa" w:w="2493"/>
             <w:shd w:fill="BC6288" w:val="clear"/>
           </w:tcPr>
           <w:p>
@@ -182,13 +183,32 @@
                 <w:color w:val="FFFFFF"/>
                 <w:sz w:val="20"/>
               </w:rPr>
+              <w:t>Share</w:t>
+            </w:r>
+          </w:p>
+        </w:tc>
+        <w:tc>
+          <w:tcPr>
+            <w:tcW w:type="dxa" w:w="2493"/>
+            <w:shd w:fill="BC6288" w:val="clear"/>
+          </w:tcPr>
+          <w:p>
+            <w:r/>
+            <w:r>
+              <w:rPr>
+                <w:rFonts w:ascii="Arial" w:hAnsi="Arial" w:cs="Arial"/>
+                <w:b/>
+                <w:i w:val="0"/>
+                <w:color w:val="FFFFFF"/>
+                <w:sz w:val="20"/>
+              </w:rPr>
               <w:t>Role</w:t>
             </w:r>
           </w:p>
         </w:tc>
         <w:tc>
           <w:tcPr>
-            <w:tcW w:type="dxa" w:w="3324"/>
+            <w:tcW w:type="dxa" w:w="2493"/>
             <w:shd w:fill="BC6288" w:val="clear"/>
           </w:tcPr>
           <w:p>
@@ -209,7 +229,7 @@
       <w:tr>
         <w:tc>
           <w:tcPr>
-            <w:tcW w:type="dxa" w:w="3324"/>
+            <w:tcW w:type="dxa" w:w="2493"/>
           </w:tcPr>
           <w:p>
             <w:r/>
@@ -227,37 +247,55 @@
         </w:tc>
         <w:tc>
           <w:tcPr>
-            <w:tcW w:type="dxa" w:w="3324"/>
-          </w:tcPr>
-          <w:p>
-            <w:r/>
-            <w:r>
-              <w:rPr>
-                <w:rFonts w:ascii="Arial" w:hAnsi="Arial" w:cs="Arial"/>
-                <w:b w:val="0"/>
-                <w:i w:val="0"/>
-                <w:color w:val="3A2A30"/>
-                <w:sz w:val="20"/>
-              </w:rPr>
-              <w:t>Backend lead &amp; full-stack</w:t>
-            </w:r>
-          </w:p>
-        </w:tc>
-        <w:tc>
-          <w:tcPr>
-            <w:tcW w:type="dxa" w:w="3324"/>
-          </w:tcPr>
-          <w:p>
-            <w:r/>
-            <w:r>
-              <w:rPr>
-                <w:rFonts w:ascii="Arial" w:hAnsi="Arial" w:cs="Arial"/>
-                <w:b w:val="0"/>
-                <w:i w:val="0"/>
-                <w:color w:val="3A2A30"/>
-                <w:sz w:val="20"/>
-              </w:rPr>
-              <w:t>Flask API, SQLAlchemy models, JWT auth, checkout (Decimal prices, test cards, optional Stripe), admin guards, tests, HTTPS, CNIL lockout, README and this specification.</w:t>
+            <w:tcW w:type="dxa" w:w="2493"/>
+          </w:tcPr>
+          <w:p>
+            <w:r/>
+            <w:r>
+              <w:rPr>
+                <w:rFonts w:ascii="Arial" w:hAnsi="Arial" w:cs="Arial"/>
+                <w:b w:val="0"/>
+                <w:i w:val="0"/>
+                <w:color w:val="3A2A30"/>
+                <w:sz w:val="20"/>
+              </w:rPr>
+              <w:t>50 %</w:t>
+            </w:r>
+          </w:p>
+        </w:tc>
+        <w:tc>
+          <w:tcPr>
+            <w:tcW w:type="dxa" w:w="2493"/>
+          </w:tcPr>
+          <w:p>
+            <w:r/>
+            <w:r>
+              <w:rPr>
+                <w:rFonts w:ascii="Arial" w:hAnsi="Arial" w:cs="Arial"/>
+                <w:b w:val="0"/>
+                <w:i w:val="0"/>
+                <w:color w:val="3A2A30"/>
+                <w:sz w:val="20"/>
+              </w:rPr>
+              <w:t>Backend (all of it)</w:t>
+            </w:r>
+          </w:p>
+        </w:tc>
+        <w:tc>
+          <w:tcPr>
+            <w:tcW w:type="dxa" w:w="2493"/>
+          </w:tcPr>
+          <w:p>
+            <w:r/>
+            <w:r>
+              <w:rPr>
+                <w:rFonts w:ascii="Arial" w:hAnsi="Arial" w:cs="Arial"/>
+                <w:b w:val="0"/>
+                <w:i w:val="0"/>
+                <w:color w:val="3A2A30"/>
+                <w:sz w:val="20"/>
+              </w:rPr>
+              <w:t>Entire server: Flask, REST /api/v1, JWT, checkout (Decimal, test cards, optional Stripe), admin guards, HTTPS, CNIL lockout, verification/reset APIs, tests, security. No frontend templates/CSS/JS. No database models or schema.</w:t>
             </w:r>
           </w:p>
         </w:tc>
@@ -265,7 +303,7 @@
       <w:tr>
         <w:tc>
           <w:tcPr>
-            <w:tcW w:type="dxa" w:w="3324"/>
+            <w:tcW w:type="dxa" w:w="2493"/>
             <w:shd w:fill="F8F5F2" w:val="clear"/>
           </w:tcPr>
           <w:p>
@@ -284,7 +322,7 @@
         </w:tc>
         <w:tc>
           <w:tcPr>
-            <w:tcW w:type="dxa" w:w="3324"/>
+            <w:tcW w:type="dxa" w:w="2493"/>
             <w:shd w:fill="F8F5F2" w:val="clear"/>
           </w:tcPr>
           <w:p>
@@ -297,13 +335,13 @@
                 <w:color w:val="3A2A30"/>
                 <w:sz w:val="20"/>
               </w:rPr>
-              <w:t>Frontend, product &amp; Demo Day</w:t>
-            </w:r>
-          </w:p>
-        </w:tc>
-        <w:tc>
-          <w:tcPr>
-            <w:tcW w:type="dxa" w:w="3324"/>
+              <w:t>50 %</w:t>
+            </w:r>
+          </w:p>
+        </w:tc>
+        <w:tc>
+          <w:tcPr>
+            <w:tcW w:type="dxa" w:w="2493"/>
             <w:shd w:fill="F8F5F2" w:val="clear"/>
           </w:tcPr>
           <w:p>
@@ -316,13 +354,47 @@
                 <w:color w:val="3A2A30"/>
                 <w:sz w:val="20"/>
               </w:rPr>
-              <w:t>Jinja/CSS/JS storefront, user stories, mockups/screens, live demonstration, presentation deck, CGV and merchant copy.</w:t>
+              <w:t>Frontend (all of it) + database (all of it)</w:t>
+            </w:r>
+          </w:p>
+        </w:tc>
+        <w:tc>
+          <w:tcPr>
+            <w:tcW w:type="dxa" w:w="2493"/>
+            <w:shd w:fill="F8F5F2" w:val="clear"/>
+          </w:tcPr>
+          <w:p>
+            <w:r/>
+            <w:r>
+              <w:rPr>
+                <w:rFonts w:ascii="Arial" w:hAnsi="Arial" w:cs="Arial"/>
+                <w:b w:val="0"/>
+                <w:i w:val="0"/>
+                <w:color w:val="3A2A30"/>
+                <w:sz w:val="20"/>
+              </w:rPr>
+              <w:t>Entire storefront: Jinja templates, CSS, vanilla JS, mockups, Demo Day deck, live demo, CGV. Entire database: SQLAlchemy models, ERD, SQLite/PostgreSQL schema, seed (users, seven categories, photos), vitrine tables (shop_themes, theme_products, shop_vitrine).</w:t>
             </w:r>
           </w:p>
         </w:tc>
       </w:tr>
     </w:tbl>
     <w:p/>
+    <w:p>
+      <w:pPr>
+        <w:spacing w:after="160"/>
+      </w:pPr>
+      <w:r>
+        <w:rPr>
+          <w:rFonts w:ascii="Arial" w:hAnsi="Arial" w:cs="Arial"/>
+          <w:b/>
+          <w:i w:val="0"/>
+          <w:color w:val="3A2A30"/>
+          <w:sz w:val="22"/>
+        </w:rPr>
+        <w:t>Workload is 50 / 50. Dimitri does not own the database. Mattieu does not own the Flask API. The two halves meet at JSON: Mattieu’s pages call Dimitri’s routes; Dimitri’s services persist through Mattieu’s tables.</w:t>
+      </w:r>
+    </w:p>
     <w:p>
       <w:pPr>
         <w:spacing w:after="160"/>
@@ -430,7 +502,7 @@
           <w:color w:val="3A2A30"/>
           <w:sz w:val="22"/>
         </w:rPr>
-        <w:t>Small UI or copy decisions: Mattieu, then a screenshot on the PR.</w:t>
+        <w:t>UI and copy: Mattieu (frontend). Schema, models, seed: Mattieu (database).</w:t>
       </w:r>
     </w:p>
     <w:p>
@@ -446,7 +518,7 @@
           <w:color w:val="3A2A30"/>
           <w:sz w:val="22"/>
         </w:rPr>
-        <w:t>API, schema, security, money: Dimitri, with a test in the same PR.</w:t>
+        <w:t>API, auth, checkout, security, tests: Dimitri (backend), with a test in the same PR.</w:t>
       </w:r>
     </w:p>
     <w:p>
@@ -1126,7 +1198,7 @@
           <w:color w:val="3A2A30"/>
           <w:sz w:val="22"/>
         </w:rPr>
-        <w:t>Transactional email (receipts, verification, password reset) — pages exist as UI only.</w:t>
+        <w:t>Promotional email alerts for events — verification and password reset use a 6-digit code (SMTP optional).</w:t>
       </w:r>
     </w:p>
     <w:p>
@@ -1627,7 +1699,7 @@
                 <w:color w:val="3A2A30"/>
                 <w:sz w:val="20"/>
               </w:rPr>
-              <w:t>Dimitri owns money/auth; Mattieu owns demo UI. No single-person critical path without a fallback (tests + README).</w:t>
+              <w:t>50/50 split: Dimitri = all backend; Mattieu = all frontend + all database. Fallback = tests + README.</w:t>
             </w:r>
           </w:p>
         </w:tc>
@@ -9111,7 +9183,7 @@
                 <w:color w:val="3A2A30"/>
                 <w:sz w:val="20"/>
               </w:rPr>
-              <w:t>US-01..02 Auth</w:t>
+              <w:t>US-01..02 Auth API</w:t>
             </w:r>
           </w:p>
         </w:tc>
@@ -9183,7 +9255,7 @@
                 <w:color w:val="3A2A30"/>
                 <w:sz w:val="20"/>
               </w:rPr>
-              <w:t>backend, security</w:t>
+              <w:t>backend</w:t>
             </w:r>
           </w:p>
         </w:tc>
@@ -9204,7 +9276,7 @@
                 <w:color w:val="3A2A30"/>
                 <w:sz w:val="20"/>
               </w:rPr>
-              <w:t>US-03..05 Shop + cart</w:t>
+              <w:t>US-03..05 Shop + cart UI</w:t>
             </w:r>
           </w:p>
         </w:tc>
@@ -9300,7 +9372,7 @@
                 <w:color w:val="3A2A30"/>
                 <w:sz w:val="20"/>
               </w:rPr>
-              <w:t>US-06..07 Checkout + deposit</w:t>
+              <w:t>Catalog / orders tables</w:t>
             </w:r>
           </w:p>
         </w:tc>
@@ -9318,7 +9390,7 @@
                 <w:color w:val="3A2A30"/>
                 <w:sz w:val="20"/>
               </w:rPr>
-              <w:t>Story</w:t>
+              <w:t>Tech</w:t>
             </w:r>
           </w:p>
         </w:tc>
@@ -9336,7 +9408,7 @@
                 <w:color w:val="3A2A30"/>
                 <w:sz w:val="20"/>
               </w:rPr>
-              <w:t>Dimitri</w:t>
+              <w:t>Mattieu</w:t>
             </w:r>
           </w:p>
         </w:tc>
@@ -9372,7 +9444,7 @@
                 <w:color w:val="3A2A30"/>
                 <w:sz w:val="20"/>
               </w:rPr>
-              <w:t>backend, payments</w:t>
+              <w:t>database</w:t>
             </w:r>
           </w:p>
         </w:tc>
@@ -9393,7 +9465,7 @@
                 <w:color w:val="3A2A30"/>
                 <w:sz w:val="20"/>
               </w:rPr>
-              <w:t>US-08 Tracking page</w:t>
+              <w:t>US-06..07 Checkout API</w:t>
             </w:r>
           </w:p>
         </w:tc>
@@ -9431,7 +9503,7 @@
                 <w:color w:val="3A2A30"/>
                 <w:sz w:val="20"/>
               </w:rPr>
-              <w:t>Mattieu</w:t>
+              <w:t>Dimitri</w:t>
             </w:r>
           </w:p>
         </w:tc>
@@ -9450,7 +9522,7 @@
                 <w:color w:val="3A2A30"/>
                 <w:sz w:val="20"/>
               </w:rPr>
-              <w:t>Should</w:t>
+              <w:t>Must</w:t>
             </w:r>
           </w:p>
         </w:tc>
@@ -9469,7 +9541,7 @@
                 <w:color w:val="3A2A30"/>
                 <w:sz w:val="20"/>
               </w:rPr>
-              <w:t>frontend</w:t>
+              <w:t>backend</w:t>
             </w:r>
           </w:p>
         </w:tc>
@@ -9489,7 +9561,7 @@
                 <w:color w:val="3A2A30"/>
                 <w:sz w:val="20"/>
               </w:rPr>
-              <w:t>US-11..15 Admin catalog, vitrine, invoices</w:t>
+              <w:t>US-08 Tracking page</w:t>
             </w:r>
           </w:p>
         </w:tc>
@@ -9525,7 +9597,7 @@
                 <w:color w:val="3A2A30"/>
                 <w:sz w:val="20"/>
               </w:rPr>
-              <w:t>Both</w:t>
+              <w:t>Mattieu</w:t>
             </w:r>
           </w:p>
         </w:tc>
@@ -9543,7 +9615,7 @@
                 <w:color w:val="3A2A30"/>
                 <w:sz w:val="20"/>
               </w:rPr>
-              <w:t>Must</w:t>
+              <w:t>Should</w:t>
             </w:r>
           </w:p>
         </w:tc>
@@ -9561,7 +9633,7 @@
                 <w:color w:val="3A2A30"/>
                 <w:sz w:val="20"/>
               </w:rPr>
-              <w:t>fullstack</w:t>
+              <w:t>frontend</w:t>
             </w:r>
           </w:p>
         </w:tc>
@@ -9582,7 +9654,7 @@
                 <w:color w:val="3A2A30"/>
                 <w:sz w:val="20"/>
               </w:rPr>
-              <w:t>HTTPS / FORCE_HTTPS</w:t>
+              <w:t>US-11..15 Admin screens</w:t>
             </w:r>
           </w:p>
         </w:tc>
@@ -9601,7 +9673,7 @@
                 <w:color w:val="3A2A30"/>
                 <w:sz w:val="20"/>
               </w:rPr>
-              <w:t>Tech</w:t>
+              <w:t>Story</w:t>
             </w:r>
           </w:p>
         </w:tc>
@@ -9620,7 +9692,7 @@
                 <w:color w:val="3A2A30"/>
                 <w:sz w:val="20"/>
               </w:rPr>
-              <w:t>Dimitri</w:t>
+              <w:t>Mattieu</w:t>
             </w:r>
           </w:p>
         </w:tc>
@@ -9658,7 +9730,7 @@
                 <w:color w:val="3A2A30"/>
                 <w:sz w:val="20"/>
               </w:rPr>
-              <w:t>security</w:t>
+              <w:t>frontend</w:t>
             </w:r>
           </w:p>
         </w:tc>
@@ -9678,7 +9750,7 @@
                 <w:color w:val="3A2A30"/>
                 <w:sz w:val="20"/>
               </w:rPr>
-              <w:t>CNIL login lockout</w:t>
+              <w:t>US-11..15 Admin APIs</w:t>
             </w:r>
           </w:p>
         </w:tc>
@@ -9696,7 +9768,7 @@
                 <w:color w:val="3A2A30"/>
                 <w:sz w:val="20"/>
               </w:rPr>
-              <w:t>Tech</w:t>
+              <w:t>Story</w:t>
             </w:r>
           </w:p>
         </w:tc>
@@ -9750,7 +9822,7 @@
                 <w:color w:val="3A2A30"/>
                 <w:sz w:val="20"/>
               </w:rPr>
-              <w:t>security</w:t>
+              <w:t>backend</w:t>
             </w:r>
           </w:p>
         </w:tc>
@@ -9771,7 +9843,7 @@
                 <w:color w:val="3A2A30"/>
                 <w:sz w:val="20"/>
               </w:rPr>
-              <w:t>DB schema + seed</w:t>
+              <w:t>HTTPS / FORCE_HTTPS</w:t>
             </w:r>
           </w:p>
         </w:tc>
@@ -9847,7 +9919,7 @@
                 <w:color w:val="3A2A30"/>
                 <w:sz w:val="20"/>
               </w:rPr>
-              <w:t>database</w:t>
+              <w:t>backend</w:t>
             </w:r>
           </w:p>
         </w:tc>
@@ -9867,7 +9939,7 @@
                 <w:color w:val="3A2A30"/>
                 <w:sz w:val="20"/>
               </w:rPr>
-              <w:t>API + Swagger</w:t>
+              <w:t>CNIL login lockout</w:t>
             </w:r>
           </w:p>
         </w:tc>
@@ -9939,7 +10011,7 @@
                 <w:color w:val="3A2A30"/>
                 <w:sz w:val="20"/>
               </w:rPr>
-              <w:t>api</w:t>
+              <w:t>backend</w:t>
             </w:r>
           </w:p>
         </w:tc>
@@ -9960,7 +10032,7 @@
                 <w:color w:val="3A2A30"/>
                 <w:sz w:val="20"/>
               </w:rPr>
-              <w:t>Security review / tests</w:t>
+              <w:t>DB schema + seed</w:t>
             </w:r>
           </w:p>
         </w:tc>
@@ -9998,7 +10070,7 @@
                 <w:color w:val="3A2A30"/>
                 <w:sz w:val="20"/>
               </w:rPr>
-              <w:t>Dimitri</w:t>
+              <w:t>Mattieu</w:t>
             </w:r>
           </w:p>
         </w:tc>
@@ -10036,7 +10108,7 @@
                 <w:color w:val="3A2A30"/>
                 <w:sz w:val="20"/>
               </w:rPr>
-              <w:t>security, test</w:t>
+              <w:t>database</w:t>
             </w:r>
           </w:p>
         </w:tc>
@@ -10056,7 +10128,7 @@
                 <w:color w:val="3A2A30"/>
                 <w:sz w:val="20"/>
               </w:rPr>
-              <w:t>Deck + demo story</w:t>
+              <w:t>API + Swagger</w:t>
             </w:r>
           </w:p>
         </w:tc>
@@ -10092,7 +10164,7 @@
                 <w:color w:val="3A2A30"/>
                 <w:sz w:val="20"/>
               </w:rPr>
-              <w:t>Mattieu</w:t>
+              <w:t>Dimitri</w:t>
             </w:r>
           </w:p>
         </w:tc>
@@ -10128,7 +10200,7 @@
                 <w:color w:val="3A2A30"/>
                 <w:sz w:val="20"/>
               </w:rPr>
-              <w:t>docs, demo</w:t>
+              <w:t>backend</w:t>
             </w:r>
           </w:p>
         </w:tc>
@@ -10149,7 +10221,7 @@
                 <w:color w:val="3A2A30"/>
                 <w:sz w:val="20"/>
               </w:rPr>
-              <w:t>README + specs</w:t>
+              <w:t>API tests</w:t>
             </w:r>
           </w:p>
         </w:tc>
@@ -10187,7 +10259,7 @@
                 <w:color w:val="3A2A30"/>
                 <w:sz w:val="20"/>
               </w:rPr>
-              <w:t>Both</w:t>
+              <w:t>Dimitri</w:t>
             </w:r>
           </w:p>
         </w:tc>
@@ -10225,7 +10297,7 @@
                 <w:color w:val="3A2A30"/>
                 <w:sz w:val="20"/>
               </w:rPr>
-              <w:t>docs</w:t>
+              <w:t>backend</w:t>
             </w:r>
           </w:p>
         </w:tc>
@@ -10245,7 +10317,7 @@
                 <w:color w:val="3A2A30"/>
                 <w:sz w:val="20"/>
               </w:rPr>
-              <w:t>Email / SMS verification</w:t>
+              <w:t>Deck + demo + mockups</w:t>
             </w:r>
           </w:p>
         </w:tc>
@@ -10263,7 +10335,7 @@
                 <w:color w:val="3A2A30"/>
                 <w:sz w:val="20"/>
               </w:rPr>
-              <w:t>Story</w:t>
+              <w:t>Tech</w:t>
             </w:r>
           </w:p>
         </w:tc>
@@ -10281,7 +10353,7 @@
                 <w:color w:val="3A2A30"/>
                 <w:sz w:val="20"/>
               </w:rPr>
-              <w:t>Dimitri</w:t>
+              <w:t>Mattieu</w:t>
             </w:r>
           </w:p>
         </w:tc>
@@ -10317,7 +10389,7 @@
                 <w:color w:val="3A2A30"/>
                 <w:sz w:val="20"/>
               </w:rPr>
-              <w:t>Done</w:t>
+              <w:t>frontend</w:t>
             </w:r>
           </w:p>
         </w:tc>
@@ -10338,7 +10410,7 @@
                 <w:color w:val="3A2A30"/>
                 <w:sz w:val="20"/>
               </w:rPr>
-              <w:t>Customer password change</w:t>
+              <w:t>Email / SMS verify API</w:t>
             </w:r>
           </w:p>
         </w:tc>
@@ -10414,7 +10486,196 @@
                 <w:color w:val="3A2A30"/>
                 <w:sz w:val="20"/>
               </w:rPr>
-              <w:t>Done</w:t>
+              <w:t>backend</w:t>
+            </w:r>
+          </w:p>
+        </w:tc>
+      </w:tr>
+      <w:tr>
+        <w:tc>
+          <w:tcPr>
+            <w:tcW w:type="dxa" w:w="1994"/>
+          </w:tcPr>
+          <w:p>
+            <w:r/>
+            <w:r>
+              <w:rPr>
+                <w:rFonts w:ascii="Arial" w:hAnsi="Arial" w:cs="Arial"/>
+                <w:b w:val="0"/>
+                <w:i w:val="0"/>
+                <w:color w:val="3A2A30"/>
+                <w:sz w:val="20"/>
+              </w:rPr>
+              <w:t>Password-change API</w:t>
+            </w:r>
+          </w:p>
+        </w:tc>
+        <w:tc>
+          <w:tcPr>
+            <w:tcW w:type="dxa" w:w="1994"/>
+          </w:tcPr>
+          <w:p>
+            <w:r/>
+            <w:r>
+              <w:rPr>
+                <w:rFonts w:ascii="Arial" w:hAnsi="Arial" w:cs="Arial"/>
+                <w:b w:val="0"/>
+                <w:i w:val="0"/>
+                <w:color w:val="3A2A30"/>
+                <w:sz w:val="20"/>
+              </w:rPr>
+              <w:t>Story</w:t>
+            </w:r>
+          </w:p>
+        </w:tc>
+        <w:tc>
+          <w:tcPr>
+            <w:tcW w:type="dxa" w:w="1994"/>
+          </w:tcPr>
+          <w:p>
+            <w:r/>
+            <w:r>
+              <w:rPr>
+                <w:rFonts w:ascii="Arial" w:hAnsi="Arial" w:cs="Arial"/>
+                <w:b w:val="0"/>
+                <w:i w:val="0"/>
+                <w:color w:val="3A2A30"/>
+                <w:sz w:val="20"/>
+              </w:rPr>
+              <w:t>Dimitri</w:t>
+            </w:r>
+          </w:p>
+        </w:tc>
+        <w:tc>
+          <w:tcPr>
+            <w:tcW w:type="dxa" w:w="1994"/>
+          </w:tcPr>
+          <w:p>
+            <w:r/>
+            <w:r>
+              <w:rPr>
+                <w:rFonts w:ascii="Arial" w:hAnsi="Arial" w:cs="Arial"/>
+                <w:b w:val="0"/>
+                <w:i w:val="0"/>
+                <w:color w:val="3A2A30"/>
+                <w:sz w:val="20"/>
+              </w:rPr>
+              <w:t>Must</w:t>
+            </w:r>
+          </w:p>
+        </w:tc>
+        <w:tc>
+          <w:tcPr>
+            <w:tcW w:type="dxa" w:w="1994"/>
+          </w:tcPr>
+          <w:p>
+            <w:r/>
+            <w:r>
+              <w:rPr>
+                <w:rFonts w:ascii="Arial" w:hAnsi="Arial" w:cs="Arial"/>
+                <w:b w:val="0"/>
+                <w:i w:val="0"/>
+                <w:color w:val="3A2A30"/>
+                <w:sz w:val="20"/>
+              </w:rPr>
+              <w:t>backend</w:t>
+            </w:r>
+          </w:p>
+        </w:tc>
+      </w:tr>
+      <w:tr>
+        <w:tc>
+          <w:tcPr>
+            <w:tcW w:type="dxa" w:w="1994"/>
+            <w:shd w:fill="F8F5F2" w:val="clear"/>
+          </w:tcPr>
+          <w:p>
+            <w:r/>
+            <w:r>
+              <w:rPr>
+                <w:rFonts w:ascii="Arial" w:hAnsi="Arial" w:cs="Arial"/>
+                <w:b w:val="0"/>
+                <w:i w:val="0"/>
+                <w:color w:val="3A2A30"/>
+                <w:sz w:val="20"/>
+              </w:rPr>
+              <w:t>Password / verify pages</w:t>
+            </w:r>
+          </w:p>
+        </w:tc>
+        <w:tc>
+          <w:tcPr>
+            <w:tcW w:type="dxa" w:w="1994"/>
+            <w:shd w:fill="F8F5F2" w:val="clear"/>
+          </w:tcPr>
+          <w:p>
+            <w:r/>
+            <w:r>
+              <w:rPr>
+                <w:rFonts w:ascii="Arial" w:hAnsi="Arial" w:cs="Arial"/>
+                <w:b w:val="0"/>
+                <w:i w:val="0"/>
+                <w:color w:val="3A2A30"/>
+                <w:sz w:val="20"/>
+              </w:rPr>
+              <w:t>Story</w:t>
+            </w:r>
+          </w:p>
+        </w:tc>
+        <w:tc>
+          <w:tcPr>
+            <w:tcW w:type="dxa" w:w="1994"/>
+            <w:shd w:fill="F8F5F2" w:val="clear"/>
+          </w:tcPr>
+          <w:p>
+            <w:r/>
+            <w:r>
+              <w:rPr>
+                <w:rFonts w:ascii="Arial" w:hAnsi="Arial" w:cs="Arial"/>
+                <w:b w:val="0"/>
+                <w:i w:val="0"/>
+                <w:color w:val="3A2A30"/>
+                <w:sz w:val="20"/>
+              </w:rPr>
+              <w:t>Mattieu</w:t>
+            </w:r>
+          </w:p>
+        </w:tc>
+        <w:tc>
+          <w:tcPr>
+            <w:tcW w:type="dxa" w:w="1994"/>
+            <w:shd w:fill="F8F5F2" w:val="clear"/>
+          </w:tcPr>
+          <w:p>
+            <w:r/>
+            <w:r>
+              <w:rPr>
+                <w:rFonts w:ascii="Arial" w:hAnsi="Arial" w:cs="Arial"/>
+                <w:b w:val="0"/>
+                <w:i w:val="0"/>
+                <w:color w:val="3A2A30"/>
+                <w:sz w:val="20"/>
+              </w:rPr>
+              <w:t>Must</w:t>
+            </w:r>
+          </w:p>
+        </w:tc>
+        <w:tc>
+          <w:tcPr>
+            <w:tcW w:type="dxa" w:w="1994"/>
+            <w:shd w:fill="F8F5F2" w:val="clear"/>
+          </w:tcPr>
+          <w:p>
+            <w:r/>
+            <w:r>
+              <w:rPr>
+                <w:rFonts w:ascii="Arial" w:hAnsi="Arial" w:cs="Arial"/>
+                <w:b w:val="0"/>
+                <w:i w:val="0"/>
+                <w:color w:val="3A2A30"/>
+                <w:sz w:val="20"/>
+              </w:rPr>
+              <w:t>frontend</w:t>
             </w:r>
           </w:p>
         </w:tc>
@@ -10433,7 +10694,7 @@
           <w:color w:val="3A2A30"/>
           <w:sz w:val="22"/>
         </w:rPr>
-        <w:t>Deadlines: MVP purchase path first; vitrine and invoices before Demo Day; leftovers (email, geo) explicitly Won’t Have. Workload: Dimitri heavier on tests/API; Mattieu heavier on UI/demo speaking time.</w:t>
+        <w:t>Deadlines: MVP purchase path first; vitrine and invoices before Demo Day; leftovers (geo, HT/TVA) explicitly Won’t Have. Workload: 50 % Dimitri (backend only) / 50 % Mattieu (frontend + database).</w:t>
       </w:r>
     </w:p>
     <w:p>
